--- a/docs/Bachelor docs/2026_Б_ПІ_ПЗПІ_22_1_Токар_Д_Ю_пояснювальна_записка.docx
+++ b/docs/Bachelor docs/2026_Б_ПІ_ПЗПІ_22_1_Токар_Д_Ю_пояснювальна_записка.docx
@@ -1319,7 +1319,17 @@
           <w:u w:val="single"/>
           <w:lang w:val="uk-UA" w:eastAsia="ru-RU"/>
         </w:rPr>
-        <w:t xml:space="preserve">Кирило СМЕЛЯКОВ     </w:t>
+        <w:t>Ілона РЕВЕНЧУК</w:t>
+      </w:r>
+      <w:r>
+        <w:rPr>
+          <w:rFonts w:eastAsia="Times New Roman"/>
+          <w:snapToGrid w:val="0"/>
+          <w:szCs w:val="20"/>
+          <w:u w:val="single"/>
+          <w:lang w:val="uk-UA" w:eastAsia="ru-RU"/>
+        </w:rPr>
+        <w:t xml:space="preserve">     </w:t>
       </w:r>
       <w:r>
         <w:rPr>
@@ -4224,8 +4234,6 @@
               </w:rPr>
               <w:t>25.06.2026</w:t>
             </w:r>
-            <w:bookmarkStart w:id="0" w:name="_GoBack"/>
-            <w:bookmarkEnd w:id="0"/>
           </w:p>
         </w:tc>
         <w:tc>
@@ -4695,7 +4703,7 @@
         <w:rPr>
           <w:lang w:val="ru-RU"/>
         </w:rPr>
-        <w:t>104</w:t>
+        <w:t>103</w:t>
       </w:r>
       <w:r>
         <w:rPr>
@@ -4713,7 +4721,25 @@
         <w:rPr>
           <w:lang w:val="ru-RU"/>
         </w:rPr>
-        <w:t xml:space="preserve"> табл., 10 джерел.</w:t>
+        <w:t xml:space="preserve"> табл., 11</w:t>
+      </w:r>
+      <w:r>
+        <w:rPr>
+          <w:lang w:val="ru-RU"/>
+        </w:rPr>
+        <w:t xml:space="preserve"> джерел</w:t>
+      </w:r>
+      <w:r>
+        <w:rPr>
+          <w:lang w:val="ru-RU"/>
+        </w:rPr>
+        <w:t>, 2 додатки</w:t>
+      </w:r>
+      <w:r>
+        <w:rPr>
+          <w:lang w:val="ru-RU"/>
+        </w:rPr>
+        <w:t>.</w:t>
       </w:r>
     </w:p>
     <w:p>
@@ -4855,21 +4881,7 @@
         <w:rPr>
           <w:lang w:val="ru-RU"/>
         </w:rPr>
-        <w:t xml:space="preserve">Об'єкт дослідження — процес автоматизації обслуговування клієнтів </w:t>
-      </w:r>
-      <w:proofErr w:type="gramStart"/>
-      <w:r>
-        <w:rPr>
-          <w:lang w:val="ru-RU"/>
-        </w:rPr>
-        <w:t>у закладах</w:t>
-      </w:r>
-      <w:proofErr w:type="gramEnd"/>
-      <w:r>
-        <w:rPr>
-          <w:lang w:val="ru-RU"/>
-        </w:rPr>
-        <w:t xml:space="preserve"> громадського харчування малого та середнього формату.</w:t>
+        <w:t>Об'єкт дослідження — процес автоматизації обслуговування клієнтів у закладах громадського харчування малого та середнього формату.</w:t>
       </w:r>
     </w:p>
     <w:p>
@@ -5280,9 +5292,12 @@
     <w:p>
       <w:pPr>
         <w:spacing w:after="160" w:line="259" w:lineRule="auto"/>
-        <w:ind w:firstLine="0"/>
+        <w:ind w:firstLine="720"/>
         <w:jc w:val="left"/>
       </w:pPr>
+      <w:r>
+        <w:t>The object of the study is the process of automating customer service in small and medium-sized restaurants.</w:t>
+      </w:r>
     </w:p>
     <w:p>
       <w:pPr>
@@ -5291,7 +5306,7 @@
         <w:jc w:val="left"/>
       </w:pPr>
       <w:r>
-        <w:t>The object of the study is the process of automating customer service in small and medium-sized restaurants.</w:t>
+        <w:t>The subject of the study is the methods and tools for developing a software system for contactless food ordering based on QR technology, using the ReactJS, Node.js, and MongoDB technology stack.</w:t>
       </w:r>
     </w:p>
     <w:p>
@@ -5301,7 +5316,7 @@
         <w:jc w:val="left"/>
       </w:pPr>
       <w:r>
-        <w:t>The subject of the study is the methods and tools for developing a software system for contactless food ordering based on QR technology, using the ReactJS, Node.js, and MongoDB technology stack.</w:t>
+        <w:t>The objective of this work is to design and develop a software system for contactless food ordering in a restaurant using QR technologies, which ensures the full cycle of guest interaction with the establishment—from scanning a QR code to completing payment—without the mandatory involvement of service staff.</w:t>
       </w:r>
     </w:p>
     <w:p>
@@ -5311,7 +5326,7 @@
         <w:jc w:val="left"/>
       </w:pPr>
       <w:r>
-        <w:t>The objective of this work is to design and develop a software system for contactless food ordering in a restaurant using QR technologies, which ensures the full cycle of guest interaction with the establishment—from scanning a QR code to completing payment—without the mandatory involvement of service staff.</w:t>
+        <w:t>Research methods include a comparative analysis of existing software solutions in the field of restaurant service automation; methodologies for defining software requirements; object-oriented design methods; web application architectural design patterns (three-tier architecture, multi-tenant SaaS, layered server-side code organization); methods for designing document-oriented databases; principles for designing REST APIs and the WebSocket protocol for real-time data transmission.</w:t>
       </w:r>
     </w:p>
     <w:p>
@@ -5321,29 +5336,8 @@
         <w:jc w:val="left"/>
       </w:pPr>
       <w:r>
-        <w:t>Research methods include a comparative analysis of existing software solutions in the field of restaurant service automation; methodologies for defining software requirements in accordance with the IEEE Std 830-1998 standard; object-oriented design methods; web application architectural design patterns (three-tier architecture, multi-tenant SaaS, layered server-side code organization); methods for designing document-oriented databases; principles for designing REST APIs and the WebSocket protocol for real-time data transmission.</w:t>
-      </w:r>
-    </w:p>
-    <w:p>
-      <w:pPr>
-        <w:spacing w:after="160" w:line="259" w:lineRule="auto"/>
-        <w:ind w:firstLine="720"/>
-        <w:jc w:val="left"/>
-      </w:pPr>
-      <w:r>
-        <w:t xml:space="preserve">As a result of this project, a client-server system was designed and implemented, consisting of a single-page web application for guests and staff, and a server-side component supporting REST API and WebSocket connections. A complete set of functional and non-functional requirements was developed, containing 15 functional modules, over 80 functional requirements with unique identifiers, and over 70 acceptance criteria in the Given/When/Then format. A document-oriented database schema with 23 collections was designed. Integration with external services has been implemented: LiqPay payment gateway, Google OAuth 2.0, AWS S3, Resend, and Google Translate API. A Freemium monetization model has been implemented with technical separation of functionality between free and premium plans at the database and middleware levels. The practical value of this work lies in the creation of a software product suitable for real-world implementation in small and medium-sized food service establishments. The system’s modular design ensures its flexibility and the ability to further expand functionality according to the needs of a specific business. The proposed </w:t>
-      </w:r>
-      <w:r>
-        <w:lastRenderedPageBreak/>
-        <w:t>Freemium monetization model makes the product financially accessible to small-scale establishments, which was identified as a key market gap based on the results of an industry analysis.</w:t>
-      </w:r>
-    </w:p>
-    <w:p>
-      <w:pPr>
-        <w:spacing w:after="160" w:line="259" w:lineRule="auto"/>
-        <w:ind w:firstLine="720"/>
-        <w:jc w:val="left"/>
-      </w:pPr>
+        <w:t>As a result of this project, a client-server system was designed and implemented, consisting of a single-page web application for guests and staff, and a server-side component supporting REST API and WebSocket connections. A complete set of functional and non-functional requirements was developed, containing 15 functional modules, over 80 functional requirements with unique identifiers, and over 70 acceptance criteria. A document-oriented database schema with 23 collections was designed. Integration with external services has been implemented: LiqPay payment gateway, Google OAuth 2.0, AWS S3, Resend, and Google Translate API. A Freemium monetization model has been implemented with technical separation of functionality between free and premium plans at the database and middleware levels. The practical value of this work lies in the creation of a software product suitable for real-world implementation in small and medium-sized food service establishments. The system’s modular design ensures its flexibility and the ability to further expand functionality according to the needs of a specific business. The proposed Freemium monetization model makes the product financially accessible to small-scale establishments, which was identified as a key market gap based on the results of an industry analysis.</w:t>
+      </w:r>
       <w:r>
         <w:br w:type="page"/>
       </w:r>
@@ -5372,7 +5366,7 @@
     <w:p>
       <w:pPr>
         <w:pStyle w:val="11"/>
-        <w:spacing w:line="360" w:lineRule="auto"/>
+        <w:ind w:firstLine="142"/>
         <w:rPr>
           <w:rFonts w:asciiTheme="minorHAnsi" w:eastAsiaTheme="minorEastAsia" w:hAnsiTheme="minorHAnsi" w:cstheme="minorBidi"/>
           <w:noProof/>
@@ -5484,7 +5478,7 @@
           <w:noProof/>
           <w:lang w:val="ru-RU"/>
         </w:rPr>
-        <w:instrText>231125179 \</w:instrText>
+        <w:instrText>232715777 \</w:instrText>
       </w:r>
       <w:r>
         <w:rPr>
@@ -5515,7 +5509,7 @@
           <w:noProof/>
           <w:lang w:val="ru-RU"/>
         </w:rPr>
-        <w:t>10</w:t>
+        <w:t>9</w:t>
       </w:r>
       <w:r>
         <w:rPr>
@@ -5527,7 +5521,7 @@
     <w:p>
       <w:pPr>
         <w:pStyle w:val="11"/>
-        <w:spacing w:line="360" w:lineRule="auto"/>
+        <w:ind w:firstLine="142"/>
         <w:rPr>
           <w:rFonts w:asciiTheme="minorHAnsi" w:eastAsiaTheme="minorEastAsia" w:hAnsiTheme="minorHAnsi" w:cstheme="minorBidi"/>
           <w:noProof/>
@@ -5587,7 +5581,7 @@
           <w:noProof/>
           <w:lang w:val="ru-RU"/>
         </w:rPr>
-        <w:instrText>231125180 \</w:instrText>
+        <w:instrText>232715778 \</w:instrText>
       </w:r>
       <w:r>
         <w:rPr>
@@ -5618,7 +5612,7 @@
           <w:noProof/>
           <w:lang w:val="ru-RU"/>
         </w:rPr>
-        <w:t>12</w:t>
+        <w:t>11</w:t>
       </w:r>
       <w:r>
         <w:rPr>
@@ -5630,7 +5624,7 @@
     <w:p>
       <w:pPr>
         <w:pStyle w:val="11"/>
-        <w:spacing w:line="360" w:lineRule="auto"/>
+        <w:ind w:firstLine="142"/>
         <w:rPr>
           <w:rFonts w:asciiTheme="minorHAnsi" w:eastAsiaTheme="minorEastAsia" w:hAnsiTheme="minorHAnsi" w:cstheme="minorBidi"/>
           <w:noProof/>
@@ -5690,7 +5684,7 @@
           <w:noProof/>
           <w:lang w:val="ru-RU"/>
         </w:rPr>
-        <w:instrText>231125181 \</w:instrText>
+        <w:instrText>232715779 \</w:instrText>
       </w:r>
       <w:r>
         <w:rPr>
@@ -5721,7 +5715,7 @@
           <w:noProof/>
           <w:lang w:val="ru-RU"/>
         </w:rPr>
-        <w:t>14</w:t>
+        <w:t>13</w:t>
       </w:r>
       <w:r>
         <w:rPr>
@@ -5736,7 +5730,8 @@
         <w:tabs>
           <w:tab w:val="right" w:leader="dot" w:pos="9962"/>
         </w:tabs>
-        <w:spacing w:after="0"/>
+        <w:spacing w:after="0" w:line="240" w:lineRule="auto"/>
+        <w:ind w:firstLine="142"/>
         <w:rPr>
           <w:rFonts w:asciiTheme="minorHAnsi" w:eastAsiaTheme="minorEastAsia" w:hAnsiTheme="minorHAnsi" w:cstheme="minorBidi"/>
           <w:noProof/>
@@ -5796,7 +5791,7 @@
           <w:noProof/>
           <w:lang w:val="ru-RU"/>
         </w:rPr>
-        <w:instrText>231125182 \</w:instrText>
+        <w:instrText>232715780 \</w:instrText>
       </w:r>
       <w:r>
         <w:rPr>
@@ -5827,7 +5822,7 @@
           <w:noProof/>
           <w:lang w:val="ru-RU"/>
         </w:rPr>
-        <w:t>14</w:t>
+        <w:t>13</w:t>
       </w:r>
       <w:r>
         <w:rPr>
@@ -5842,7 +5837,8 @@
         <w:tabs>
           <w:tab w:val="right" w:leader="dot" w:pos="9962"/>
         </w:tabs>
-        <w:spacing w:after="0"/>
+        <w:spacing w:after="0" w:line="240" w:lineRule="auto"/>
+        <w:ind w:firstLine="142"/>
         <w:rPr>
           <w:rFonts w:asciiTheme="minorHAnsi" w:eastAsiaTheme="minorEastAsia" w:hAnsiTheme="minorHAnsi" w:cstheme="minorBidi"/>
           <w:noProof/>
@@ -5902,7 +5898,7 @@
           <w:noProof/>
           <w:lang w:val="ru-RU"/>
         </w:rPr>
-        <w:instrText>231125183 \</w:instrText>
+        <w:instrText>232715781 \</w:instrText>
       </w:r>
       <w:r>
         <w:rPr>
@@ -5933,7 +5929,7 @@
           <w:noProof/>
           <w:lang w:val="ru-RU"/>
         </w:rPr>
-        <w:t>15</w:t>
+        <w:t>14</w:t>
       </w:r>
       <w:r>
         <w:rPr>
@@ -5948,7 +5944,8 @@
         <w:tabs>
           <w:tab w:val="right" w:leader="dot" w:pos="9962"/>
         </w:tabs>
-        <w:spacing w:after="0"/>
+        <w:spacing w:after="0" w:line="240" w:lineRule="auto"/>
+        <w:ind w:firstLine="142"/>
         <w:rPr>
           <w:rFonts w:asciiTheme="minorHAnsi" w:eastAsiaTheme="minorEastAsia" w:hAnsiTheme="minorHAnsi" w:cstheme="minorBidi"/>
           <w:noProof/>
@@ -6008,7 +6005,7 @@
           <w:noProof/>
           <w:lang w:val="ru-RU"/>
         </w:rPr>
-        <w:instrText>231125184 \</w:instrText>
+        <w:instrText>232715782 \</w:instrText>
       </w:r>
       <w:r>
         <w:rPr>
@@ -6039,7 +6036,7 @@
           <w:noProof/>
           <w:lang w:val="ru-RU"/>
         </w:rPr>
-        <w:t>17</w:t>
+        <w:t>16</w:t>
       </w:r>
       <w:r>
         <w:rPr>
@@ -6054,7 +6051,8 @@
         <w:tabs>
           <w:tab w:val="right" w:leader="dot" w:pos="9962"/>
         </w:tabs>
-        <w:spacing w:after="0"/>
+        <w:spacing w:after="0" w:line="240" w:lineRule="auto"/>
+        <w:ind w:firstLine="142"/>
         <w:rPr>
           <w:rFonts w:asciiTheme="minorHAnsi" w:eastAsiaTheme="minorEastAsia" w:hAnsiTheme="minorHAnsi" w:cstheme="minorBidi"/>
           <w:noProof/>
@@ -6114,7 +6112,7 @@
           <w:noProof/>
           <w:lang w:val="ru-RU"/>
         </w:rPr>
-        <w:instrText>231125185 \</w:instrText>
+        <w:instrText>232715783 \</w:instrText>
       </w:r>
       <w:r>
         <w:rPr>
@@ -6145,7 +6143,7 @@
           <w:noProof/>
           <w:lang w:val="ru-RU"/>
         </w:rPr>
-        <w:t>19</w:t>
+        <w:t>18</w:t>
       </w:r>
       <w:r>
         <w:rPr>
@@ -6160,7 +6158,8 @@
         <w:tabs>
           <w:tab w:val="right" w:leader="dot" w:pos="9962"/>
         </w:tabs>
-        <w:spacing w:after="0"/>
+        <w:spacing w:after="0" w:line="240" w:lineRule="auto"/>
+        <w:ind w:firstLine="142"/>
         <w:rPr>
           <w:rFonts w:asciiTheme="minorHAnsi" w:eastAsiaTheme="minorEastAsia" w:hAnsiTheme="minorHAnsi" w:cstheme="minorBidi"/>
           <w:noProof/>
@@ -6220,7 +6219,7 @@
           <w:noProof/>
           <w:lang w:val="ru-RU"/>
         </w:rPr>
-        <w:instrText>231125186 \</w:instrText>
+        <w:instrText>232715784 \</w:instrText>
       </w:r>
       <w:r>
         <w:rPr>
@@ -6251,7 +6250,7 @@
           <w:noProof/>
           <w:lang w:val="ru-RU"/>
         </w:rPr>
-        <w:t>19</w:t>
+        <w:t>18</w:t>
       </w:r>
       <w:r>
         <w:rPr>
@@ -6266,7 +6265,8 @@
         <w:tabs>
           <w:tab w:val="right" w:leader="dot" w:pos="9962"/>
         </w:tabs>
-        <w:spacing w:after="0"/>
+        <w:spacing w:after="0" w:line="240" w:lineRule="auto"/>
+        <w:ind w:firstLine="142"/>
         <w:rPr>
           <w:rFonts w:asciiTheme="minorHAnsi" w:eastAsiaTheme="minorEastAsia" w:hAnsiTheme="minorHAnsi" w:cstheme="minorBidi"/>
           <w:noProof/>
@@ -6326,7 +6326,7 @@
           <w:noProof/>
           <w:lang w:val="ru-RU"/>
         </w:rPr>
-        <w:instrText>231125187 \</w:instrText>
+        <w:instrText>232715785 \</w:instrText>
       </w:r>
       <w:r>
         <w:rPr>
@@ -6357,7 +6357,7 @@
           <w:noProof/>
           <w:lang w:val="ru-RU"/>
         </w:rPr>
-        <w:t>20</w:t>
+        <w:t>19</w:t>
       </w:r>
       <w:r>
         <w:rPr>
@@ -6372,7 +6372,8 @@
         <w:tabs>
           <w:tab w:val="right" w:leader="dot" w:pos="9962"/>
         </w:tabs>
-        <w:spacing w:after="0"/>
+        <w:spacing w:after="0" w:line="240" w:lineRule="auto"/>
+        <w:ind w:firstLine="142"/>
         <w:rPr>
           <w:rFonts w:asciiTheme="minorHAnsi" w:eastAsiaTheme="minorEastAsia" w:hAnsiTheme="minorHAnsi" w:cstheme="minorBidi"/>
           <w:noProof/>
@@ -6432,7 +6433,7 @@
           <w:noProof/>
           <w:lang w:val="ru-RU"/>
         </w:rPr>
-        <w:instrText>231125188 \</w:instrText>
+        <w:instrText>232715786 \</w:instrText>
       </w:r>
       <w:r>
         <w:rPr>
@@ -6463,7 +6464,7 @@
           <w:noProof/>
           <w:lang w:val="ru-RU"/>
         </w:rPr>
-        <w:t>22</w:t>
+        <w:t>21</w:t>
       </w:r>
       <w:r>
         <w:rPr>
@@ -6478,7 +6479,8 @@
         <w:tabs>
           <w:tab w:val="right" w:leader="dot" w:pos="9962"/>
         </w:tabs>
-        <w:spacing w:after="0"/>
+        <w:spacing w:after="0" w:line="240" w:lineRule="auto"/>
+        <w:ind w:firstLine="142"/>
         <w:rPr>
           <w:rFonts w:asciiTheme="minorHAnsi" w:eastAsiaTheme="minorEastAsia" w:hAnsiTheme="minorHAnsi" w:cstheme="minorBidi"/>
           <w:noProof/>
@@ -6538,7 +6540,7 @@
           <w:noProof/>
           <w:lang w:val="ru-RU"/>
         </w:rPr>
-        <w:instrText>231125189 \</w:instrText>
+        <w:instrText>232715787 \</w:instrText>
       </w:r>
       <w:r>
         <w:rPr>
@@ -6569,7 +6571,7 @@
           <w:noProof/>
           <w:lang w:val="ru-RU"/>
         </w:rPr>
-        <w:t>23</w:t>
+        <w:t>22</w:t>
       </w:r>
       <w:r>
         <w:rPr>
@@ -6584,7 +6586,8 @@
         <w:tabs>
           <w:tab w:val="right" w:leader="dot" w:pos="9962"/>
         </w:tabs>
-        <w:spacing w:after="0"/>
+        <w:spacing w:after="0" w:line="240" w:lineRule="auto"/>
+        <w:ind w:firstLine="142"/>
         <w:rPr>
           <w:rFonts w:asciiTheme="minorHAnsi" w:eastAsiaTheme="minorEastAsia" w:hAnsiTheme="minorHAnsi" w:cstheme="minorBidi"/>
           <w:noProof/>
@@ -6644,7 +6647,7 @@
           <w:noProof/>
           <w:lang w:val="ru-RU"/>
         </w:rPr>
-        <w:instrText>231125190 \</w:instrText>
+        <w:instrText>232715788 \</w:instrText>
       </w:r>
       <w:r>
         <w:rPr>
@@ -6675,7 +6678,7 @@
           <w:noProof/>
           <w:lang w:val="ru-RU"/>
         </w:rPr>
-        <w:t>24</w:t>
+        <w:t>23</w:t>
       </w:r>
       <w:r>
         <w:rPr>
@@ -6687,7 +6690,7 @@
     <w:p>
       <w:pPr>
         <w:pStyle w:val="11"/>
-        <w:spacing w:line="360" w:lineRule="auto"/>
+        <w:ind w:firstLine="142"/>
         <w:rPr>
           <w:rFonts w:asciiTheme="minorHAnsi" w:eastAsiaTheme="minorEastAsia" w:hAnsiTheme="minorHAnsi" w:cstheme="minorBidi"/>
           <w:noProof/>
@@ -6747,7 +6750,7 @@
           <w:noProof/>
           <w:lang w:val="ru-RU"/>
         </w:rPr>
-        <w:instrText>231125191 \</w:instrText>
+        <w:instrText>232715789 \</w:instrText>
       </w:r>
       <w:r>
         <w:rPr>
@@ -6778,7 +6781,7 @@
           <w:noProof/>
           <w:lang w:val="ru-RU"/>
         </w:rPr>
-        <w:t>26</w:t>
+        <w:t>25</w:t>
       </w:r>
       <w:r>
         <w:rPr>
@@ -6793,7 +6796,8 @@
         <w:tabs>
           <w:tab w:val="right" w:leader="dot" w:pos="9962"/>
         </w:tabs>
-        <w:spacing w:after="0"/>
+        <w:spacing w:after="0" w:line="240" w:lineRule="auto"/>
+        <w:ind w:firstLine="142"/>
         <w:rPr>
           <w:rFonts w:asciiTheme="minorHAnsi" w:eastAsiaTheme="minorEastAsia" w:hAnsiTheme="minorHAnsi" w:cstheme="minorBidi"/>
           <w:noProof/>
@@ -6853,7 +6857,7 @@
           <w:noProof/>
           <w:lang w:val="ru-RU"/>
         </w:rPr>
-        <w:instrText>231125192 \</w:instrText>
+        <w:instrText>232715790 \</w:instrText>
       </w:r>
       <w:r>
         <w:rPr>
@@ -6884,7 +6888,7 @@
           <w:noProof/>
           <w:lang w:val="ru-RU"/>
         </w:rPr>
-        <w:t>26</w:t>
+        <w:t>25</w:t>
       </w:r>
       <w:r>
         <w:rPr>
@@ -6899,7 +6903,8 @@
         <w:tabs>
           <w:tab w:val="right" w:leader="dot" w:pos="9962"/>
         </w:tabs>
-        <w:spacing w:after="0"/>
+        <w:spacing w:after="0" w:line="240" w:lineRule="auto"/>
+        <w:ind w:firstLine="142"/>
         <w:rPr>
           <w:rFonts w:asciiTheme="minorHAnsi" w:eastAsiaTheme="minorEastAsia" w:hAnsiTheme="minorHAnsi" w:cstheme="minorBidi"/>
           <w:noProof/>
@@ -6959,7 +6964,7 @@
           <w:noProof/>
           <w:lang w:val="ru-RU"/>
         </w:rPr>
-        <w:instrText>231125193 \</w:instrText>
+        <w:instrText>232715791 \</w:instrText>
       </w:r>
       <w:r>
         <w:rPr>
@@ -6990,7 +6995,7 @@
           <w:noProof/>
           <w:lang w:val="ru-RU"/>
         </w:rPr>
-        <w:t>46</w:t>
+        <w:t>45</w:t>
       </w:r>
       <w:r>
         <w:rPr>
@@ -7005,7 +7010,8 @@
         <w:tabs>
           <w:tab w:val="right" w:leader="dot" w:pos="9962"/>
         </w:tabs>
-        <w:spacing w:after="0"/>
+        <w:spacing w:after="0" w:line="240" w:lineRule="auto"/>
+        <w:ind w:firstLine="142"/>
         <w:rPr>
           <w:rFonts w:asciiTheme="minorHAnsi" w:eastAsiaTheme="minorEastAsia" w:hAnsiTheme="minorHAnsi" w:cstheme="minorBidi"/>
           <w:noProof/>
@@ -7079,7 +7085,7 @@
           <w:noProof/>
           <w:lang w:val="ru-RU"/>
         </w:rPr>
-        <w:instrText>231125194 \</w:instrText>
+        <w:instrText>232715792 \</w:instrText>
       </w:r>
       <w:r>
         <w:rPr>
@@ -7110,7 +7116,7 @@
           <w:noProof/>
           <w:lang w:val="ru-RU"/>
         </w:rPr>
-        <w:t>47</w:t>
+        <w:t>46</w:t>
       </w:r>
       <w:r>
         <w:rPr>
@@ -7122,7 +7128,7 @@
     <w:p>
       <w:pPr>
         <w:pStyle w:val="11"/>
-        <w:spacing w:line="360" w:lineRule="auto"/>
+        <w:ind w:firstLine="142"/>
         <w:rPr>
           <w:rFonts w:asciiTheme="minorHAnsi" w:eastAsiaTheme="minorEastAsia" w:hAnsiTheme="minorHAnsi" w:cstheme="minorBidi"/>
           <w:noProof/>
@@ -7182,7 +7188,7 @@
           <w:noProof/>
           <w:lang w:val="ru-RU"/>
         </w:rPr>
-        <w:instrText>231125195 \</w:instrText>
+        <w:instrText>232715793 \</w:instrText>
       </w:r>
       <w:r>
         <w:rPr>
@@ -7213,7 +7219,7 @@
           <w:noProof/>
           <w:lang w:val="ru-RU"/>
         </w:rPr>
-        <w:t>49</w:t>
+        <w:t>48</w:t>
       </w:r>
       <w:r>
         <w:rPr>
@@ -7228,7 +7234,8 @@
         <w:tabs>
           <w:tab w:val="right" w:leader="dot" w:pos="9962"/>
         </w:tabs>
-        <w:spacing w:after="0"/>
+        <w:spacing w:after="0" w:line="240" w:lineRule="auto"/>
+        <w:ind w:firstLine="142"/>
         <w:rPr>
           <w:rFonts w:asciiTheme="minorHAnsi" w:eastAsiaTheme="minorEastAsia" w:hAnsiTheme="minorHAnsi" w:cstheme="minorBidi"/>
           <w:noProof/>
@@ -7288,7 +7295,7 @@
           <w:noProof/>
           <w:lang w:val="ru-RU"/>
         </w:rPr>
-        <w:instrText>231125196 \</w:instrText>
+        <w:instrText>232715794 \</w:instrText>
       </w:r>
       <w:r>
         <w:rPr>
@@ -7319,7 +7326,7 @@
           <w:noProof/>
           <w:lang w:val="ru-RU"/>
         </w:rPr>
-        <w:t>49</w:t>
+        <w:t>48</w:t>
       </w:r>
       <w:r>
         <w:rPr>
@@ -7334,7 +7341,8 @@
         <w:tabs>
           <w:tab w:val="right" w:leader="dot" w:pos="9962"/>
         </w:tabs>
-        <w:spacing w:after="0"/>
+        <w:spacing w:after="0" w:line="240" w:lineRule="auto"/>
+        <w:ind w:firstLine="142"/>
         <w:rPr>
           <w:rFonts w:asciiTheme="minorHAnsi" w:eastAsiaTheme="minorEastAsia" w:hAnsiTheme="minorHAnsi" w:cstheme="minorBidi"/>
           <w:noProof/>
@@ -7394,7 +7402,7 @@
           <w:noProof/>
           <w:lang w:val="ru-RU"/>
         </w:rPr>
-        <w:instrText>231125197 \</w:instrText>
+        <w:instrText>232715795 \</w:instrText>
       </w:r>
       <w:r>
         <w:rPr>
@@ -7425,7 +7433,7 @@
           <w:noProof/>
           <w:lang w:val="ru-RU"/>
         </w:rPr>
-        <w:t>56</w:t>
+        <w:t>55</w:t>
       </w:r>
       <w:r>
         <w:rPr>
@@ -7440,7 +7448,8 @@
         <w:tabs>
           <w:tab w:val="right" w:leader="dot" w:pos="9962"/>
         </w:tabs>
-        <w:spacing w:after="0"/>
+        <w:spacing w:after="0" w:line="240" w:lineRule="auto"/>
+        <w:ind w:firstLine="142"/>
         <w:rPr>
           <w:rFonts w:asciiTheme="minorHAnsi" w:eastAsiaTheme="minorEastAsia" w:hAnsiTheme="minorHAnsi" w:cstheme="minorBidi"/>
           <w:noProof/>
@@ -7500,7 +7509,7 @@
           <w:noProof/>
           <w:lang w:val="ru-RU"/>
         </w:rPr>
-        <w:instrText>231125198 \</w:instrText>
+        <w:instrText>232715796 \</w:instrText>
       </w:r>
       <w:r>
         <w:rPr>
@@ -7531,7 +7540,7 @@
           <w:noProof/>
           <w:lang w:val="ru-RU"/>
         </w:rPr>
-        <w:t>59</w:t>
+        <w:t>58</w:t>
       </w:r>
       <w:r>
         <w:rPr>
@@ -7546,7 +7555,8 @@
         <w:tabs>
           <w:tab w:val="right" w:leader="dot" w:pos="9962"/>
         </w:tabs>
-        <w:spacing w:after="0"/>
+        <w:spacing w:after="0" w:line="240" w:lineRule="auto"/>
+        <w:ind w:firstLine="142"/>
         <w:rPr>
           <w:rFonts w:asciiTheme="minorHAnsi" w:eastAsiaTheme="minorEastAsia" w:hAnsiTheme="minorHAnsi" w:cstheme="minorBidi"/>
           <w:noProof/>
@@ -7606,7 +7616,7 @@
           <w:noProof/>
           <w:lang w:val="ru-RU"/>
         </w:rPr>
-        <w:instrText>231125199 \</w:instrText>
+        <w:instrText>232715797 \</w:instrText>
       </w:r>
       <w:r>
         <w:rPr>
@@ -7637,7 +7647,7 @@
           <w:noProof/>
           <w:lang w:val="ru-RU"/>
         </w:rPr>
-        <w:t>61</w:t>
+        <w:t>60</w:t>
       </w:r>
       <w:r>
         <w:rPr>
@@ -7652,7 +7662,8 @@
         <w:tabs>
           <w:tab w:val="right" w:leader="dot" w:pos="9962"/>
         </w:tabs>
-        <w:spacing w:after="0"/>
+        <w:spacing w:after="0" w:line="240" w:lineRule="auto"/>
+        <w:ind w:firstLine="142"/>
         <w:rPr>
           <w:rFonts w:asciiTheme="minorHAnsi" w:eastAsiaTheme="minorEastAsia" w:hAnsiTheme="minorHAnsi" w:cstheme="minorBidi"/>
           <w:noProof/>
@@ -7743,7 +7754,7 @@
           <w:noProof/>
           <w:lang w:val="ru-RU"/>
         </w:rPr>
-        <w:instrText>231125200 \</w:instrText>
+        <w:instrText>232715798 \</w:instrText>
       </w:r>
       <w:r>
         <w:rPr>
@@ -7774,7 +7785,7 @@
           <w:noProof/>
           <w:lang w:val="ru-RU"/>
         </w:rPr>
-        <w:t>64</w:t>
+        <w:t>63</w:t>
       </w:r>
       <w:r>
         <w:rPr>
@@ -7786,7 +7797,7 @@
     <w:p>
       <w:pPr>
         <w:pStyle w:val="11"/>
-        <w:spacing w:line="360" w:lineRule="auto"/>
+        <w:ind w:firstLine="142"/>
         <w:rPr>
           <w:rFonts w:asciiTheme="minorHAnsi" w:eastAsiaTheme="minorEastAsia" w:hAnsiTheme="minorHAnsi" w:cstheme="minorBidi"/>
           <w:noProof/>
@@ -7846,7 +7857,7 @@
           <w:noProof/>
           <w:lang w:val="ru-RU"/>
         </w:rPr>
-        <w:instrText>231125201 \</w:instrText>
+        <w:instrText>232715799 \</w:instrText>
       </w:r>
       <w:r>
         <w:rPr>
@@ -7877,7 +7888,7 @@
           <w:noProof/>
           <w:lang w:val="ru-RU"/>
         </w:rPr>
-        <w:t>72</w:t>
+        <w:t>71</w:t>
       </w:r>
       <w:r>
         <w:rPr>
@@ -7892,7 +7903,8 @@
         <w:tabs>
           <w:tab w:val="right" w:leader="dot" w:pos="9962"/>
         </w:tabs>
-        <w:spacing w:after="0"/>
+        <w:spacing w:after="0" w:line="240" w:lineRule="auto"/>
+        <w:ind w:firstLine="142"/>
         <w:rPr>
           <w:rFonts w:asciiTheme="minorHAnsi" w:eastAsiaTheme="minorEastAsia" w:hAnsiTheme="minorHAnsi" w:cstheme="minorBidi"/>
           <w:noProof/>
@@ -7952,7 +7964,7 @@
           <w:noProof/>
           <w:lang w:val="ru-RU"/>
         </w:rPr>
-        <w:instrText>231125202 \</w:instrText>
+        <w:instrText>232715800 \</w:instrText>
       </w:r>
       <w:r>
         <w:rPr>
@@ -7983,7 +7995,7 @@
           <w:noProof/>
           <w:lang w:val="ru-RU"/>
         </w:rPr>
-        <w:t>72</w:t>
+        <w:t>71</w:t>
       </w:r>
       <w:r>
         <w:rPr>
@@ -7998,7 +8010,8 @@
         <w:tabs>
           <w:tab w:val="right" w:leader="dot" w:pos="9962"/>
         </w:tabs>
-        <w:spacing w:after="0"/>
+        <w:spacing w:after="0" w:line="240" w:lineRule="auto"/>
+        <w:ind w:firstLine="142"/>
         <w:rPr>
           <w:rFonts w:asciiTheme="minorHAnsi" w:eastAsiaTheme="minorEastAsia" w:hAnsiTheme="minorHAnsi" w:cstheme="minorBidi"/>
           <w:noProof/>
@@ -8064,7 +8077,7 @@
           <w:noProof/>
           <w:lang w:val="ru-RU"/>
         </w:rPr>
-        <w:instrText>231125203 \</w:instrText>
+        <w:instrText>232715801 \</w:instrText>
       </w:r>
       <w:r>
         <w:rPr>
@@ -8095,7 +8108,7 @@
           <w:noProof/>
           <w:lang w:val="ru-RU"/>
         </w:rPr>
-        <w:t>72</w:t>
+        <w:t>71</w:t>
       </w:r>
       <w:r>
         <w:rPr>
@@ -8110,7 +8123,8 @@
         <w:tabs>
           <w:tab w:val="right" w:leader="dot" w:pos="9962"/>
         </w:tabs>
-        <w:spacing w:after="0"/>
+        <w:spacing w:after="0" w:line="240" w:lineRule="auto"/>
+        <w:ind w:firstLine="142"/>
         <w:rPr>
           <w:rFonts w:asciiTheme="minorHAnsi" w:eastAsiaTheme="minorEastAsia" w:hAnsiTheme="minorHAnsi" w:cstheme="minorBidi"/>
           <w:noProof/>
@@ -8170,7 +8184,7 @@
           <w:noProof/>
           <w:lang w:val="ru-RU"/>
         </w:rPr>
-        <w:instrText>231125204 \</w:instrText>
+        <w:instrText>232715802 \</w:instrText>
       </w:r>
       <w:r>
         <w:rPr>
@@ -8201,7 +8215,7 @@
           <w:noProof/>
           <w:lang w:val="ru-RU"/>
         </w:rPr>
-        <w:t>73</w:t>
+        <w:t>72</w:t>
       </w:r>
       <w:r>
         <w:rPr>
@@ -8216,7 +8230,8 @@
         <w:tabs>
           <w:tab w:val="right" w:leader="dot" w:pos="9962"/>
         </w:tabs>
-        <w:spacing w:after="0"/>
+        <w:spacing w:after="0" w:line="240" w:lineRule="auto"/>
+        <w:ind w:firstLine="142"/>
         <w:rPr>
           <w:rFonts w:asciiTheme="minorHAnsi" w:eastAsiaTheme="minorEastAsia" w:hAnsiTheme="minorHAnsi" w:cstheme="minorBidi"/>
           <w:noProof/>
@@ -8230,7 +8245,6 @@
           <w:noProof/>
           <w:lang w:val="ru-RU"/>
         </w:rPr>
-        <w:lastRenderedPageBreak/>
         <w:t>4.4 Інтерфейси системи</w:t>
       </w:r>
       <w:r>
@@ -8277,7 +8291,7 @@
           <w:noProof/>
           <w:lang w:val="ru-RU"/>
         </w:rPr>
-        <w:instrText>231125205 \</w:instrText>
+        <w:instrText>232715803 \</w:instrText>
       </w:r>
       <w:r>
         <w:rPr>
@@ -8308,7 +8322,7 @@
           <w:noProof/>
           <w:lang w:val="ru-RU"/>
         </w:rPr>
-        <w:t>78</w:t>
+        <w:t>77</w:t>
       </w:r>
       <w:r>
         <w:rPr>
@@ -8320,7 +8334,7 @@
     <w:p>
       <w:pPr>
         <w:pStyle w:val="11"/>
-        <w:spacing w:line="360" w:lineRule="auto"/>
+        <w:ind w:firstLine="142"/>
         <w:rPr>
           <w:rFonts w:asciiTheme="minorHAnsi" w:eastAsiaTheme="minorEastAsia" w:hAnsiTheme="minorHAnsi" w:cstheme="minorBidi"/>
           <w:noProof/>
@@ -8380,7 +8394,7 @@
           <w:noProof/>
           <w:lang w:val="ru-RU"/>
         </w:rPr>
-        <w:instrText>231125206 \</w:instrText>
+        <w:instrText>232715804 \</w:instrText>
       </w:r>
       <w:r>
         <w:rPr>
@@ -8411,7 +8425,7 @@
           <w:noProof/>
           <w:lang w:val="ru-RU"/>
         </w:rPr>
-        <w:t>92</w:t>
+        <w:t>91</w:t>
       </w:r>
       <w:r>
         <w:rPr>
@@ -8426,7 +8440,8 @@
         <w:tabs>
           <w:tab w:val="right" w:leader="dot" w:pos="9962"/>
         </w:tabs>
-        <w:spacing w:after="0"/>
+        <w:spacing w:after="0" w:line="240" w:lineRule="auto"/>
+        <w:ind w:firstLine="142"/>
         <w:rPr>
           <w:rFonts w:asciiTheme="minorHAnsi" w:eastAsiaTheme="minorEastAsia" w:hAnsiTheme="minorHAnsi" w:cstheme="minorBidi"/>
           <w:noProof/>
@@ -8486,7 +8501,7 @@
           <w:noProof/>
           <w:lang w:val="ru-RU"/>
         </w:rPr>
-        <w:instrText>231125207 \</w:instrText>
+        <w:instrText>232715805 \</w:instrText>
       </w:r>
       <w:r>
         <w:rPr>
@@ -8517,7 +8532,7 @@
           <w:noProof/>
           <w:lang w:val="ru-RU"/>
         </w:rPr>
-        <w:t>92</w:t>
+        <w:t>91</w:t>
       </w:r>
       <w:r>
         <w:rPr>
@@ -8532,7 +8547,8 @@
         <w:tabs>
           <w:tab w:val="right" w:leader="dot" w:pos="9962"/>
         </w:tabs>
-        <w:spacing w:after="0"/>
+        <w:spacing w:after="0" w:line="240" w:lineRule="auto"/>
+        <w:ind w:firstLine="142"/>
         <w:rPr>
           <w:rFonts w:asciiTheme="minorHAnsi" w:eastAsiaTheme="minorEastAsia" w:hAnsiTheme="minorHAnsi" w:cstheme="minorBidi"/>
           <w:noProof/>
@@ -8592,7 +8608,7 @@
           <w:noProof/>
           <w:lang w:val="ru-RU"/>
         </w:rPr>
-        <w:instrText>231125208 \</w:instrText>
+        <w:instrText>232715806 \</w:instrText>
       </w:r>
       <w:r>
         <w:rPr>
@@ -8623,7 +8639,7 @@
           <w:noProof/>
           <w:lang w:val="ru-RU"/>
         </w:rPr>
-        <w:t>92</w:t>
+        <w:t>91</w:t>
       </w:r>
       <w:r>
         <w:rPr>
@@ -8638,7 +8654,8 @@
         <w:tabs>
           <w:tab w:val="right" w:leader="dot" w:pos="9962"/>
         </w:tabs>
-        <w:spacing w:after="0"/>
+        <w:spacing w:after="0" w:line="240" w:lineRule="auto"/>
+        <w:ind w:firstLine="142"/>
         <w:rPr>
           <w:rFonts w:asciiTheme="minorHAnsi" w:eastAsiaTheme="minorEastAsia" w:hAnsiTheme="minorHAnsi" w:cstheme="minorBidi"/>
           <w:noProof/>
@@ -8698,7 +8715,7 @@
           <w:noProof/>
           <w:lang w:val="ru-RU"/>
         </w:rPr>
-        <w:instrText>231125209 \</w:instrText>
+        <w:instrText>232715807 \</w:instrText>
       </w:r>
       <w:r>
         <w:rPr>
@@ -8729,7 +8746,7 @@
           <w:noProof/>
           <w:lang w:val="ru-RU"/>
         </w:rPr>
-        <w:t>93</w:t>
+        <w:t>92</w:t>
       </w:r>
       <w:r>
         <w:rPr>
@@ -8744,7 +8761,8 @@
         <w:tabs>
           <w:tab w:val="right" w:leader="dot" w:pos="9962"/>
         </w:tabs>
-        <w:spacing w:after="0"/>
+        <w:spacing w:after="0" w:line="240" w:lineRule="auto"/>
+        <w:ind w:firstLine="142"/>
         <w:rPr>
           <w:rFonts w:asciiTheme="minorHAnsi" w:eastAsiaTheme="minorEastAsia" w:hAnsiTheme="minorHAnsi" w:cstheme="minorBidi"/>
           <w:noProof/>
@@ -8804,7 +8822,7 @@
           <w:noProof/>
           <w:lang w:val="ru-RU"/>
         </w:rPr>
-        <w:instrText>231125210 \</w:instrText>
+        <w:instrText>232715808 \</w:instrText>
       </w:r>
       <w:r>
         <w:rPr>
@@ -8835,7 +8853,7 @@
           <w:noProof/>
           <w:lang w:val="ru-RU"/>
         </w:rPr>
-        <w:t>94</w:t>
+        <w:t>93</w:t>
       </w:r>
       <w:r>
         <w:rPr>
@@ -8850,7 +8868,8 @@
         <w:tabs>
           <w:tab w:val="right" w:leader="dot" w:pos="9962"/>
         </w:tabs>
-        <w:spacing w:after="0"/>
+        <w:spacing w:after="0" w:line="240" w:lineRule="auto"/>
+        <w:ind w:firstLine="142"/>
         <w:rPr>
           <w:rFonts w:asciiTheme="minorHAnsi" w:eastAsiaTheme="minorEastAsia" w:hAnsiTheme="minorHAnsi" w:cstheme="minorBidi"/>
           <w:noProof/>
@@ -8910,7 +8929,7 @@
           <w:noProof/>
           <w:lang w:val="ru-RU"/>
         </w:rPr>
-        <w:instrText>231125211 \</w:instrText>
+        <w:instrText>232715809 \</w:instrText>
       </w:r>
       <w:r>
         <w:rPr>
@@ -8941,7 +8960,7 @@
           <w:noProof/>
           <w:lang w:val="ru-RU"/>
         </w:rPr>
-        <w:t>95</w:t>
+        <w:t>94</w:t>
       </w:r>
       <w:r>
         <w:rPr>
@@ -8956,7 +8975,8 @@
         <w:tabs>
           <w:tab w:val="right" w:leader="dot" w:pos="9962"/>
         </w:tabs>
-        <w:spacing w:after="0"/>
+        <w:spacing w:after="0" w:line="240" w:lineRule="auto"/>
+        <w:ind w:firstLine="142"/>
         <w:rPr>
           <w:rFonts w:asciiTheme="minorHAnsi" w:eastAsiaTheme="minorEastAsia" w:hAnsiTheme="minorHAnsi" w:cstheme="minorBidi"/>
           <w:noProof/>
@@ -9016,7 +9036,7 @@
           <w:noProof/>
           <w:lang w:val="ru-RU"/>
         </w:rPr>
-        <w:instrText>231125212 \</w:instrText>
+        <w:instrText>232715810 \</w:instrText>
       </w:r>
       <w:r>
         <w:rPr>
@@ -9047,7 +9067,7 @@
           <w:noProof/>
           <w:lang w:val="ru-RU"/>
         </w:rPr>
-        <w:t>96</w:t>
+        <w:t>95</w:t>
       </w:r>
       <w:r>
         <w:rPr>
@@ -9059,7 +9079,7 @@
     <w:p>
       <w:pPr>
         <w:pStyle w:val="11"/>
-        <w:spacing w:line="360" w:lineRule="auto"/>
+        <w:ind w:firstLine="142"/>
         <w:rPr>
           <w:rFonts w:asciiTheme="minorHAnsi" w:eastAsiaTheme="minorEastAsia" w:hAnsiTheme="minorHAnsi" w:cstheme="minorBidi"/>
           <w:noProof/>
@@ -9119,7 +9139,7 @@
           <w:noProof/>
           <w:lang w:val="ru-RU"/>
         </w:rPr>
-        <w:instrText>231125213 \</w:instrText>
+        <w:instrText>232715811 \</w:instrText>
       </w:r>
       <w:r>
         <w:rPr>
@@ -9150,7 +9170,7 @@
           <w:noProof/>
           <w:lang w:val="ru-RU"/>
         </w:rPr>
-        <w:t>98</w:t>
+        <w:t>97</w:t>
       </w:r>
       <w:r>
         <w:rPr>
@@ -9165,7 +9185,8 @@
         <w:tabs>
           <w:tab w:val="right" w:leader="dot" w:pos="9962"/>
         </w:tabs>
-        <w:spacing w:after="0"/>
+        <w:spacing w:after="0" w:line="240" w:lineRule="auto"/>
+        <w:ind w:firstLine="142"/>
         <w:rPr>
           <w:rFonts w:asciiTheme="minorHAnsi" w:eastAsiaTheme="minorEastAsia" w:hAnsiTheme="minorHAnsi" w:cstheme="minorBidi"/>
           <w:noProof/>
@@ -9225,7 +9246,7 @@
           <w:noProof/>
           <w:lang w:val="ru-RU"/>
         </w:rPr>
-        <w:instrText>231125214 \</w:instrText>
+        <w:instrText>232715812 \</w:instrText>
       </w:r>
       <w:r>
         <w:rPr>
@@ -9256,7 +9277,7 @@
           <w:noProof/>
           <w:lang w:val="ru-RU"/>
         </w:rPr>
-        <w:t>98</w:t>
+        <w:t>97</w:t>
       </w:r>
       <w:r>
         <w:rPr>
@@ -9271,7 +9292,8 @@
         <w:tabs>
           <w:tab w:val="right" w:leader="dot" w:pos="9962"/>
         </w:tabs>
-        <w:spacing w:after="0"/>
+        <w:spacing w:after="0" w:line="240" w:lineRule="auto"/>
+        <w:ind w:firstLine="142"/>
         <w:rPr>
           <w:rFonts w:asciiTheme="minorHAnsi" w:eastAsiaTheme="minorEastAsia" w:hAnsiTheme="minorHAnsi" w:cstheme="minorBidi"/>
           <w:noProof/>
@@ -9331,7 +9353,7 @@
           <w:noProof/>
           <w:lang w:val="ru-RU"/>
         </w:rPr>
-        <w:instrText>231125215 \</w:instrText>
+        <w:instrText>232715813 \</w:instrText>
       </w:r>
       <w:r>
         <w:rPr>
@@ -9362,7 +9384,7 @@
           <w:noProof/>
           <w:lang w:val="ru-RU"/>
         </w:rPr>
-        <w:t>98</w:t>
+        <w:t>97</w:t>
       </w:r>
       <w:r>
         <w:rPr>
@@ -9377,7 +9399,8 @@
         <w:tabs>
           <w:tab w:val="right" w:leader="dot" w:pos="9962"/>
         </w:tabs>
-        <w:spacing w:after="0"/>
+        <w:spacing w:after="0" w:line="240" w:lineRule="auto"/>
+        <w:ind w:firstLine="142"/>
         <w:rPr>
           <w:rFonts w:asciiTheme="minorHAnsi" w:eastAsiaTheme="minorEastAsia" w:hAnsiTheme="minorHAnsi" w:cstheme="minorBidi"/>
           <w:noProof/>
@@ -9437,7 +9460,7 @@
           <w:noProof/>
           <w:lang w:val="ru-RU"/>
         </w:rPr>
-        <w:instrText>231125216 \</w:instrText>
+        <w:instrText>232715814 \</w:instrText>
       </w:r>
       <w:r>
         <w:rPr>
@@ -9468,7 +9491,7 @@
           <w:noProof/>
           <w:lang w:val="ru-RU"/>
         </w:rPr>
-        <w:t>99</w:t>
+        <w:t>98</w:t>
       </w:r>
       <w:r>
         <w:rPr>
@@ -9483,7 +9506,8 @@
         <w:tabs>
           <w:tab w:val="right" w:leader="dot" w:pos="9962"/>
         </w:tabs>
-        <w:spacing w:after="0"/>
+        <w:spacing w:after="0" w:line="240" w:lineRule="auto"/>
+        <w:ind w:firstLine="142"/>
         <w:rPr>
           <w:rFonts w:asciiTheme="minorHAnsi" w:eastAsiaTheme="minorEastAsia" w:hAnsiTheme="minorHAnsi" w:cstheme="minorBidi"/>
           <w:noProof/>
@@ -9543,7 +9567,7 @@
           <w:noProof/>
           <w:lang w:val="ru-RU"/>
         </w:rPr>
-        <w:instrText>231125217 \</w:instrText>
+        <w:instrText>232715815 \</w:instrText>
       </w:r>
       <w:r>
         <w:rPr>
@@ -9574,7 +9598,7 @@
           <w:noProof/>
           <w:lang w:val="ru-RU"/>
         </w:rPr>
-        <w:t>99</w:t>
+        <w:t>98</w:t>
       </w:r>
       <w:r>
         <w:rPr>
@@ -9586,7 +9610,7 @@
     <w:p>
       <w:pPr>
         <w:pStyle w:val="11"/>
-        <w:spacing w:line="360" w:lineRule="auto"/>
+        <w:ind w:firstLine="142"/>
         <w:rPr>
           <w:rFonts w:asciiTheme="minorHAnsi" w:eastAsiaTheme="minorEastAsia" w:hAnsiTheme="minorHAnsi" w:cstheme="minorBidi"/>
           <w:noProof/>
@@ -9600,6 +9624,7 @@
           <w:noProof/>
           <w:lang w:val="ru-RU"/>
         </w:rPr>
+        <w:lastRenderedPageBreak/>
         <w:t>ВИСНОВКИ</w:t>
       </w:r>
       <w:r>
@@ -9646,7 +9671,7 @@
           <w:noProof/>
           <w:lang w:val="ru-RU"/>
         </w:rPr>
-        <w:instrText>231125218 \</w:instrText>
+        <w:instrText>232715816 \</w:instrText>
       </w:r>
       <w:r>
         <w:rPr>
@@ -9677,7 +9702,7 @@
           <w:noProof/>
           <w:lang w:val="ru-RU"/>
         </w:rPr>
-        <w:t>101</w:t>
+        <w:t>100</w:t>
       </w:r>
       <w:r>
         <w:rPr>
@@ -9689,7 +9714,7 @@
     <w:p>
       <w:pPr>
         <w:pStyle w:val="11"/>
-        <w:spacing w:line="360" w:lineRule="auto"/>
+        <w:ind w:firstLine="142"/>
         <w:rPr>
           <w:rFonts w:asciiTheme="minorHAnsi" w:eastAsiaTheme="minorEastAsia" w:hAnsiTheme="minorHAnsi" w:cstheme="minorBidi"/>
           <w:noProof/>
@@ -9749,7 +9774,7 @@
           <w:noProof/>
           <w:lang w:val="ru-RU"/>
         </w:rPr>
-        <w:instrText>231125219 \</w:instrText>
+        <w:instrText>232715817 \</w:instrText>
       </w:r>
       <w:r>
         <w:rPr>
@@ -9780,6 +9805,109 @@
           <w:noProof/>
           <w:lang w:val="ru-RU"/>
         </w:rPr>
+        <w:t>103</w:t>
+      </w:r>
+      <w:r>
+        <w:rPr>
+          <w:noProof/>
+        </w:rPr>
+        <w:fldChar w:fldCharType="end"/>
+      </w:r>
+    </w:p>
+    <w:p>
+      <w:pPr>
+        <w:pStyle w:val="11"/>
+        <w:ind w:firstLine="142"/>
+        <w:rPr>
+          <w:rFonts w:asciiTheme="minorHAnsi" w:eastAsiaTheme="minorEastAsia" w:hAnsiTheme="minorHAnsi" w:cstheme="minorBidi"/>
+          <w:noProof/>
+          <w:color w:val="auto"/>
+          <w:sz w:val="22"/>
+          <w:lang w:val="ru-RU"/>
+        </w:rPr>
+      </w:pPr>
+      <w:r>
+        <w:rPr>
+          <w:noProof/>
+          <w:lang w:val="ru-RU"/>
+        </w:rPr>
+        <w:t>ДОДАТОК А</w:t>
+      </w:r>
+      <w:r>
+        <w:rPr>
+          <w:noProof/>
+          <w:lang w:val="ru-RU"/>
+        </w:rPr>
+        <w:tab/>
+      </w:r>
+      <w:r>
+        <w:rPr>
+          <w:noProof/>
+        </w:rPr>
+        <w:fldChar w:fldCharType="begin"/>
+      </w:r>
+      <w:r>
+        <w:rPr>
+          <w:noProof/>
+          <w:lang w:val="ru-RU"/>
+        </w:rPr>
+        <w:instrText xml:space="preserve"> </w:instrText>
+      </w:r>
+      <w:r>
+        <w:rPr>
+          <w:noProof/>
+        </w:rPr>
+        <w:instrText>PAGEREF</w:instrText>
+      </w:r>
+      <w:r>
+        <w:rPr>
+          <w:noProof/>
+          <w:lang w:val="ru-RU"/>
+        </w:rPr>
+        <w:instrText xml:space="preserve"> _</w:instrText>
+      </w:r>
+      <w:r>
+        <w:rPr>
+          <w:noProof/>
+        </w:rPr>
+        <w:instrText>Toc</w:instrText>
+      </w:r>
+      <w:r>
+        <w:rPr>
+          <w:noProof/>
+          <w:lang w:val="ru-RU"/>
+        </w:rPr>
+        <w:instrText>232715818 \</w:instrText>
+      </w:r>
+      <w:r>
+        <w:rPr>
+          <w:noProof/>
+        </w:rPr>
+        <w:instrText>h</w:instrText>
+      </w:r>
+      <w:r>
+        <w:rPr>
+          <w:noProof/>
+          <w:lang w:val="ru-RU"/>
+        </w:rPr>
+        <w:instrText xml:space="preserve"> </w:instrText>
+      </w:r>
+      <w:r>
+        <w:rPr>
+          <w:noProof/>
+        </w:rPr>
+      </w:r>
+      <w:r>
+        <w:rPr>
+          <w:noProof/>
+        </w:rPr>
+        <w:fldChar w:fldCharType="separate"/>
+      </w:r>
+      <w:r>
+        <w:rPr>
+          <w:noProof/>
+          <w:lang w:val="ru-RU"/>
+        </w:rPr>
         <w:t>104</w:t>
       </w:r>
       <w:r>
@@ -9791,23 +9919,117 @@
     </w:p>
     <w:p>
       <w:pPr>
+        <w:pStyle w:val="11"/>
+        <w:ind w:firstLine="142"/>
+        <w:rPr>
+          <w:rFonts w:asciiTheme="minorHAnsi" w:eastAsiaTheme="minorEastAsia" w:hAnsiTheme="minorHAnsi" w:cstheme="minorBidi"/>
+          <w:noProof/>
+          <w:color w:val="auto"/>
+          <w:sz w:val="22"/>
+          <w:lang w:val="ru-RU"/>
+        </w:rPr>
+      </w:pPr>
+      <w:r>
+        <w:rPr>
+          <w:noProof/>
+          <w:lang w:val="ru-RU"/>
+        </w:rPr>
+        <w:t>ДОДАТОК Б</w:t>
+      </w:r>
+      <w:r>
+        <w:rPr>
+          <w:noProof/>
+          <w:lang w:val="ru-RU"/>
+        </w:rPr>
+        <w:tab/>
+      </w:r>
+      <w:r>
+        <w:rPr>
+          <w:noProof/>
+        </w:rPr>
+        <w:fldChar w:fldCharType="begin"/>
+      </w:r>
+      <w:r>
+        <w:rPr>
+          <w:noProof/>
+          <w:lang w:val="ru-RU"/>
+        </w:rPr>
+        <w:instrText xml:space="preserve"> </w:instrText>
+      </w:r>
+      <w:r>
+        <w:rPr>
+          <w:noProof/>
+        </w:rPr>
+        <w:instrText>PAGEREF</w:instrText>
+      </w:r>
+      <w:r>
+        <w:rPr>
+          <w:noProof/>
+          <w:lang w:val="ru-RU"/>
+        </w:rPr>
+        <w:instrText xml:space="preserve"> _</w:instrText>
+      </w:r>
+      <w:r>
+        <w:rPr>
+          <w:noProof/>
+        </w:rPr>
+        <w:instrText>Toc</w:instrText>
+      </w:r>
+      <w:r>
+        <w:rPr>
+          <w:noProof/>
+          <w:lang w:val="ru-RU"/>
+        </w:rPr>
+        <w:instrText>232715819 \</w:instrText>
+      </w:r>
+      <w:r>
+        <w:rPr>
+          <w:noProof/>
+        </w:rPr>
+        <w:instrText>h</w:instrText>
+      </w:r>
+      <w:r>
+        <w:rPr>
+          <w:noProof/>
+          <w:lang w:val="ru-RU"/>
+        </w:rPr>
+        <w:instrText xml:space="preserve"> </w:instrText>
+      </w:r>
+      <w:r>
+        <w:rPr>
+          <w:noProof/>
+        </w:rPr>
+      </w:r>
+      <w:r>
+        <w:rPr>
+          <w:noProof/>
+        </w:rPr>
+        <w:fldChar w:fldCharType="separate"/>
+      </w:r>
+      <w:r>
+        <w:rPr>
+          <w:noProof/>
+          <w:lang w:val="ru-RU"/>
+        </w:rPr>
+        <w:t>105</w:t>
+      </w:r>
+      <w:r>
+        <w:rPr>
+          <w:noProof/>
+        </w:rPr>
+        <w:fldChar w:fldCharType="end"/>
+      </w:r>
+    </w:p>
+    <w:p>
+      <w:pPr>
         <w:pStyle w:val="1"/>
-        <w:spacing w:after="0"/>
-        <w:ind w:firstLine="284"/>
+      </w:pPr>
+      <w:r>
         <w:rPr>
           <w:rFonts w:eastAsiaTheme="minorHAnsi"/>
           <w:b w:val="0"/>
           <w:caps w:val="0"/>
           <w:szCs w:val="22"/>
-          <w:lang w:val="ru-RU"/>
-        </w:rPr>
-      </w:pPr>
-      <w:r>
-        <w:rPr>
-          <w:rFonts w:eastAsiaTheme="minorHAnsi"/>
-          <w:b w:val="0"/>
-          <w:caps w:val="0"/>
-          <w:szCs w:val="22"/>
         </w:rPr>
         <w:lastRenderedPageBreak/>
         <w:fldChar w:fldCharType="end"/>
@@ -9818,14 +10040,11 @@
         </w:rPr>
         <w:t xml:space="preserve"> </w:t>
       </w:r>
-      <w:bookmarkStart w:id="1" w:name="_Toc231125179"/>
-      <w:r>
-        <w:rPr>
-          <w:lang w:val="ru-RU"/>
-        </w:rPr>
+      <w:bookmarkStart w:id="0" w:name="_Toc232715777"/>
+      <w:r>
         <w:t>ПЕРЕЛІК УМОВНИХ СКОРОЧЕНЬ</w:t>
       </w:r>
-      <w:bookmarkEnd w:id="1"/>
+      <w:bookmarkEnd w:id="0"/>
     </w:p>
     <w:p>
       <w:pPr>
@@ -10102,6 +10321,7 @@
         <w:ind w:firstLine="0"/>
       </w:pPr>
       <w:r>
+        <w:lastRenderedPageBreak/>
         <w:t>QR – Quick Response (швидкий відгук)</w:t>
       </w:r>
     </w:p>
@@ -10110,7 +10330,6 @@
         <w:ind w:firstLine="0"/>
       </w:pPr>
       <w:r>
-        <w:lastRenderedPageBreak/>
         <w:t>RBAC – Role-Based Access Control (контроль доступу на основі ролей)</w:t>
       </w:r>
     </w:p>
@@ -10216,6 +10435,16 @@
       </w:pPr>
       <w:r>
         <w:t>XSS – Cross-Site Scripting (міжсайтовий скриптинг)</w:t>
+      </w:r>
+    </w:p>
+    <w:p>
+      <w:pPr>
+        <w:spacing w:after="160" w:line="259" w:lineRule="auto"/>
+        <w:ind w:firstLine="0"/>
+        <w:jc w:val="left"/>
+      </w:pPr>
+      <w:r>
+        <w:br w:type="page"/>
       </w:r>
     </w:p>
     <w:p>
@@ -10224,7 +10453,7 @@
         <w:spacing w:line="240" w:lineRule="auto"/>
         <w:ind w:firstLine="284"/>
       </w:pPr>
-      <w:bookmarkStart w:id="2" w:name="_Toc231125180"/>
+      <w:bookmarkStart w:id="1" w:name="_Toc232715778"/>
       <w:r>
         <w:rPr>
           <w:lang w:val="ru-RU"/>
@@ -10232,7 +10461,7 @@
         <w:lastRenderedPageBreak/>
         <w:t>ВСТУП</w:t>
       </w:r>
-      <w:bookmarkEnd w:id="2"/>
+      <w:bookmarkEnd w:id="1"/>
     </w:p>
     <w:p>
       <w:r>
@@ -10640,21 +10869,7 @@
         <w:rPr>
           <w:lang w:val="ru-RU"/>
         </w:rPr>
-        <w:t xml:space="preserve">-коду </w:t>
-      </w:r>
-      <w:proofErr w:type="gramStart"/>
-      <w:r>
-        <w:rPr>
-          <w:lang w:val="ru-RU"/>
-        </w:rPr>
-        <w:t>на столику</w:t>
-      </w:r>
-      <w:proofErr w:type="gramEnd"/>
-      <w:r>
-        <w:rPr>
-          <w:lang w:val="ru-RU"/>
-        </w:rPr>
-        <w:t xml:space="preserve"> надає гостю можливість самостійно переглянути меню, сформувати та відправити замовлення безпосередньо на кухню, викликати офіціанта та здійснити оплату — все це в межах єдиного веб-інтерфейсу без встановлення додаткового програмного забезпечення.</w:t>
+        <w:t>-коду на столику надає гостю можливість самостійно переглянути меню, сформувати та відправити замовлення безпосередньо на кухню, викликати офіціанта та здійснити оплату — все це в межах єдиного веб-інтерфейсу без встановлення додаткового програмного забезпечення.</w:t>
       </w:r>
     </w:p>
     <w:p>
@@ -10750,21 +10965,7 @@
         <w:rPr>
           <w:lang w:val="ru-RU"/>
         </w:rPr>
-        <w:t xml:space="preserve"> для гостей ресторану та панелі керування </w:t>
-      </w:r>
-      <w:proofErr w:type="gramStart"/>
-      <w:r>
-        <w:rPr>
-          <w:lang w:val="ru-RU"/>
-        </w:rPr>
-        <w:t>для персоналу</w:t>
-      </w:r>
-      <w:proofErr w:type="gramEnd"/>
-      <w:r>
-        <w:rPr>
-          <w:lang w:val="ru-RU"/>
-        </w:rPr>
-        <w:t>;</w:t>
+        <w:t xml:space="preserve"> для гостей ресторану та панелі керування для персоналу;</w:t>
       </w:r>
     </w:p>
     <w:p>
@@ -10849,21 +11050,7 @@
         <w:rPr>
           <w:lang w:val="ru-RU"/>
         </w:rPr>
-        <w:t xml:space="preserve">Об'єктом дослідження є процес автоматизації обслуговування клієнтів </w:t>
-      </w:r>
-      <w:proofErr w:type="gramStart"/>
-      <w:r>
-        <w:rPr>
-          <w:lang w:val="ru-RU"/>
-        </w:rPr>
-        <w:t>у закладах</w:t>
-      </w:r>
-      <w:proofErr w:type="gramEnd"/>
-      <w:r>
-        <w:rPr>
-          <w:lang w:val="ru-RU"/>
-        </w:rPr>
-        <w:t xml:space="preserve"> громадського харчування.</w:t>
+        <w:t>Об'єктом дослідження є процес автоматизації обслуговування клієнтів у закладах громадського харчування.</w:t>
       </w:r>
     </w:p>
     <w:p>
@@ -10944,7 +11131,7 @@
           <w:lang w:val="ru-RU"/>
         </w:rPr>
       </w:pPr>
-      <w:bookmarkStart w:id="3" w:name="_Toc231125181"/>
+      <w:bookmarkStart w:id="2" w:name="_Toc232715779"/>
       <w:r>
         <w:rPr>
           <w:lang w:val="ru-RU"/>
@@ -10952,26 +11139,26 @@
         <w:lastRenderedPageBreak/>
         <w:t>1 АНАЛІЗ ПРЕДМЕТНОЇ ГАЛУЗІ</w:t>
       </w:r>
+      <w:bookmarkEnd w:id="2"/>
+    </w:p>
+    <w:p>
+      <w:pPr>
+        <w:pStyle w:val="2"/>
+        <w:rPr>
+          <w:lang w:val="ru-RU"/>
+        </w:rPr>
+      </w:pPr>
+      <w:bookmarkStart w:id="3" w:name="_Toc232715780"/>
+      <w:r>
+        <w:rPr>
+          <w:lang w:val="ru-RU"/>
+        </w:rPr>
+        <w:t>1.1 Загальна характеристика предметної галузі</w:t>
+      </w:r>
       <w:bookmarkEnd w:id="3"/>
     </w:p>
     <w:p>
       <w:pPr>
-        <w:pStyle w:val="2"/>
-        <w:rPr>
-          <w:lang w:val="ru-RU"/>
-        </w:rPr>
-      </w:pPr>
-      <w:bookmarkStart w:id="4" w:name="_Toc231125182"/>
-      <w:r>
-        <w:rPr>
-          <w:lang w:val="ru-RU"/>
-        </w:rPr>
-        <w:t>1.1 Загальна характеристика предметної галузі</w:t>
-      </w:r>
-      <w:bookmarkEnd w:id="4"/>
-    </w:p>
-    <w:p>
-      <w:pPr>
         <w:rPr>
           <w:lang w:val="ru-RU"/>
         </w:rPr>
@@ -11099,21 +11286,7 @@
         <w:rPr>
           <w:lang w:val="ru-RU"/>
         </w:rPr>
-        <w:t xml:space="preserve">-коду </w:t>
-      </w:r>
-      <w:proofErr w:type="gramStart"/>
-      <w:r>
-        <w:rPr>
-          <w:lang w:val="ru-RU"/>
-        </w:rPr>
-        <w:t>на кожному столику</w:t>
-      </w:r>
-      <w:proofErr w:type="gramEnd"/>
-      <w:r>
-        <w:rPr>
-          <w:lang w:val="ru-RU"/>
-        </w:rPr>
-        <w:t xml:space="preserve"> ресторану дозволяє системі автоматично ідентифікувати місце розташування гостя та прив'язати замовлення до конкретного столика [3].</w:t>
+        <w:t>-коду на кожному столику ресторану дозволяє системі автоматично ідентифікувати місце розташування гостя та прив'язати замовлення до конкретного столика [3].</w:t>
       </w:r>
     </w:p>
     <w:p>
@@ -11243,14 +11416,14 @@
           <w:lang w:val="ru-RU"/>
         </w:rPr>
       </w:pPr>
-      <w:bookmarkStart w:id="5" w:name="_Toc231125183"/>
+      <w:bookmarkStart w:id="4" w:name="_Toc232715781"/>
       <w:r>
         <w:rPr>
           <w:lang w:val="ru-RU"/>
         </w:rPr>
         <w:t>1.2 Огляд існуючих програмних рішень</w:t>
       </w:r>
-      <w:bookmarkEnd w:id="5"/>
+      <w:bookmarkEnd w:id="4"/>
     </w:p>
     <w:p>
       <w:pPr>
@@ -11773,21 +11946,7 @@
         <w:rPr>
           <w:lang w:val="ru-RU"/>
         </w:rPr>
-        <w:t xml:space="preserve"> реалізоване як допоміжний інструмент </w:t>
-      </w:r>
-      <w:proofErr w:type="gramStart"/>
-      <w:r>
-        <w:rPr>
-          <w:lang w:val="ru-RU"/>
-        </w:rPr>
-        <w:t>у межах</w:t>
-      </w:r>
-      <w:proofErr w:type="gramEnd"/>
-      <w:r>
-        <w:rPr>
-          <w:lang w:val="ru-RU"/>
-        </w:rPr>
-        <w:t xml:space="preserve"> ширшої </w:t>
+        <w:t xml:space="preserve"> реалізоване як допоміжний інструмент у межах ширшої </w:t>
       </w:r>
       <w:r>
         <w:t>POS</w:t>
@@ -11836,14 +11995,14 @@
           <w:lang w:val="ru-RU"/>
         </w:rPr>
       </w:pPr>
-      <w:bookmarkStart w:id="6" w:name="_Toc231125184"/>
+      <w:bookmarkStart w:id="5" w:name="_Toc232715782"/>
       <w:r>
         <w:rPr>
           <w:lang w:val="ru-RU"/>
         </w:rPr>
         <w:t>1.3 Порівняльний аналіз існуючих рішень</w:t>
       </w:r>
-      <w:bookmarkEnd w:id="6"/>
+      <w:bookmarkEnd w:id="5"/>
     </w:p>
     <w:p>
       <w:pPr>
@@ -13694,21 +13853,7 @@
         <w:rPr>
           <w:lang w:val="ru-RU"/>
         </w:rPr>
-        <w:t xml:space="preserve">), які мають розвинений внутрішній функціонал </w:t>
-      </w:r>
-      <w:proofErr w:type="gramStart"/>
-      <w:r>
-        <w:rPr>
-          <w:lang w:val="ru-RU"/>
-        </w:rPr>
-        <w:t>для персоналу</w:t>
-      </w:r>
-      <w:proofErr w:type="gramEnd"/>
-      <w:r>
-        <w:rPr>
-          <w:lang w:val="ru-RU"/>
-        </w:rPr>
-        <w:t xml:space="preserve">, але не забезпечують повноцінного самостійного замовлення гостем через </w:t>
+        <w:t xml:space="preserve">), які мають розвинений внутрішній функціонал для персоналу, але не забезпечують повноцінного самостійного замовлення гостем через </w:t>
       </w:r>
       <w:r>
         <w:t>QR</w:t>
@@ -13772,21 +13917,7 @@
         <w:rPr>
           <w:lang w:val="ru-RU"/>
         </w:rPr>
-        <w:t xml:space="preserve">Таким чином, проведений аналіз виявив прогалину </w:t>
-      </w:r>
-      <w:proofErr w:type="gramStart"/>
-      <w:r>
-        <w:rPr>
-          <w:lang w:val="ru-RU"/>
-        </w:rPr>
-        <w:t>на ринку</w:t>
-      </w:r>
-      <w:proofErr w:type="gramEnd"/>
-      <w:r>
-        <w:rPr>
-          <w:lang w:val="ru-RU"/>
-        </w:rPr>
-        <w:t>: існуючі рішення або фінансово недоступні для малого бізнесу через надлишковий функціонал (</w:t>
+        <w:t>Таким чином, проведений аналіз виявив прогалину на ринку: існуючі рішення або фінансово недоступні для малого бізнесу через надлишковий функціонал (</w:t>
       </w:r>
       <w:r>
         <w:t>Poster</w:t>
@@ -13860,163 +13991,163 @@
           <w:lang w:val="ru-RU"/>
         </w:rPr>
       </w:pPr>
-      <w:bookmarkStart w:id="7" w:name="_Toc231125185"/>
+      <w:bookmarkStart w:id="6" w:name="_Toc232715783"/>
       <w:r>
         <w:rPr>
           <w:lang w:val="ru-RU"/>
         </w:rPr>
         <w:t>1.4 Концепція системи та об'єкт автоматизації</w:t>
       </w:r>
+      <w:bookmarkEnd w:id="6"/>
+    </w:p>
+    <w:p>
+      <w:pPr>
+        <w:rPr>
+          <w:lang w:val="ru-RU"/>
+        </w:rPr>
+      </w:pPr>
+      <w:r>
+        <w:rPr>
+          <w:lang w:val="ru-RU"/>
+        </w:rPr>
+        <w:t>Об'єктом автоматизації є операційний цикл обслуговування гостя в закладі громадського харчування — від моменту його приходу до завершення оплати. В традиційній моделі цей цикл включає процеси очікування офіціанта, усне або письмове прийняття замовлення, його ручна передача на кухню, відстеження готовності страв персоналом, доставка замовлення та формування рахунку. Кожен із зазначених процесів є потенційним джерелом затримок, людських помилок і додаткового навантаження на персонал.</w:t>
+      </w:r>
+    </w:p>
+    <w:p>
+      <w:pPr>
+        <w:rPr>
+          <w:lang w:val="ru-RU"/>
+        </w:rPr>
+      </w:pPr>
+      <w:r>
+        <w:rPr>
+          <w:lang w:val="ru-RU"/>
+        </w:rPr>
+        <w:t>Система, що розробляється, автоматизує більшість із перелічених процесів, залишаючи людський фактор лише там, де він є необхідним — у безпосередній взаємодії з гостем та приготуванні страв.</w:t>
+      </w:r>
+    </w:p>
+    <w:p>
+      <w:pPr>
+        <w:rPr>
+          <w:lang w:val="ru-RU"/>
+        </w:rPr>
+      </w:pPr>
+      <w:r>
+        <w:rPr>
+          <w:lang w:val="ru-RU"/>
+        </w:rPr>
+        <w:t xml:space="preserve">В основі системи лежить модель </w:t>
+      </w:r>
+      <w:r>
+        <w:t>BYOD</w:t>
+      </w:r>
+      <w:r>
+        <w:rPr>
+          <w:lang w:val="ru-RU"/>
+        </w:rPr>
+        <w:t xml:space="preserve"> (</w:t>
+      </w:r>
+      <w:r>
+        <w:t>Bring</w:t>
+      </w:r>
+      <w:r>
+        <w:rPr>
+          <w:lang w:val="ru-RU"/>
+        </w:rPr>
+        <w:t xml:space="preserve"> </w:t>
+      </w:r>
+      <w:r>
+        <w:t>Your</w:t>
+      </w:r>
+      <w:r>
+        <w:rPr>
+          <w:lang w:val="ru-RU"/>
+        </w:rPr>
+        <w:t xml:space="preserve"> </w:t>
+      </w:r>
+      <w:r>
+        <w:t>Own</w:t>
+      </w:r>
+      <w:r>
+        <w:rPr>
+          <w:lang w:val="ru-RU"/>
+        </w:rPr>
+        <w:t xml:space="preserve"> </w:t>
+      </w:r>
+      <w:r>
+        <w:t>Device</w:t>
+      </w:r>
+      <w:r>
+        <w:rPr>
+          <w:lang w:val="ru-RU"/>
+        </w:rPr>
+        <w:t xml:space="preserve">), де смартфон гостя виступає персональним терміналом для замовлення без встановлення сторонніх застосунків. Клієнтський інтерфейс реалізований у форматі </w:t>
+      </w:r>
+      <w:r>
+        <w:t>SPA</w:t>
+      </w:r>
+      <w:r>
+        <w:rPr>
+          <w:lang w:val="ru-RU"/>
+        </w:rPr>
+        <w:t xml:space="preserve"> (</w:t>
+      </w:r>
+      <w:r>
+        <w:t>Single</w:t>
+      </w:r>
+      <w:r>
+        <w:rPr>
+          <w:lang w:val="ru-RU"/>
+        </w:rPr>
+        <w:t xml:space="preserve"> </w:t>
+      </w:r>
+      <w:r>
+        <w:t>Page</w:t>
+      </w:r>
+      <w:r>
+        <w:rPr>
+          <w:lang w:val="ru-RU"/>
+        </w:rPr>
+        <w:t xml:space="preserve"> </w:t>
+      </w:r>
+      <w:r>
+        <w:t>Application</w:t>
+      </w:r>
+      <w:r>
+        <w:rPr>
+          <w:lang w:val="ru-RU"/>
+        </w:rPr>
+        <w:t>), що забезпечує миттєве завантаження, коректну роботу на мобільних пристроях різних платформ та можливість роботи за нестабільного з'єднання.</w:t>
+      </w:r>
+    </w:p>
+    <w:p>
+      <w:pPr>
+        <w:rPr>
+          <w:lang w:val="ru-RU"/>
+        </w:rPr>
+      </w:pPr>
+      <w:r>
+        <w:rPr>
+          <w:lang w:val="ru-RU"/>
+        </w:rPr>
+        <w:t>Водночас система не виключає класичної моделі обслуговування: офіціант може самостійно сформувати або відредагувати замовлення через власний інтерфейс. Така гібридна модель дозволяє закладу адаптувати систему під власний формат роботи без зміни усталених процесів обслуговування.</w:t>
+      </w:r>
+    </w:p>
+    <w:p>
+      <w:pPr>
+        <w:pStyle w:val="2"/>
+        <w:rPr>
+          <w:lang w:val="ru-RU"/>
+        </w:rPr>
+      </w:pPr>
+      <w:bookmarkStart w:id="7" w:name="_Toc232715784"/>
+      <w:r>
+        <w:rPr>
+          <w:lang w:val="ru-RU"/>
+        </w:rPr>
+        <w:t>1.5 Рольова модель системи</w:t>
+      </w:r>
       <w:bookmarkEnd w:id="7"/>
-    </w:p>
-    <w:p>
-      <w:pPr>
-        <w:rPr>
-          <w:lang w:val="ru-RU"/>
-        </w:rPr>
-      </w:pPr>
-      <w:r>
-        <w:rPr>
-          <w:lang w:val="ru-RU"/>
-        </w:rPr>
-        <w:t>Об'єктом автоматизації є операційний цикл обслуговування гостя в закладі громадського харчування — від моменту його приходу до завершення оплати. В традиційній моделі цей цикл включає процеси очікування офіціанта, усне або письмове прийняття замовлення, його ручна передача на кухню, відстеження готовності страв персоналом, доставка замовлення та формування рахунку. Кожен із зазначених процесів є потенційним джерелом затримок, людських помилок і додаткового навантаження на персонал.</w:t>
-      </w:r>
-    </w:p>
-    <w:p>
-      <w:pPr>
-        <w:rPr>
-          <w:lang w:val="ru-RU"/>
-        </w:rPr>
-      </w:pPr>
-      <w:r>
-        <w:rPr>
-          <w:lang w:val="ru-RU"/>
-        </w:rPr>
-        <w:t>Система, що розробляється, автоматизує більшість із перелічених процесів, залишаючи людський фактор лише там, де він є необхідним — у безпосередній взаємодії з гостем та приготуванні страв.</w:t>
-      </w:r>
-    </w:p>
-    <w:p>
-      <w:pPr>
-        <w:rPr>
-          <w:lang w:val="ru-RU"/>
-        </w:rPr>
-      </w:pPr>
-      <w:r>
-        <w:rPr>
-          <w:lang w:val="ru-RU"/>
-        </w:rPr>
-        <w:t xml:space="preserve">В основі системи лежить модель </w:t>
-      </w:r>
-      <w:r>
-        <w:t>BYOD</w:t>
-      </w:r>
-      <w:r>
-        <w:rPr>
-          <w:lang w:val="ru-RU"/>
-        </w:rPr>
-        <w:t xml:space="preserve"> (</w:t>
-      </w:r>
-      <w:r>
-        <w:t>Bring</w:t>
-      </w:r>
-      <w:r>
-        <w:rPr>
-          <w:lang w:val="ru-RU"/>
-        </w:rPr>
-        <w:t xml:space="preserve"> </w:t>
-      </w:r>
-      <w:r>
-        <w:t>Your</w:t>
-      </w:r>
-      <w:r>
-        <w:rPr>
-          <w:lang w:val="ru-RU"/>
-        </w:rPr>
-        <w:t xml:space="preserve"> </w:t>
-      </w:r>
-      <w:r>
-        <w:t>Own</w:t>
-      </w:r>
-      <w:r>
-        <w:rPr>
-          <w:lang w:val="ru-RU"/>
-        </w:rPr>
-        <w:t xml:space="preserve"> </w:t>
-      </w:r>
-      <w:r>
-        <w:t>Device</w:t>
-      </w:r>
-      <w:r>
-        <w:rPr>
-          <w:lang w:val="ru-RU"/>
-        </w:rPr>
-        <w:t xml:space="preserve">), де смартфон гостя виступає персональним терміналом для замовлення без встановлення сторонніх застосунків. Клієнтський інтерфейс реалізований у форматі </w:t>
-      </w:r>
-      <w:r>
-        <w:t>SPA</w:t>
-      </w:r>
-      <w:r>
-        <w:rPr>
-          <w:lang w:val="ru-RU"/>
-        </w:rPr>
-        <w:t xml:space="preserve"> (</w:t>
-      </w:r>
-      <w:r>
-        <w:t>Single</w:t>
-      </w:r>
-      <w:r>
-        <w:rPr>
-          <w:lang w:val="ru-RU"/>
-        </w:rPr>
-        <w:t xml:space="preserve"> </w:t>
-      </w:r>
-      <w:r>
-        <w:t>Page</w:t>
-      </w:r>
-      <w:r>
-        <w:rPr>
-          <w:lang w:val="ru-RU"/>
-        </w:rPr>
-        <w:t xml:space="preserve"> </w:t>
-      </w:r>
-      <w:r>
-        <w:t>Application</w:t>
-      </w:r>
-      <w:r>
-        <w:rPr>
-          <w:lang w:val="ru-RU"/>
-        </w:rPr>
-        <w:t>), що забезпечує миттєве завантаження, коректну роботу на мобільних пристроях різних платформ та можливість роботи за нестабільного з'єднання.</w:t>
-      </w:r>
-    </w:p>
-    <w:p>
-      <w:pPr>
-        <w:rPr>
-          <w:lang w:val="ru-RU"/>
-        </w:rPr>
-      </w:pPr>
-      <w:r>
-        <w:rPr>
-          <w:lang w:val="ru-RU"/>
-        </w:rPr>
-        <w:t>Водночас система не виключає класичної моделі обслуговування: офіціант може самостійно сформувати або відредагувати замовлення через власний інтерфейс. Така гібридна модель дозволяє закладу адаптувати систему під власний формат роботи без зміни усталених процесів обслуговування.</w:t>
-      </w:r>
-    </w:p>
-    <w:p>
-      <w:pPr>
-        <w:pStyle w:val="2"/>
-        <w:rPr>
-          <w:lang w:val="ru-RU"/>
-        </w:rPr>
-      </w:pPr>
-      <w:bookmarkStart w:id="8" w:name="_Toc231125186"/>
-      <w:r>
-        <w:rPr>
-          <w:lang w:val="ru-RU"/>
-        </w:rPr>
-        <w:t>1.5 Рольова модель системи</w:t>
-      </w:r>
-      <w:bookmarkEnd w:id="8"/>
     </w:p>
     <w:p>
       <w:pPr>
@@ -14172,14 +14303,14 @@
           <w:lang w:val="ru-RU"/>
         </w:rPr>
       </w:pPr>
-      <w:bookmarkStart w:id="9" w:name="_Toc231125187"/>
+      <w:bookmarkStart w:id="8" w:name="_Toc232715785"/>
       <w:r>
         <w:rPr>
           <w:lang w:val="ru-RU"/>
         </w:rPr>
         <w:t>1.6 Функціональні модулі системи</w:t>
       </w:r>
-      <w:bookmarkEnd w:id="9"/>
+      <w:bookmarkEnd w:id="8"/>
     </w:p>
     <w:p>
       <w:pPr>
@@ -14286,21 +14417,7 @@
         <w:rPr>
           <w:lang w:val="ru-RU"/>
         </w:rPr>
-        <w:t xml:space="preserve">-коду надає гостю доступ </w:t>
-      </w:r>
-      <w:proofErr w:type="gramStart"/>
-      <w:r>
-        <w:rPr>
-          <w:lang w:val="ru-RU"/>
-        </w:rPr>
-        <w:t>до перегляду</w:t>
-      </w:r>
-      <w:proofErr w:type="gramEnd"/>
-      <w:r>
-        <w:rPr>
-          <w:lang w:val="ru-RU"/>
-        </w:rPr>
-        <w:t xml:space="preserve"> меню без можливості розміщення нового замовлення. Статус замовлення оновлюється одночасно на кухонному дисплеї та в інтерфейсі гостя, а функція груп подачі дозволяє гостю об'єднувати страви в блоки для їх одночасного приготування та подачі.</w:t>
+        <w:t>-коду надає гостю доступ до перегляду меню без можливості розміщення нового замовлення. Статус замовлення оновлюється одночасно на кухонному дисплеї та в інтерфейсі гостя, а функція груп подачі дозволяє гостю об'єднувати страви в блоки для їх одночасного приготування та подачі.</w:t>
       </w:r>
     </w:p>
     <w:p>
@@ -14393,21 +14510,7 @@
         <w:rPr>
           <w:lang w:val="ru-RU"/>
         </w:rPr>
-        <w:t xml:space="preserve">Фінансовий модуль підтримує як сповіщення </w:t>
-      </w:r>
-      <w:proofErr w:type="gramStart"/>
-      <w:r>
-        <w:rPr>
-          <w:lang w:val="ru-RU"/>
-        </w:rPr>
-        <w:t>для персоналу</w:t>
-      </w:r>
-      <w:proofErr w:type="gramEnd"/>
-      <w:r>
-        <w:rPr>
-          <w:lang w:val="ru-RU"/>
-        </w:rPr>
-        <w:t xml:space="preserve"> про оплату готівкою, так і повноцінну онлайн-оплату через інтегрований платіжний шлюз </w:t>
+        <w:t xml:space="preserve">Фінансовий модуль підтримує як сповіщення для персоналу про оплату готівкою, так і повноцінну онлайн-оплату через інтегрований платіжний шлюз </w:t>
       </w:r>
       <w:r>
         <w:t>LiqPay</w:t>
@@ -14573,22 +14676,14 @@
           <w:lang w:val="ru-RU"/>
         </w:rPr>
       </w:pPr>
-      <w:bookmarkStart w:id="10" w:name="_Toc231125188"/>
-      <w:r>
-        <w:rPr>
-          <w:lang w:val="ru-RU"/>
-        </w:rPr>
-        <w:t xml:space="preserve">1.7 Позиціонування </w:t>
-      </w:r>
-      <w:proofErr w:type="gramStart"/>
-      <w:r>
-        <w:rPr>
-          <w:lang w:val="ru-RU"/>
-        </w:rPr>
-        <w:t>на ринку</w:t>
-      </w:r>
-      <w:bookmarkEnd w:id="10"/>
-      <w:proofErr w:type="gramEnd"/>
+      <w:bookmarkStart w:id="9" w:name="_Toc232715786"/>
+      <w:r>
+        <w:rPr>
+          <w:lang w:val="ru-RU"/>
+        </w:rPr>
+        <w:t>1.7 Позиціонування на ринку</w:t>
+      </w:r>
+      <w:bookmarkEnd w:id="9"/>
     </w:p>
     <w:p>
       <w:pPr>
@@ -14724,14 +14819,14 @@
           <w:lang w:val="ru-RU"/>
         </w:rPr>
       </w:pPr>
-      <w:bookmarkStart w:id="11" w:name="_Toc231125189"/>
+      <w:bookmarkStart w:id="10" w:name="_Toc232715787"/>
       <w:r>
         <w:rPr>
           <w:lang w:val="ru-RU"/>
         </w:rPr>
         <w:t>1.8 Модель монетизації</w:t>
       </w:r>
-      <w:bookmarkEnd w:id="11"/>
+      <w:bookmarkEnd w:id="10"/>
     </w:p>
     <w:p>
       <w:pPr>
@@ -15127,21 +15222,7 @@
         <w:rPr>
           <w:lang w:val="ru-RU"/>
         </w:rPr>
-        <w:t xml:space="preserve"> </w:t>
-      </w:r>
-      <w:proofErr w:type="gramStart"/>
-      <w:r>
-        <w:rPr>
-          <w:lang w:val="ru-RU"/>
-        </w:rPr>
-        <w:t>для автоматичного перекладу</w:t>
-      </w:r>
-      <w:proofErr w:type="gramEnd"/>
-      <w:r>
-        <w:rPr>
-          <w:lang w:val="ru-RU"/>
-        </w:rPr>
-        <w:t xml:space="preserve"> всіх двомовних полів вводу (назв та описів страв, категорій), що знімає необхідність ручного перекладу при веденні меню.</w:t>
+        <w:t xml:space="preserve"> для автоматичного перекладу всіх двомовних полів вводу (назв та описів страв, категорій), що знімає необхідність ручного перекладу при веденні меню.</w:t>
       </w:r>
     </w:p>
     <w:p>
@@ -15182,14 +15263,14 @@
           <w:lang w:val="ru-RU"/>
         </w:rPr>
       </w:pPr>
-      <w:bookmarkStart w:id="12" w:name="_Toc231125190"/>
+      <w:bookmarkStart w:id="11" w:name="_Toc232715788"/>
       <w:r>
         <w:rPr>
           <w:lang w:val="ru-RU"/>
         </w:rPr>
         <w:t>1.9 Обґрунтування вибору технологічного стеку</w:t>
       </w:r>
-      <w:bookmarkEnd w:id="12"/>
+      <w:bookmarkEnd w:id="11"/>
     </w:p>
     <w:p>
       <w:pPr>
@@ -15354,7 +15435,7 @@
           <w:lang w:val="ru-RU"/>
         </w:rPr>
       </w:pPr>
-      <w:bookmarkStart w:id="13" w:name="_Toc231125191"/>
+      <w:bookmarkStart w:id="12" w:name="_Toc232715789"/>
       <w:r>
         <w:rPr>
           <w:lang w:val="ru-RU"/>
@@ -15362,26 +15443,26 @@
         <w:lastRenderedPageBreak/>
         <w:t>2 ФОРМУВАННЯ ВИМОГ</w:t>
       </w:r>
+      <w:bookmarkEnd w:id="12"/>
+    </w:p>
+    <w:p>
+      <w:pPr>
+        <w:pStyle w:val="2"/>
+        <w:rPr>
+          <w:lang w:val="ru-RU"/>
+        </w:rPr>
+      </w:pPr>
+      <w:bookmarkStart w:id="13" w:name="_Toc232715790"/>
+      <w:r>
+        <w:rPr>
+          <w:lang w:val="ru-RU"/>
+        </w:rPr>
+        <w:t>2.1 Огляд функціональних вимог</w:t>
+      </w:r>
       <w:bookmarkEnd w:id="13"/>
     </w:p>
     <w:p>
       <w:pPr>
-        <w:pStyle w:val="2"/>
-        <w:rPr>
-          <w:lang w:val="ru-RU"/>
-        </w:rPr>
-      </w:pPr>
-      <w:bookmarkStart w:id="14" w:name="_Toc231125192"/>
-      <w:r>
-        <w:rPr>
-          <w:lang w:val="ru-RU"/>
-        </w:rPr>
-        <w:t>2.1 Огляд функціональних вимог</w:t>
-      </w:r>
-      <w:bookmarkEnd w:id="14"/>
-    </w:p>
-    <w:p>
-      <w:pPr>
         <w:rPr>
           <w:lang w:val="ru-RU"/>
         </w:rPr>
@@ -15622,7 +15703,6 @@
         </w:rPr>
         <w:t>0-9]; криптографічно безпечна генерація (</w:t>
       </w:r>
-      <w:proofErr w:type="gramStart"/>
       <w:r>
         <w:t>crypto</w:t>
       </w:r>
@@ -15635,7 +15715,6 @@
       <w:r>
         <w:t>randomBytes</w:t>
       </w:r>
-      <w:proofErr w:type="gramEnd"/>
       <w:r>
         <w:rPr>
           <w:lang w:val="ru-RU"/>
@@ -19661,21 +19740,7 @@
         <w:rPr>
           <w:lang w:val="ru-RU"/>
         </w:rPr>
-        <w:t xml:space="preserve"> після звернення </w:t>
-      </w:r>
-      <w:proofErr w:type="gramStart"/>
-      <w:r>
-        <w:rPr>
-          <w:lang w:val="ru-RU"/>
-        </w:rPr>
-        <w:t>до персоналу</w:t>
-      </w:r>
-      <w:proofErr w:type="gramEnd"/>
-      <w:r>
-        <w:rPr>
-          <w:lang w:val="ru-RU"/>
-        </w:rPr>
-        <w:t xml:space="preserve"> офіціант може ввімкнути режим відновлення і при повторному скануванні </w:t>
+        <w:t xml:space="preserve"> після звернення до персоналу офіціант може ввімкнути режим відновлення і при повторному скануванні </w:t>
       </w:r>
       <w:r>
         <w:t>QR</w:t>
@@ -20260,21 +20325,7 @@
         <w:rPr>
           <w:lang w:val="ru-RU"/>
         </w:rPr>
-        <w:t xml:space="preserve">-10: Спроба зниження статусу групи може бути виконана лише </w:t>
-      </w:r>
-      <w:proofErr w:type="gramStart"/>
-      <w:r>
-        <w:rPr>
-          <w:lang w:val="ru-RU"/>
-        </w:rPr>
-        <w:t>в першу</w:t>
-      </w:r>
-      <w:proofErr w:type="gramEnd"/>
-      <w:r>
-        <w:rPr>
-          <w:lang w:val="ru-RU"/>
-        </w:rPr>
-        <w:t xml:space="preserve"> хвилину після минулої зміни; в інших випадках відхиляється сервером (</w:t>
+        <w:t>-10: Спроба зниження статусу групи може бути виконана лише в першу хвилину після минулої зміни; в інших випадках відхиляється сервером (</w:t>
       </w:r>
       <w:r>
         <w:t>HTTP</w:t>
@@ -20775,21 +20826,7 @@
         <w:rPr>
           <w:lang w:val="ru-RU"/>
         </w:rPr>
-        <w:t xml:space="preserve">-01: Кнопка загального виклику доступна </w:t>
-      </w:r>
-      <w:proofErr w:type="gramStart"/>
-      <w:r>
-        <w:rPr>
-          <w:lang w:val="ru-RU"/>
-        </w:rPr>
-        <w:t>в будь</w:t>
-      </w:r>
-      <w:proofErr w:type="gramEnd"/>
-      <w:r>
-        <w:rPr>
-          <w:lang w:val="ru-RU"/>
-        </w:rPr>
-        <w:t>-який момент після підтвердження замовлення.</w:t>
+        <w:t>-01: Кнопка загального виклику доступна в будь-який момент після підтвердження замовлення.</w:t>
       </w:r>
     </w:p>
     <w:p>
@@ -21936,15 +21973,7 @@
     </w:p>
     <w:p>
       <w:r>
-        <w:t xml:space="preserve">– AC-PAY-01: Given LiqPay підтверджує, </w:t>
-      </w:r>
-      <w:proofErr w:type="gramStart"/>
-      <w:r>
-        <w:t>When</w:t>
-      </w:r>
-      <w:proofErr w:type="gramEnd"/>
-      <w:r>
-        <w:t xml:space="preserve"> webhook надходить, Then Order.status → completed_epay і підтвердження для гостя за ≤ 3 с.</w:t>
+        <w:t>– AC-PAY-01: Given LiqPay підтверджує, When webhook надходить, Then Order.status → completed_epay і підтвердження для гостя за ≤ 3 с.</w:t>
       </w:r>
     </w:p>
     <w:p>
@@ -21976,21 +22005,7 @@
         <w:rPr>
           <w:lang w:val="ru-RU"/>
         </w:rPr>
-        <w:t xml:space="preserve">Адміністратор має доступ до аналітичного дашборду </w:t>
-      </w:r>
-      <w:proofErr w:type="gramStart"/>
-      <w:r>
-        <w:rPr>
-          <w:lang w:val="ru-RU"/>
-        </w:rPr>
-        <w:t>для перегляду</w:t>
-      </w:r>
-      <w:proofErr w:type="gramEnd"/>
-      <w:r>
-        <w:rPr>
-          <w:lang w:val="ru-RU"/>
-        </w:rPr>
-        <w:t xml:space="preserve"> бізнес-метрик. Дані формуються з транзакцій </w:t>
+        <w:t xml:space="preserve">Адміністратор має доступ до аналітичного дашборду для перегляду бізнес-метрик. Дані формуються з транзакцій </w:t>
       </w:r>
       <w:r>
         <w:t>MongoDB</w:t>
@@ -22346,21 +22361,7 @@
         <w:rPr>
           <w:lang w:val="ru-RU"/>
         </w:rPr>
-        <w:t xml:space="preserve">-09: Для </w:t>
-      </w:r>
-      <w:proofErr w:type="gramStart"/>
-      <w:r>
-        <w:rPr>
-          <w:lang w:val="ru-RU"/>
-        </w:rPr>
-        <w:t>діапазонів &gt;</w:t>
-      </w:r>
-      <w:proofErr w:type="gramEnd"/>
-      <w:r>
-        <w:rPr>
-          <w:lang w:val="ru-RU"/>
-        </w:rPr>
-        <w:t xml:space="preserve"> 365 днів — пропозиція вивантаження </w:t>
+        <w:t xml:space="preserve">-09: Для діапазонів &gt; 365 днів — пропозиція вивантаження </w:t>
       </w:r>
       <w:r>
         <w:t>CSV</w:t>
@@ -24006,21 +24007,7 @@
         <w:rPr>
           <w:lang w:val="ru-RU"/>
         </w:rPr>
-        <w:t xml:space="preserve">-03: </w:t>
-      </w:r>
-      <w:proofErr w:type="gramStart"/>
-      <w:r>
-        <w:rPr>
-          <w:lang w:val="ru-RU"/>
-        </w:rPr>
-        <w:t>Для персоналу</w:t>
-      </w:r>
-      <w:proofErr w:type="gramEnd"/>
-      <w:r>
-        <w:rPr>
-          <w:lang w:val="ru-RU"/>
-        </w:rPr>
-        <w:t xml:space="preserve"> (кухар, офіціант, адмін) наявність </w:t>
+        <w:t xml:space="preserve">-03: Для персоналу (кухар, офіціант, адмін) наявність </w:t>
       </w:r>
       <w:r>
         <w:t>email</w:t>
@@ -26700,21 +26687,7 @@
         <w:rPr>
           <w:lang w:val="ru-RU"/>
         </w:rPr>
-        <w:t xml:space="preserve"> 409 «Обліковий запис вже прив'язаний </w:t>
-      </w:r>
-      <w:proofErr w:type="gramStart"/>
-      <w:r>
-        <w:rPr>
-          <w:lang w:val="ru-RU"/>
-        </w:rPr>
-        <w:t>до ресторану</w:t>
-      </w:r>
-      <w:proofErr w:type="gramEnd"/>
-      <w:r>
-        <w:rPr>
-          <w:lang w:val="ru-RU"/>
-        </w:rPr>
-        <w:t>».</w:t>
+        <w:t xml:space="preserve"> 409 «Обліковий запис вже прив'язаний до ресторану».</w:t>
       </w:r>
     </w:p>
     <w:p>
@@ -27443,7 +27416,7 @@
           <w:lang w:val="ru-RU"/>
         </w:rPr>
       </w:pPr>
-      <w:bookmarkStart w:id="15" w:name="_Toc231125193"/>
+      <w:bookmarkStart w:id="14" w:name="_Toc232715791"/>
       <w:r>
         <w:rPr>
           <w:lang w:val="ru-RU"/>
@@ -27451,7 +27424,7 @@
         <w:lastRenderedPageBreak/>
         <w:t>2.2 Огляд нефункціональних вимог</w:t>
       </w:r>
-      <w:bookmarkEnd w:id="15"/>
+      <w:bookmarkEnd w:id="14"/>
     </w:p>
     <w:p>
       <w:pPr>
@@ -28101,7 +28074,7 @@
           <w:lang w:val="ru-RU"/>
         </w:rPr>
       </w:pPr>
-      <w:bookmarkStart w:id="16" w:name="_Toc231125194"/>
+      <w:bookmarkStart w:id="15" w:name="_Toc232715792"/>
       <w:r>
         <w:rPr>
           <w:lang w:val="ru-RU"/>
@@ -28120,7 +28093,7 @@
         </w:rPr>
         <w:t xml:space="preserve"> Вимоги до тарифної моделі</w:t>
       </w:r>
-      <w:bookmarkEnd w:id="16"/>
+      <w:bookmarkEnd w:id="15"/>
     </w:p>
     <w:p>
       <w:pPr>
@@ -28243,7 +28216,6 @@
         </w:rPr>
         <w:t xml:space="preserve">-01: Серверна частина перевіряє значення </w:t>
       </w:r>
-      <w:proofErr w:type="gramStart"/>
       <w:r>
         <w:t>restaurant</w:t>
       </w:r>
@@ -28256,7 +28228,6 @@
       <w:r>
         <w:t>plan</w:t>
       </w:r>
-      <w:proofErr w:type="gramEnd"/>
       <w:r>
         <w:rPr>
           <w:lang w:val="ru-RU"/>
@@ -28418,16 +28389,185 @@
         <w:rPr>
           <w:lang w:val="ru-RU"/>
         </w:rPr>
-        <w:t xml:space="preserve">-02: Серверна частина перевіряє кількісні обмеження </w:t>
-      </w:r>
-      <w:proofErr w:type="gramStart"/>
-      <w:r>
-        <w:rPr>
-          <w:lang w:val="ru-RU"/>
-        </w:rPr>
-        <w:t>для тарифу</w:t>
-      </w:r>
-      <w:proofErr w:type="gramEnd"/>
+        <w:t xml:space="preserve">-02: Серверна частина перевіряє кількісні обмеження для тарифу </w:t>
+      </w:r>
+      <w:r>
+        <w:t>free</w:t>
+      </w:r>
+      <w:r>
+        <w:rPr>
+          <w:lang w:val="ru-RU"/>
+        </w:rPr>
+        <w:t xml:space="preserve"> при операціях створення сутностей: максимум 5 категорій меню, 50 страв, 3 зображення на страву, 3 акаунти персоналу сумарно. При перевищенні ліміту повертається </w:t>
+      </w:r>
+      <w:r>
+        <w:t>HTTP</w:t>
+      </w:r>
+      <w:r>
+        <w:rPr>
+          <w:lang w:val="ru-RU"/>
+        </w:rPr>
+        <w:t xml:space="preserve"> 403 з кодом </w:t>
+      </w:r>
+      <w:r>
+        <w:t>PLAN</w:t>
+      </w:r>
+      <w:r>
+        <w:rPr>
+          <w:lang w:val="ru-RU"/>
+        </w:rPr>
+        <w:t>_</w:t>
+      </w:r>
+      <w:r>
+        <w:t>LIMIT</w:t>
+      </w:r>
+      <w:r>
+        <w:rPr>
+          <w:lang w:val="ru-RU"/>
+        </w:rPr>
+        <w:t>_</w:t>
+      </w:r>
+      <w:r>
+        <w:t>EXCEEDED</w:t>
+      </w:r>
+      <w:r>
+        <w:rPr>
+          <w:lang w:val="ru-RU"/>
+        </w:rPr>
+        <w:t>.</w:t>
+      </w:r>
+    </w:p>
+    <w:p>
+      <w:pPr>
+        <w:rPr>
+          <w:lang w:val="ru-RU"/>
+        </w:rPr>
+      </w:pPr>
+      <w:r>
+        <w:rPr>
+          <w:lang w:val="ru-RU"/>
+        </w:rPr>
+        <w:t xml:space="preserve">– </w:t>
+      </w:r>
+      <w:r>
+        <w:t>REQ</w:t>
+      </w:r>
+      <w:r>
+        <w:rPr>
+          <w:lang w:val="ru-RU"/>
+        </w:rPr>
+        <w:t>-</w:t>
+      </w:r>
+      <w:r>
+        <w:t>PLAN</w:t>
+      </w:r>
+      <w:r>
+        <w:rPr>
+          <w:lang w:val="ru-RU"/>
+        </w:rPr>
+        <w:t xml:space="preserve">-03: Клієнтська частина отримує значення </w:t>
+      </w:r>
+      <w:r>
+        <w:t>plan</w:t>
+      </w:r>
+      <w:r>
+        <w:rPr>
+          <w:lang w:val="ru-RU"/>
+        </w:rPr>
+        <w:t xml:space="preserve"> у складі профілю ресторану та умовно рендерить елементи інтерфейсу: для тарифу </w:t>
+      </w:r>
+      <w:r>
+        <w:t>free</w:t>
+      </w:r>
+      <w:r>
+        <w:rPr>
+          <w:lang w:val="ru-RU"/>
+        </w:rPr>
+        <w:t xml:space="preserve"> приховуються пункти меню «Аналітика», «Управління відгуками», «Генератор </w:t>
+      </w:r>
+      <w:r>
+        <w:t>PDF</w:t>
+      </w:r>
+      <w:r>
+        <w:rPr>
+          <w:lang w:val="ru-RU"/>
+        </w:rPr>
+        <w:t>», «Інтеграція платежів», а на формах редагування меню відображається залишок ліміту.</w:t>
+      </w:r>
+    </w:p>
+    <w:p>
+      <w:pPr>
+        <w:rPr>
+          <w:lang w:val="ru-RU"/>
+        </w:rPr>
+      </w:pPr>
+      <w:r>
+        <w:rPr>
+          <w:lang w:val="ru-RU"/>
+        </w:rPr>
+        <w:t xml:space="preserve">– </w:t>
+      </w:r>
+      <w:r>
+        <w:t>REQ</w:t>
+      </w:r>
+      <w:r>
+        <w:rPr>
+          <w:lang w:val="ru-RU"/>
+        </w:rPr>
+        <w:t>-</w:t>
+      </w:r>
+      <w:r>
+        <w:t>PLAN</w:t>
+      </w:r>
+      <w:r>
+        <w:rPr>
+          <w:lang w:val="ru-RU"/>
+        </w:rPr>
+        <w:t xml:space="preserve">-04: При спробі гостя залишити відгук для замовлення в ресторані з тарифом </w:t>
+      </w:r>
+      <w:r>
+        <w:t>free</w:t>
+      </w:r>
+      <w:r>
+        <w:rPr>
+          <w:lang w:val="ru-RU"/>
+        </w:rPr>
+        <w:t xml:space="preserve"> система не відображає форму відгуку та не активує відповідну кнопку.</w:t>
+      </w:r>
+    </w:p>
+    <w:p>
+      <w:pPr>
+        <w:rPr>
+          <w:lang w:val="ru-RU"/>
+        </w:rPr>
+      </w:pPr>
+      <w:r>
+        <w:rPr>
+          <w:lang w:val="ru-RU"/>
+        </w:rPr>
+        <w:t xml:space="preserve">– </w:t>
+      </w:r>
+      <w:r>
+        <w:t>REQ</w:t>
+      </w:r>
+      <w:r>
+        <w:rPr>
+          <w:lang w:val="ru-RU"/>
+        </w:rPr>
+        <w:t>-</w:t>
+      </w:r>
+      <w:r>
+        <w:t>PLAN</w:t>
+      </w:r>
+      <w:r>
+        <w:rPr>
+          <w:lang w:val="ru-RU"/>
+        </w:rPr>
+        <w:t xml:space="preserve">-05: Інтеграція з </w:t>
+      </w:r>
+      <w:r>
+        <w:t>Google</w:t>
+      </w:r>
       <w:r>
         <w:rPr>
           <w:lang w:val="ru-RU"/>
@@ -28435,43 +28575,16 @@
         <w:t xml:space="preserve"> </w:t>
       </w:r>
       <w:r>
-        <w:t>free</w:t>
-      </w:r>
-      <w:r>
-        <w:rPr>
-          <w:lang w:val="ru-RU"/>
-        </w:rPr>
-        <w:t xml:space="preserve"> при операціях створення сутностей: максимум 5 категорій меню, 50 страв, 3 зображення на страву, 3 акаунти персоналу сумарно. При перевищенні ліміту повертається </w:t>
-      </w:r>
-      <w:r>
-        <w:t>HTTP</w:t>
-      </w:r>
-      <w:r>
-        <w:rPr>
-          <w:lang w:val="ru-RU"/>
-        </w:rPr>
-        <w:t xml:space="preserve"> 403 з кодом </w:t>
-      </w:r>
-      <w:r>
-        <w:t>PLAN</w:t>
-      </w:r>
-      <w:r>
-        <w:rPr>
-          <w:lang w:val="ru-RU"/>
-        </w:rPr>
-        <w:t>_</w:t>
-      </w:r>
-      <w:r>
-        <w:t>LIMIT</w:t>
-      </w:r>
-      <w:r>
-        <w:rPr>
-          <w:lang w:val="ru-RU"/>
-        </w:rPr>
-        <w:t>_</w:t>
-      </w:r>
-      <w:r>
-        <w:t>EXCEEDED</w:t>
+        <w:t>Translate</w:t>
+      </w:r>
+      <w:r>
+        <w:rPr>
+          <w:lang w:val="ru-RU"/>
+        </w:rPr>
+        <w:t xml:space="preserve"> (для автоматичного перекладу полів вводу) активується лише для тарифу </w:t>
+      </w:r>
+      <w:r>
+        <w:t>premium</w:t>
       </w:r>
       <w:r>
         <w:rPr>
@@ -28482,196 +28595,12 @@
     </w:p>
     <w:p>
       <w:pPr>
-        <w:rPr>
-          <w:lang w:val="ru-RU"/>
-        </w:rPr>
-      </w:pPr>
-      <w:r>
-        <w:rPr>
-          <w:lang w:val="ru-RU"/>
-        </w:rPr>
-        <w:t xml:space="preserve">– </w:t>
-      </w:r>
-      <w:r>
-        <w:t>REQ</w:t>
-      </w:r>
-      <w:r>
-        <w:rPr>
-          <w:lang w:val="ru-RU"/>
-        </w:rPr>
-        <w:t>-</w:t>
-      </w:r>
-      <w:r>
-        <w:t>PLAN</w:t>
-      </w:r>
-      <w:r>
-        <w:rPr>
-          <w:lang w:val="ru-RU"/>
-        </w:rPr>
-        <w:t xml:space="preserve">-03: Клієнтська частина отримує значення </w:t>
-      </w:r>
-      <w:r>
-        <w:t>plan</w:t>
-      </w:r>
-      <w:r>
-        <w:rPr>
-          <w:lang w:val="ru-RU"/>
-        </w:rPr>
-        <w:t xml:space="preserve"> у складі профілю ресторану та умовно рендерить елементи інтерфейсу: </w:t>
-      </w:r>
-      <w:proofErr w:type="gramStart"/>
-      <w:r>
-        <w:rPr>
-          <w:lang w:val="ru-RU"/>
-        </w:rPr>
-        <w:t>для тарифу</w:t>
-      </w:r>
-      <w:proofErr w:type="gramEnd"/>
-      <w:r>
-        <w:rPr>
-          <w:lang w:val="ru-RU"/>
-        </w:rPr>
-        <w:t xml:space="preserve"> </w:t>
-      </w:r>
-      <w:r>
-        <w:t>free</w:t>
-      </w:r>
-      <w:r>
-        <w:rPr>
-          <w:lang w:val="ru-RU"/>
-        </w:rPr>
-        <w:t xml:space="preserve"> приховуються пункти меню «Аналітика», «Управління відгуками», «Генератор </w:t>
-      </w:r>
-      <w:r>
-        <w:t>PDF</w:t>
-      </w:r>
-      <w:r>
-        <w:rPr>
-          <w:lang w:val="ru-RU"/>
-        </w:rPr>
-        <w:t>», «Інтеграція платежів», а на формах редагування меню відображається залишок ліміту.</w:t>
-      </w:r>
-    </w:p>
-    <w:p>
-      <w:pPr>
-        <w:rPr>
-          <w:lang w:val="ru-RU"/>
-        </w:rPr>
-      </w:pPr>
-      <w:r>
-        <w:rPr>
-          <w:lang w:val="ru-RU"/>
-        </w:rPr>
-        <w:t xml:space="preserve">– </w:t>
-      </w:r>
-      <w:r>
-        <w:t>REQ</w:t>
-      </w:r>
-      <w:r>
-        <w:rPr>
-          <w:lang w:val="ru-RU"/>
-        </w:rPr>
-        <w:t>-</w:t>
-      </w:r>
-      <w:r>
-        <w:t>PLAN</w:t>
-      </w:r>
-      <w:r>
-        <w:rPr>
-          <w:lang w:val="ru-RU"/>
-        </w:rPr>
-        <w:t xml:space="preserve">-04: При спробі гостя залишити відгук для замовлення в ресторані з тарифом </w:t>
-      </w:r>
-      <w:r>
-        <w:t>free</w:t>
-      </w:r>
-      <w:r>
-        <w:rPr>
-          <w:lang w:val="ru-RU"/>
-        </w:rPr>
-        <w:t xml:space="preserve"> система не відображає форму відгуку та не активує відповідну кнопку.</w:t>
-      </w:r>
-    </w:p>
-    <w:p>
-      <w:pPr>
-        <w:rPr>
-          <w:lang w:val="ru-RU"/>
-        </w:rPr>
-      </w:pPr>
-      <w:r>
-        <w:rPr>
-          <w:lang w:val="ru-RU"/>
-        </w:rPr>
-        <w:t xml:space="preserve">– </w:t>
-      </w:r>
-      <w:r>
-        <w:t>REQ</w:t>
-      </w:r>
-      <w:r>
-        <w:rPr>
-          <w:lang w:val="ru-RU"/>
-        </w:rPr>
-        <w:t>-</w:t>
-      </w:r>
-      <w:r>
-        <w:t>PLAN</w:t>
-      </w:r>
-      <w:r>
-        <w:rPr>
-          <w:lang w:val="ru-RU"/>
-        </w:rPr>
-        <w:t xml:space="preserve">-05: Інтеграція з </w:t>
-      </w:r>
-      <w:r>
-        <w:t>Google</w:t>
-      </w:r>
-      <w:r>
-        <w:rPr>
-          <w:lang w:val="ru-RU"/>
-        </w:rPr>
-        <w:t xml:space="preserve"> </w:t>
-      </w:r>
-      <w:r>
-        <w:t>Translate</w:t>
-      </w:r>
-      <w:r>
-        <w:rPr>
-          <w:lang w:val="ru-RU"/>
-        </w:rPr>
-        <w:t xml:space="preserve"> (</w:t>
-      </w:r>
-      <w:proofErr w:type="gramStart"/>
-      <w:r>
-        <w:rPr>
-          <w:lang w:val="ru-RU"/>
-        </w:rPr>
-        <w:t>для автоматичного перекладу</w:t>
-      </w:r>
-      <w:proofErr w:type="gramEnd"/>
-      <w:r>
-        <w:rPr>
-          <w:lang w:val="ru-RU"/>
-        </w:rPr>
-        <w:t xml:space="preserve"> полів вводу) активується лише для тарифу </w:t>
-      </w:r>
-      <w:r>
-        <w:t>premium</w:t>
-      </w:r>
-      <w:r>
-        <w:rPr>
-          <w:lang w:val="ru-RU"/>
-        </w:rPr>
-        <w:t>.</w:t>
-      </w:r>
-    </w:p>
-    <w:p>
-      <w:pPr>
         <w:pStyle w:val="1"/>
         <w:rPr>
           <w:lang w:val="ru-RU"/>
         </w:rPr>
       </w:pPr>
-      <w:bookmarkStart w:id="17" w:name="_Toc231125195"/>
+      <w:bookmarkStart w:id="16" w:name="_Toc232715793"/>
       <w:r>
         <w:rPr>
           <w:lang w:val="ru-RU"/>
@@ -28679,45 +28608,45 @@
         <w:lastRenderedPageBreak/>
         <w:t>3 АРХІТЕКТУРА ТА ПРОЄКТУВАННЯ</w:t>
       </w:r>
+      <w:bookmarkEnd w:id="16"/>
+    </w:p>
+    <w:p>
+      <w:pPr>
+        <w:rPr>
+          <w:lang w:val="ru-RU"/>
+        </w:rPr>
+      </w:pPr>
+      <w:r>
+        <w:rPr>
+          <w:lang w:val="ru-RU"/>
+        </w:rPr>
+        <w:t>У цьому розділі описано процес проектування системи обробки замовлень з QR-меню: наведено UML-діаграми, описано структуру бази даних, алгоритми функціонування ключових підсистем, склад компонентів програмної системи, а також обґрунтовано рішення з UI/UX-проектування.</w:t>
+      </w:r>
+    </w:p>
+    <w:p>
+      <w:pPr>
+        <w:pStyle w:val="2"/>
+        <w:rPr>
+          <w:lang w:val="ru-RU"/>
+        </w:rPr>
+      </w:pPr>
+      <w:bookmarkStart w:id="17" w:name="_Toc232715794"/>
+      <w:r>
+        <w:rPr>
+          <w:lang w:val="ru-RU"/>
+        </w:rPr>
+        <w:t xml:space="preserve">3.1 </w:t>
+      </w:r>
+      <w:r>
+        <w:rPr>
+          <w:lang w:val="ru-RU"/>
+        </w:rPr>
+        <w:t>UML-діаграми</w:t>
+      </w:r>
       <w:bookmarkEnd w:id="17"/>
     </w:p>
     <w:p>
       <w:pPr>
-        <w:rPr>
-          <w:lang w:val="ru-RU"/>
-        </w:rPr>
-      </w:pPr>
-      <w:r>
-        <w:rPr>
-          <w:lang w:val="ru-RU"/>
-        </w:rPr>
-        <w:t>У цьому розділі описано процес проектування системи обробки замовлень з QR-меню: наведено UML-діаграми, описано структуру бази даних, алгоритми функціонування ключових підсистем, склад компонентів програмної системи, а також обґрунтовано рішення з UI/UX-проектування.</w:t>
-      </w:r>
-    </w:p>
-    <w:p>
-      <w:pPr>
-        <w:pStyle w:val="2"/>
-        <w:rPr>
-          <w:lang w:val="ru-RU"/>
-        </w:rPr>
-      </w:pPr>
-      <w:bookmarkStart w:id="18" w:name="_Toc231125196"/>
-      <w:r>
-        <w:rPr>
-          <w:lang w:val="ru-RU"/>
-        </w:rPr>
-        <w:t xml:space="preserve">3.1 </w:t>
-      </w:r>
-      <w:r>
-        <w:rPr>
-          <w:lang w:val="ru-RU"/>
-        </w:rPr>
-        <w:t>UML-діаграми</w:t>
-      </w:r>
-      <w:bookmarkEnd w:id="18"/>
-    </w:p>
-    <w:p>
-      <w:pPr>
         <w:pStyle w:val="3"/>
         <w:rPr>
           <w:lang w:val="ru-RU"/>
@@ -28767,21 +28696,7 @@
         <w:rPr>
           <w:lang w:val="ru-RU"/>
         </w:rPr>
-        <w:t xml:space="preserve">Діаграму use case для ролі «Гість» наведено </w:t>
-      </w:r>
-      <w:proofErr w:type="gramStart"/>
-      <w:r>
-        <w:rPr>
-          <w:lang w:val="ru-RU"/>
-        </w:rPr>
-        <w:t>на рисунку</w:t>
-      </w:r>
-      <w:proofErr w:type="gramEnd"/>
-      <w:r>
-        <w:rPr>
-          <w:lang w:val="ru-RU"/>
-        </w:rPr>
-        <w:t xml:space="preserve"> 3.1. Гість отримує доступ до системи двома способами: шляхом сканування QR-коду столика (для замовлення) або через реєстрацію</w:t>
+        <w:t>Діаграму use case для ролі «Гість» наведено на рисунку 3.1. Гість отримує доступ до системи двома способами: шляхом сканування QR-коду столика (для замовлення) або через реєстрацію</w:t>
       </w:r>
       <w:r>
         <w:rPr>
@@ -28921,21 +28836,7 @@
           <w:lang w:val="ru-RU"/>
         </w:rPr>
         <w:lastRenderedPageBreak/>
-        <w:t xml:space="preserve">Діаграму use case для ролі «Офіціант» наведено </w:t>
-      </w:r>
-      <w:proofErr w:type="gramStart"/>
-      <w:r>
-        <w:rPr>
-          <w:lang w:val="ru-RU"/>
-        </w:rPr>
-        <w:t>на рисунку</w:t>
-      </w:r>
-      <w:proofErr w:type="gramEnd"/>
-      <w:r>
-        <w:rPr>
-          <w:lang w:val="ru-RU"/>
-        </w:rPr>
-        <w:t xml:space="preserve"> 3.2. Офіціант отримує сповіщення про нові замовлення та виклики в реальному часі через WebSocket. Основні дії офіціанта: прийом викликів від гостей (обслуговування або готівкова оплата), перегляд активних замовлень по столах, зміна статусу замовлення. Офіціант також виконує функції кухаря при ролі waiter_cook.</w:t>
+        <w:t>Діаграму use case для ролі «Офіціант» наведено на рисунку 3.2. Офіціант отримує сповіщення про нові замовлення та виклики в реальному часі через WebSocket. Основні дії офіціанта: прийом викликів від гостей (обслуговування або готівкова оплата), перегляд активних замовлень по столах, зміна статусу замовлення. Офіціант також виконує функції кухаря при ролі waiter_cook.</w:t>
       </w:r>
     </w:p>
     <w:p>
@@ -29032,21 +28933,7 @@
         <w:rPr>
           <w:lang w:val="ru-RU"/>
         </w:rPr>
-        <w:t xml:space="preserve">Діаграму use case для ролі «Кухар» наведено </w:t>
-      </w:r>
-      <w:proofErr w:type="gramStart"/>
-      <w:r>
-        <w:rPr>
-          <w:lang w:val="ru-RU"/>
-        </w:rPr>
-        <w:t>на рисунку</w:t>
-      </w:r>
-      <w:proofErr w:type="gramEnd"/>
-      <w:r>
-        <w:rPr>
-          <w:lang w:val="ru-RU"/>
-        </w:rPr>
-        <w:t xml:space="preserve"> 3.3. Кухар працює з KDS (Kitchen Display System) — системою відображення замовлень для кухні. Основні функції: отримання нових замовлень у реальному часі, перегляд замовлень </w:t>
+        <w:t xml:space="preserve">Діаграму use case для ролі «Кухар» наведено на рисунку 3.3. Кухар працює з KDS (Kitchen Display System) — системою відображення замовлень для кухні. Основні функції: отримання нових замовлень у реальному часі, перегляд замовлень </w:t>
       </w:r>
       <w:r>
         <w:rPr>
@@ -29150,21 +29037,7 @@
         <w:rPr>
           <w:lang w:val="ru-RU"/>
         </w:rPr>
-        <w:t xml:space="preserve">Діаграму use case для ролі «Адміністратор» наведено </w:t>
-      </w:r>
-      <w:proofErr w:type="gramStart"/>
-      <w:r>
-        <w:rPr>
-          <w:lang w:val="ru-RU"/>
-        </w:rPr>
-        <w:t>на рисунку</w:t>
-      </w:r>
-      <w:proofErr w:type="gramEnd"/>
-      <w:r>
-        <w:rPr>
-          <w:lang w:val="ru-RU"/>
-        </w:rPr>
-        <w:t xml:space="preserve"> 3.4. Адміністратор має найширші права: управління меню (CRUD для категорій, страв, інгредієнтів, add-ons, ComponentGroups), управління столиками та QR-кодами, управління персоналом та onboarding, перегляд аналітики, генерація PDF-меню, налаштування ресторану, управління відгуками, ініціювання преміум-підписки.</w:t>
+        <w:t>Діаграму use case для ролі «Адміністратор» наведено на рисунку 3.4. Адміністратор має найширші права: управління меню (CRUD для категорій, страв, інгредієнтів, add-ons, ComponentGroups), управління столиками та QR-кодами, управління персоналом та onboarding, перегляд аналітики, генерація PDF-меню, налаштування ресторану, управління відгуками, ініціювання преміум-підписки.</w:t>
       </w:r>
     </w:p>
     <w:p>
@@ -29276,25 +29149,24 @@
           <w:szCs w:val="24"/>
           <w:lang w:val="ru-RU"/>
         </w:rPr>
-        <w:t xml:space="preserve">Діаграму станів об'єкта Order наведено </w:t>
-      </w:r>
-      <w:proofErr w:type="gramStart"/>
-      <w:r>
+        <w:t>Діаграму станів об'єкта Order наведено на рисунку 3.5. Замовлення переходить зі стану open (активне) через такі стани:</w:t>
+      </w:r>
+    </w:p>
+    <w:p>
+      <w:pPr>
         <w:rPr>
           <w:rFonts w:eastAsiaTheme="majorEastAsia"/>
           <w:szCs w:val="24"/>
           <w:lang w:val="ru-RU"/>
         </w:rPr>
-        <w:t>на рисунку</w:t>
-      </w:r>
-      <w:proofErr w:type="gramEnd"/>
+      </w:pPr>
       <w:r>
         <w:rPr>
           <w:rFonts w:eastAsiaTheme="majorEastAsia"/>
           <w:szCs w:val="24"/>
           <w:lang w:val="ru-RU"/>
         </w:rPr>
-        <w:t xml:space="preserve"> 3.5. Замовлення переходить зі стану open (активне) через такі стани:</w:t>
+        <w:t>– open_paid — замовлення оплачено онлайн, очікується підтвердження;</w:t>
       </w:r>
     </w:p>
     <w:p>
@@ -29311,7 +29183,7 @@
           <w:szCs w:val="24"/>
           <w:lang w:val="ru-RU"/>
         </w:rPr>
-        <w:t>– open_paid — замовлення оплачено онлайн, очікується підтвердження;</w:t>
+        <w:t>– completed_cash — закрито готівковою оплатою;</w:t>
       </w:r>
     </w:p>
     <w:p>
@@ -29328,7 +29200,7 @@
           <w:szCs w:val="24"/>
           <w:lang w:val="ru-RU"/>
         </w:rPr>
-        <w:t>– completed_cash — закрито готівковою оплатою;</w:t>
+        <w:t>– completed_epay — закрито електронною оплатою (LiqPay);</w:t>
       </w:r>
     </w:p>
     <w:p>
@@ -29345,7 +29217,7 @@
           <w:szCs w:val="24"/>
           <w:lang w:val="ru-RU"/>
         </w:rPr>
-        <w:t>– completed_epay — закрито електронною оплатою (LiqPay);</w:t>
+        <w:t>– cancelled — скасовано гостем або офіціантом.</w:t>
       </w:r>
     </w:p>
     <w:p>
@@ -29362,36 +29234,20 @@
           <w:szCs w:val="24"/>
           <w:lang w:val="ru-RU"/>
         </w:rPr>
-        <w:t>– cancelled — скасовано гостем або офіціантом.</w:t>
-      </w:r>
-    </w:p>
-    <w:p>
-      <w:pPr>
+        <w:t>Стани completed_cash, completed_epay та cancelled є термінальними — повторне відкриття замовлення неможливе (API повертає HTTP 409). Перехід open → open_paid ініціюється успішним платіжним webhook від LiqPay.</w:t>
+      </w:r>
+    </w:p>
+    <w:p>
+      <w:pPr>
+        <w:ind w:firstLine="0"/>
+        <w:jc w:val="center"/>
         <w:rPr>
           <w:rFonts w:eastAsiaTheme="majorEastAsia"/>
           <w:szCs w:val="24"/>
           <w:lang w:val="ru-RU"/>
         </w:rPr>
       </w:pPr>
-      <w:r>
-        <w:rPr>
-          <w:rFonts w:eastAsiaTheme="majorEastAsia"/>
-          <w:szCs w:val="24"/>
-          <w:lang w:val="ru-RU"/>
-        </w:rPr>
-        <w:t>Стани completed_cash, completed_epay та cancelled є термінальними — повторне відкриття замовлення неможливе (API повертає HTTP 409). Перехід open → open_paid ініціюється успішним платіжним webhook від LiqPay.</w:t>
-      </w:r>
-    </w:p>
-    <w:p>
-      <w:pPr>
-        <w:ind w:firstLine="0"/>
-        <w:jc w:val="center"/>
-        <w:rPr>
-          <w:rFonts w:eastAsiaTheme="majorEastAsia"/>
-          <w:szCs w:val="24"/>
-          <w:lang w:val="ru-RU"/>
-        </w:rPr>
-      </w:pPr>
+      <w:bookmarkStart w:id="18" w:name="_GoBack"/>
       <w:r>
         <w:rPr>
           <w:rFonts w:eastAsiaTheme="majorEastAsia"/>
@@ -29446,6 +29302,7 @@
           </wp:inline>
         </w:drawing>
       </w:r>
+      <w:bookmarkEnd w:id="18"/>
       <w:r>
         <w:rPr>
           <w:rFonts w:eastAsiaTheme="majorEastAsia"/>
@@ -29510,21 +29367,7 @@
         <w:rPr>
           <w:lang w:val="ru-RU"/>
         </w:rPr>
-        <w:t xml:space="preserve">Sequence-діаграму повного циклу замовлення наведено </w:t>
-      </w:r>
-      <w:proofErr w:type="gramStart"/>
-      <w:r>
-        <w:rPr>
-          <w:lang w:val="ru-RU"/>
-        </w:rPr>
-        <w:t>на рисунку</w:t>
-      </w:r>
-      <w:proofErr w:type="gramEnd"/>
-      <w:r>
-        <w:rPr>
-          <w:lang w:val="ru-RU"/>
-        </w:rPr>
-        <w:t xml:space="preserve"> 3.6. Сценарій охоплює: сканування QR-коду гостем та Smart Session Recovery, перегляд меню через REST API, формування кошика, відправку замовлення, сповіщення </w:t>
+        <w:t xml:space="preserve">Sequence-діаграму повного циклу замовлення наведено на рисунку 3.6. Сценарій охоплює: сканування QR-коду гостем та Smart Session Recovery, перегляд меню через REST API, формування кошика, відправку замовлення, сповіщення </w:t>
       </w:r>
       <w:r>
         <w:rPr>
@@ -29624,42 +29467,14 @@
         <w:rPr>
           <w:lang w:val="ru-RU"/>
         </w:rPr>
-        <w:t xml:space="preserve">Sequence-діаграму обробки онлайн-оплати та fallback-механізму наведено </w:t>
-      </w:r>
-      <w:proofErr w:type="gramStart"/>
-      <w:r>
-        <w:rPr>
-          <w:lang w:val="ru-RU"/>
-        </w:rPr>
-        <w:t>на рисунку</w:t>
-      </w:r>
-      <w:proofErr w:type="gramEnd"/>
-      <w:r>
-        <w:rPr>
-          <w:lang w:val="ru-RU"/>
-        </w:rPr>
-        <w:t xml:space="preserve"> 3.7. Сценарій відображає взаємодію з LiqPay API: у разі таймауту webhook система виконує retry-запити з інтервалами 1, 5 та 15 хвилин. При отриманні </w:t>
+        <w:t xml:space="preserve">Sequence-діаграму обробки онлайн-оплати та fallback-механізму наведено на рисунку 3.7. Сценарій відображає взаємодію з LiqPay API: у разі таймауту webhook система виконує retry-запити з інтервалами 1, 5 та 15 хвилин. При отриманні </w:t>
       </w:r>
       <w:r>
         <w:rPr>
           <w:lang w:val="ru-RU"/>
         </w:rPr>
         <w:lastRenderedPageBreak/>
-        <w:t xml:space="preserve">підтвердження оплати замовлення переводиться </w:t>
-      </w:r>
-      <w:proofErr w:type="gramStart"/>
-      <w:r>
-        <w:rPr>
-          <w:lang w:val="ru-RU"/>
-        </w:rPr>
-        <w:t>у стан</w:t>
-      </w:r>
-      <w:proofErr w:type="gramEnd"/>
-      <w:r>
-        <w:rPr>
-          <w:lang w:val="ru-RU"/>
-        </w:rPr>
-        <w:t xml:space="preserve"> open_paid, а клієнт та офіціант отримують WebSocket-подію PAYMENT_COMPLETED.</w:t>
+        <w:t>підтвердження оплати замовлення переводиться у стан open_paid, а клієнт та офіціант отримують WebSocket-подію PAYMENT_COMPLETED.</w:t>
       </w:r>
     </w:p>
     <w:p>
@@ -29748,21 +29563,7 @@
           <w:lang w:val="ru-RU"/>
         </w:rPr>
         <w:lastRenderedPageBreak/>
-        <w:t xml:space="preserve">Sequence-діаграму відновлення WebSocket-з'єднання та event replay наведено </w:t>
-      </w:r>
-      <w:proofErr w:type="gramStart"/>
-      <w:r>
-        <w:rPr>
-          <w:lang w:val="ru-RU"/>
-        </w:rPr>
-        <w:t>на рисунку</w:t>
-      </w:r>
-      <w:proofErr w:type="gramEnd"/>
-      <w:r>
-        <w:rPr>
-          <w:lang w:val="ru-RU"/>
-        </w:rPr>
-        <w:t xml:space="preserve"> 3.8. При розриві з'єднання клієнт виконує повторне підключення з експоненційним backoff (3, 5+ секунд). Після відновлення відправляється запит REPLAY_REQUEST з полем last_event_id. Сервер повертає всі події, збережені в in-memory кеші з TTL 10 хвилин та event_id більшим за вказаний. При переповненні кешу дані запитуються через REST API.</w:t>
+        <w:t>Sequence-діаграму відновлення WebSocket-з'єднання та event replay наведено на рисунку 3.8. При розриві з'єднання клієнт виконує повторне підключення з експоненційним backoff (3, 5+ секунд). Після відновлення відправляється запит REPLAY_REQUEST з полем last_event_id. Сервер повертає всі події, збережені в in-memory кеші з TTL 10 хвилин та event_id більшим за вказаний. При переповненні кешу дані запитуються через REST API.</w:t>
       </w:r>
     </w:p>
     <w:p>
@@ -29851,7 +29652,7 @@
           <w:lang w:val="ru-RU"/>
         </w:rPr>
       </w:pPr>
-      <w:bookmarkStart w:id="19" w:name="_Toc231125197"/>
+      <w:bookmarkStart w:id="19" w:name="_Toc232715795"/>
       <w:r>
         <w:rPr>
           <w:lang w:val="ru-RU"/>
@@ -29931,21 +29732,7 @@
         <w:rPr>
           <w:lang w:val="ru-RU"/>
         </w:rPr>
-        <w:t xml:space="preserve">Доменну модель системи наведено </w:t>
-      </w:r>
-      <w:proofErr w:type="gramStart"/>
-      <w:r>
-        <w:rPr>
-          <w:lang w:val="ru-RU"/>
-        </w:rPr>
-        <w:t>на рисунку</w:t>
-      </w:r>
-      <w:proofErr w:type="gramEnd"/>
-      <w:r>
-        <w:rPr>
-          <w:lang w:val="ru-RU"/>
-        </w:rPr>
-        <w:t xml:space="preserve"> 3.9. Опис основних колекцій:</w:t>
+        <w:t>Доменну модель системи наведено на рисунку 3.9. Опис основних колекцій:</w:t>
       </w:r>
     </w:p>
     <w:p>
@@ -30102,15 +29889,7 @@
         <w:t>символів</w:t>
       </w:r>
       <w:r>
-        <w:t xml:space="preserve"> [A-Z0-9] (</w:t>
-      </w:r>
-      <w:proofErr w:type="gramStart"/>
-      <w:r>
-        <w:t>crypto.randomBytes</w:t>
-      </w:r>
-      <w:proofErr w:type="gramEnd"/>
-      <w:r>
-        <w:t xml:space="preserve">) </w:t>
+        <w:t xml:space="preserve"> [A-Z0-9] (crypto.randomBytes) </w:t>
       </w:r>
       <w:r>
         <w:rPr>
@@ -31316,7 +31095,7 @@
           <w:lang w:val="ru-RU"/>
         </w:rPr>
       </w:pPr>
-      <w:bookmarkStart w:id="20" w:name="_Toc231125198"/>
+      <w:bookmarkStart w:id="20" w:name="_Toc232715796"/>
       <w:r>
         <w:rPr>
           <w:lang w:val="ru-RU"/>
@@ -31363,21 +31142,7 @@
         <w:rPr>
           <w:lang w:val="ru-RU"/>
         </w:rPr>
-        <w:t xml:space="preserve">Загальну схему архітектури наведено </w:t>
-      </w:r>
-      <w:proofErr w:type="gramStart"/>
-      <w:r>
-        <w:rPr>
-          <w:lang w:val="ru-RU"/>
-        </w:rPr>
-        <w:t>на рисунку</w:t>
-      </w:r>
-      <w:proofErr w:type="gramEnd"/>
-      <w:r>
-        <w:rPr>
-          <w:lang w:val="ru-RU"/>
-        </w:rPr>
-        <w:t xml:space="preserve"> 3.10.</w:t>
+        <w:t>Загальну схему архітектури наведено на рисунку 3.10.</w:t>
       </w:r>
     </w:p>
     <w:p>
@@ -31596,15 +31361,7 @@
         <w:t>надсилає</w:t>
       </w:r>
       <w:r>
-        <w:t xml:space="preserve"> POST </w:t>
-      </w:r>
-      <w:proofErr w:type="gramStart"/>
-      <w:r>
-        <w:t>/:restaurantId</w:t>
-      </w:r>
-      <w:proofErr w:type="gramEnd"/>
-      <w:r>
-        <w:t xml:space="preserve">/payments/initiate </w:t>
+        <w:t xml:space="preserve"> POST /:restaurantId/payments/initiate </w:t>
       </w:r>
       <w:r>
         <w:rPr>
@@ -31751,21 +31508,7 @@
         <w:rPr>
           <w:lang w:val="ru-RU"/>
         </w:rPr>
-        <w:t xml:space="preserve">6) WebSocket-подія PAYMENT_COMPLETED розсилається підписникам </w:t>
-      </w:r>
-      <w:proofErr w:type="gramStart"/>
-      <w:r>
-        <w:rPr>
-          <w:lang w:val="ru-RU"/>
-        </w:rPr>
-        <w:t>session:{</w:t>
-      </w:r>
-      <w:proofErr w:type="gramEnd"/>
-      <w:r>
-        <w:rPr>
-          <w:lang w:val="ru-RU"/>
-        </w:rPr>
-        <w:t>token} та waiter:{restaurantId}.</w:t>
+        <w:t>6) WebSocket-подія PAYMENT_COMPLETED розсилається підписникам session:{token} та waiter:{restaurantId}.</w:t>
       </w:r>
     </w:p>
     <w:p>
@@ -31860,16 +31603,11 @@
       <w:r>
         <w:t>_</w:t>
       </w:r>
-      <w:proofErr w:type="gramStart"/>
       <w:r>
         <w:t>id</w:t>
       </w:r>
       <w:r>
-        <w:t xml:space="preserve"> &gt;</w:t>
-      </w:r>
-      <w:proofErr w:type="gramEnd"/>
-      <w:r>
-        <w:t xml:space="preserve"> </w:t>
+        <w:t xml:space="preserve"> &gt; </w:t>
       </w:r>
       <w:r>
         <w:t>last</w:t>
@@ -31897,7 +31635,7 @@
           <w:lang w:val="ru-RU"/>
         </w:rPr>
       </w:pPr>
-      <w:bookmarkStart w:id="21" w:name="_Toc231125199"/>
+      <w:bookmarkStart w:id="21" w:name="_Toc232715797"/>
       <w:r>
         <w:rPr>
           <w:lang w:val="ru-RU"/>
@@ -31943,21 +31681,7 @@
         <w:rPr>
           <w:lang w:val="ru-RU"/>
         </w:rPr>
-        <w:t xml:space="preserve">Структуру каталогів клієнтської частини наведено </w:t>
-      </w:r>
-      <w:proofErr w:type="gramStart"/>
-      <w:r>
-        <w:rPr>
-          <w:lang w:val="ru-RU"/>
-        </w:rPr>
-        <w:t>на рисунку</w:t>
-      </w:r>
-      <w:proofErr w:type="gramEnd"/>
-      <w:r>
-        <w:rPr>
-          <w:lang w:val="ru-RU"/>
-        </w:rPr>
-        <w:t xml:space="preserve"> 3.11.</w:t>
+        <w:t>Структуру каталогів клієнтської частини наведено на рисунку 3.11.</w:t>
       </w:r>
     </w:p>
     <w:p>
@@ -32244,13 +31968,41 @@
         <w:t>реалізовано</w:t>
       </w:r>
       <w:r>
+        <w:t xml:space="preserve"> manifest.json </w:t>
+      </w:r>
+      <w:r>
+        <w:rPr>
+          <w:lang w:val="ru-RU"/>
+        </w:rPr>
+        <w:t>та</w:t>
+      </w:r>
+      <w:r>
+        <w:t xml:space="preserve"> Service Worker </w:t>
+      </w:r>
+      <w:r>
+        <w:rPr>
+          <w:lang w:val="ru-RU"/>
+        </w:rPr>
+        <w:t>із</w:t>
+      </w:r>
+      <w:r>
         <w:t xml:space="preserve"> </w:t>
       </w:r>
-      <w:proofErr w:type="gramStart"/>
-      <w:r>
-        <w:t>manifest.json</w:t>
-      </w:r>
-      <w:proofErr w:type="gramEnd"/>
+      <w:r>
+        <w:rPr>
+          <w:lang w:val="ru-RU"/>
+        </w:rPr>
+        <w:t>стратегіями</w:t>
+      </w:r>
+      <w:r>
+        <w:t xml:space="preserve">: cache-first </w:t>
+      </w:r>
+      <w:r>
+        <w:rPr>
+          <w:lang w:val="ru-RU"/>
+        </w:rPr>
+        <w:t>для</w:t>
+      </w:r>
       <w:r>
         <w:t xml:space="preserve"> </w:t>
       </w:r>
@@ -32258,169 +32010,119 @@
         <w:rPr>
           <w:lang w:val="ru-RU"/>
         </w:rPr>
+        <w:t>статичних</w:t>
+      </w:r>
+      <w:r>
+        <w:t xml:space="preserve"> </w:t>
+      </w:r>
+      <w:r>
+        <w:rPr>
+          <w:lang w:val="ru-RU"/>
+        </w:rPr>
+        <w:t>ресурсів</w:t>
+      </w:r>
+      <w:r>
+        <w:t xml:space="preserve"> </w:t>
+      </w:r>
+      <w:r>
+        <w:rPr>
+          <w:lang w:val="ru-RU"/>
+        </w:rPr>
         <w:t>та</w:t>
       </w:r>
       <w:r>
-        <w:t xml:space="preserve"> Service Worker </w:t>
-      </w:r>
-      <w:r>
-        <w:rPr>
-          <w:lang w:val="ru-RU"/>
-        </w:rPr>
-        <w:t>із</w:t>
-      </w:r>
-      <w:r>
+        <w:t xml:space="preserve"> network-first </w:t>
+      </w:r>
+      <w:r>
+        <w:rPr>
+          <w:lang w:val="ru-RU"/>
+        </w:rPr>
+        <w:t>з</w:t>
+      </w:r>
+      <w:r>
+        <w:t xml:space="preserve"> fallback </w:t>
+      </w:r>
+      <w:r>
+        <w:rPr>
+          <w:lang w:val="ru-RU"/>
+        </w:rPr>
+        <w:t>для</w:t>
+      </w:r>
+      <w:r>
+        <w:t xml:space="preserve"> API-</w:t>
+      </w:r>
+      <w:r>
+        <w:rPr>
+          <w:lang w:val="ru-RU"/>
+        </w:rPr>
+        <w:t>запитів</w:t>
+      </w:r>
+      <w:r>
+        <w:t>.</w:t>
+      </w:r>
+    </w:p>
+    <w:p>
+      <w:pPr>
+        <w:pStyle w:val="3"/>
+      </w:pPr>
+      <w:r>
+        <w:t>3.4.2 Серверна частина (Back-end)</w:t>
+      </w:r>
+    </w:p>
+    <w:p>
+      <w:pPr>
+        <w:rPr>
+          <w:lang w:val="ru-RU"/>
+        </w:rPr>
+      </w:pPr>
+      <w:r>
+        <w:t xml:space="preserve">Back-end реалізовано на Node.js 18 LTS з використанням фреймворку Express.js для HTTP-сервера та бібліотеки ws для WebSocket-сервера. </w:t>
+      </w:r>
+      <w:r>
+        <w:rPr>
+          <w:lang w:val="ru-RU"/>
+        </w:rPr>
+        <w:t xml:space="preserve">Взаємодія з </w:t>
+      </w:r>
+      <w:r>
+        <w:t>MongoDB</w:t>
+      </w:r>
+      <w:r>
+        <w:rPr>
+          <w:lang w:val="ru-RU"/>
+        </w:rPr>
+        <w:t xml:space="preserve"> виконується через </w:t>
+      </w:r>
+      <w:r>
+        <w:t>ODM</w:t>
+      </w:r>
+      <w:r>
+        <w:rPr>
+          <w:lang w:val="ru-RU"/>
+        </w:rPr>
         <w:t xml:space="preserve"> </w:t>
       </w:r>
       <w:r>
-        <w:rPr>
-          <w:lang w:val="ru-RU"/>
-        </w:rPr>
-        <w:t>стратегіями</w:t>
-      </w:r>
-      <w:r>
-        <w:t xml:space="preserve">: cache-first </w:t>
-      </w:r>
-      <w:r>
-        <w:rPr>
-          <w:lang w:val="ru-RU"/>
-        </w:rPr>
-        <w:t>для</w:t>
-      </w:r>
-      <w:r>
-        <w:t xml:space="preserve"> </w:t>
-      </w:r>
-      <w:r>
-        <w:rPr>
-          <w:lang w:val="ru-RU"/>
-        </w:rPr>
-        <w:t>статичних</w:t>
-      </w:r>
-      <w:r>
-        <w:t xml:space="preserve"> </w:t>
-      </w:r>
-      <w:r>
-        <w:rPr>
-          <w:lang w:val="ru-RU"/>
-        </w:rPr>
-        <w:t>ресурсів</w:t>
-      </w:r>
-      <w:r>
-        <w:t xml:space="preserve"> </w:t>
-      </w:r>
-      <w:r>
-        <w:rPr>
-          <w:lang w:val="ru-RU"/>
-        </w:rPr>
-        <w:t>та</w:t>
-      </w:r>
-      <w:r>
-        <w:t xml:space="preserve"> network-first </w:t>
-      </w:r>
-      <w:r>
-        <w:rPr>
-          <w:lang w:val="ru-RU"/>
-        </w:rPr>
-        <w:t>з</w:t>
-      </w:r>
-      <w:r>
-        <w:t xml:space="preserve"> fallback </w:t>
-      </w:r>
-      <w:r>
-        <w:rPr>
-          <w:lang w:val="ru-RU"/>
-        </w:rPr>
-        <w:t>для</w:t>
-      </w:r>
-      <w:r>
-        <w:t xml:space="preserve"> API-</w:t>
-      </w:r>
-      <w:r>
-        <w:rPr>
-          <w:lang w:val="ru-RU"/>
-        </w:rPr>
-        <w:t>запитів</w:t>
-      </w:r>
-      <w:r>
+        <w:t>Mongoose</w:t>
+      </w:r>
+      <w:r>
+        <w:rPr>
+          <w:lang w:val="ru-RU"/>
+        </w:rPr>
         <w:t>.</w:t>
       </w:r>
     </w:p>
     <w:p>
       <w:pPr>
-        <w:pStyle w:val="3"/>
-      </w:pPr>
-      <w:r>
-        <w:t>3.4.2 Серверна частина (Back-end)</w:t>
-      </w:r>
-    </w:p>
-    <w:p>
-      <w:pPr>
-        <w:rPr>
-          <w:lang w:val="ru-RU"/>
-        </w:rPr>
-      </w:pPr>
-      <w:r>
-        <w:t xml:space="preserve">Back-end реалізовано на Node.js 18 LTS з використанням фреймворку Express.js для HTTP-сервера та бібліотеки ws для WebSocket-сервера. </w:t>
-      </w:r>
-      <w:r>
-        <w:rPr>
-          <w:lang w:val="ru-RU"/>
-        </w:rPr>
-        <w:t xml:space="preserve">Взаємодія з </w:t>
-      </w:r>
-      <w:r>
-        <w:t>MongoDB</w:t>
-      </w:r>
-      <w:r>
-        <w:rPr>
-          <w:lang w:val="ru-RU"/>
-        </w:rPr>
-        <w:t xml:space="preserve"> виконується через </w:t>
-      </w:r>
-      <w:r>
-        <w:t>ODM</w:t>
-      </w:r>
-      <w:r>
-        <w:rPr>
-          <w:lang w:val="ru-RU"/>
-        </w:rPr>
-        <w:t xml:space="preserve"> </w:t>
-      </w:r>
-      <w:r>
-        <w:t>Mongoose</w:t>
-      </w:r>
-      <w:r>
-        <w:rPr>
-          <w:lang w:val="ru-RU"/>
-        </w:rPr>
-        <w:t>.</w:t>
-      </w:r>
-    </w:p>
-    <w:p>
-      <w:pPr>
-        <w:rPr>
-          <w:lang w:val="ru-RU"/>
-        </w:rPr>
-      </w:pPr>
-      <w:r>
-        <w:rPr>
-          <w:lang w:val="ru-RU"/>
-        </w:rPr>
-        <w:t xml:space="preserve">Структуру серверної частини наведено </w:t>
-      </w:r>
-      <w:proofErr w:type="gramStart"/>
-      <w:r>
-        <w:rPr>
-          <w:lang w:val="ru-RU"/>
-        </w:rPr>
-        <w:t>на рисунку</w:t>
-      </w:r>
-      <w:proofErr w:type="gramEnd"/>
-      <w:r>
-        <w:rPr>
-          <w:lang w:val="ru-RU"/>
-        </w:rPr>
-        <w:t xml:space="preserve"> 3.12.</w:t>
+        <w:rPr>
+          <w:lang w:val="ru-RU"/>
+        </w:rPr>
+      </w:pPr>
+      <w:r>
+        <w:rPr>
+          <w:lang w:val="ru-RU"/>
+        </w:rPr>
+        <w:t>Структуру серверної частини наведено на рисунку 3.12.</w:t>
       </w:r>
     </w:p>
     <w:p>
@@ -32882,13 +32584,70 @@
         <w:t>єкт</w:t>
       </w:r>
       <w:r>
+        <w:t xml:space="preserve"> error.code </w:t>
+      </w:r>
+      <w:r>
+        <w:rPr>
+          <w:lang w:val="ru-RU"/>
+        </w:rPr>
+        <w:t>та</w:t>
+      </w:r>
+      <w:r>
+        <w:t xml:space="preserve"> error.message.</w:t>
+      </w:r>
+    </w:p>
+    <w:p>
+      <w:pPr>
+        <w:pStyle w:val="3"/>
+        <w:rPr>
+          <w:rFonts w:eastAsia="Times New Roman"/>
+        </w:rPr>
+      </w:pPr>
+      <w:r>
+        <w:rPr>
+          <w:rFonts w:eastAsia="Times New Roman"/>
+        </w:rPr>
+        <w:t xml:space="preserve">3.4.3 </w:t>
+      </w:r>
+      <w:r>
+        <w:rPr>
+          <w:rFonts w:eastAsia="Times New Roman"/>
+        </w:rPr>
+        <w:t>WebSocket</w:t>
+      </w:r>
+      <w:r>
+        <w:rPr>
+          <w:rFonts w:eastAsia="Times New Roman"/>
+        </w:rPr>
+        <w:t>-</w:t>
+      </w:r>
+      <w:r>
+        <w:rPr>
+          <w:rFonts w:eastAsia="Times New Roman"/>
+          <w:lang w:val="ru-RU"/>
+        </w:rPr>
+        <w:t>компонент</w:t>
+      </w:r>
+    </w:p>
+    <w:p>
+      <w:r>
+        <w:t>WebSocket-</w:t>
+      </w:r>
+      <w:r>
+        <w:rPr>
+          <w:lang w:val="ru-RU"/>
+        </w:rPr>
+        <w:t>сервер</w:t>
+      </w:r>
+      <w:r>
         <w:t xml:space="preserve"> </w:t>
       </w:r>
-      <w:proofErr w:type="gramStart"/>
-      <w:r>
-        <w:t>error.code</w:t>
-      </w:r>
-      <w:proofErr w:type="gramEnd"/>
+      <w:r>
+        <w:rPr>
+          <w:lang w:val="ru-RU"/>
+        </w:rPr>
+        <w:t>організовує</w:t>
+      </w:r>
       <w:r>
         <w:t xml:space="preserve"> </w:t>
       </w:r>
@@ -32896,282 +32655,209 @@
         <w:rPr>
           <w:lang w:val="ru-RU"/>
         </w:rPr>
+        <w:t>з</w:t>
+      </w:r>
+      <w:r>
+        <w:t>'</w:t>
+      </w:r>
+      <w:r>
+        <w:rPr>
+          <w:lang w:val="ru-RU"/>
+        </w:rPr>
+        <w:t>єднання</w:t>
+      </w:r>
+      <w:r>
+        <w:t xml:space="preserve"> </w:t>
+      </w:r>
+      <w:r>
+        <w:rPr>
+          <w:lang w:val="ru-RU"/>
+        </w:rPr>
+        <w:t>у</w:t>
+      </w:r>
+      <w:r>
+        <w:t xml:space="preserve"> </w:t>
+      </w:r>
+      <w:r>
+        <w:rPr>
+          <w:lang w:val="ru-RU"/>
+        </w:rPr>
+        <w:t>кімнати</w:t>
+      </w:r>
+      <w:r>
+        <w:t xml:space="preserve"> (rooms): restaurant:{restaurantId}, table:{tableId}, session:{sessionToken}, kitchen:{restaurantId}, waiter:{restaurantId}. </w:t>
+      </w:r>
+      <w:r>
+        <w:rPr>
+          <w:lang w:val="ru-RU"/>
+        </w:rPr>
+        <w:t>При</w:t>
+      </w:r>
+      <w:r>
+        <w:t xml:space="preserve"> </w:t>
+      </w:r>
+      <w:r>
+        <w:rPr>
+          <w:lang w:val="ru-RU"/>
+        </w:rPr>
+        <w:t>підключенні</w:t>
+      </w:r>
+      <w:r>
+        <w:t xml:space="preserve"> </w:t>
+      </w:r>
+      <w:r>
+        <w:rPr>
+          <w:lang w:val="ru-RU"/>
+        </w:rPr>
+        <w:t>клієнт</w:t>
+      </w:r>
+      <w:r>
+        <w:t xml:space="preserve"> </w:t>
+      </w:r>
+      <w:r>
+        <w:rPr>
+          <w:lang w:val="ru-RU"/>
+        </w:rPr>
+        <w:t>підписується</w:t>
+      </w:r>
+      <w:r>
+        <w:t xml:space="preserve"> </w:t>
+      </w:r>
+      <w:r>
+        <w:rPr>
+          <w:lang w:val="ru-RU"/>
+        </w:rPr>
+        <w:t>на</w:t>
+      </w:r>
+      <w:r>
+        <w:t xml:space="preserve"> </w:t>
+      </w:r>
+      <w:r>
+        <w:rPr>
+          <w:lang w:val="ru-RU"/>
+        </w:rPr>
+        <w:t>відповідні</w:t>
+      </w:r>
+      <w:r>
+        <w:t xml:space="preserve"> </w:t>
+      </w:r>
+      <w:r>
+        <w:rPr>
+          <w:lang w:val="ru-RU"/>
+        </w:rPr>
+        <w:t>кімнати</w:t>
+      </w:r>
+      <w:r>
+        <w:t xml:space="preserve"> </w:t>
+      </w:r>
+      <w:r>
+        <w:rPr>
+          <w:lang w:val="ru-RU"/>
+        </w:rPr>
+        <w:t>залежно</w:t>
+      </w:r>
+      <w:r>
+        <w:t xml:space="preserve"> </w:t>
+      </w:r>
+      <w:r>
+        <w:rPr>
+          <w:lang w:val="ru-RU"/>
+        </w:rPr>
+        <w:t>від</w:t>
+      </w:r>
+      <w:r>
+        <w:t xml:space="preserve"> </w:t>
+      </w:r>
+      <w:r>
+        <w:rPr>
+          <w:lang w:val="ru-RU"/>
+        </w:rPr>
+        <w:t>ролі</w:t>
+      </w:r>
+      <w:r>
+        <w:t xml:space="preserve">. </w:t>
+      </w:r>
+      <w:r>
+        <w:rPr>
+          <w:lang w:val="ru-RU"/>
+        </w:rPr>
+        <w:t>Система</w:t>
+      </w:r>
+      <w:r>
+        <w:t xml:space="preserve"> </w:t>
+      </w:r>
+      <w:r>
+        <w:rPr>
+          <w:lang w:val="ru-RU"/>
+        </w:rPr>
+        <w:t>підтримує</w:t>
+      </w:r>
+      <w:r>
+        <w:t xml:space="preserve"> 14 </w:t>
+      </w:r>
+      <w:r>
+        <w:rPr>
+          <w:lang w:val="ru-RU"/>
+        </w:rPr>
+        <w:t>типів</w:t>
+      </w:r>
+      <w:r>
+        <w:t xml:space="preserve"> </w:t>
+      </w:r>
+      <w:r>
+        <w:rPr>
+          <w:lang w:val="ru-RU"/>
+        </w:rPr>
+        <w:t>подій</w:t>
+      </w:r>
+      <w:r>
+        <w:t xml:space="preserve"> (ORDER_NEW, DISH_STATUS_UPDATED, WAITER_CALL, PAYMENT_COMPLETED </w:t>
+      </w:r>
+      <w:r>
+        <w:rPr>
+          <w:lang w:val="ru-RU"/>
+        </w:rPr>
+        <w:t>тощо</w:t>
+      </w:r>
+      <w:r>
+        <w:t xml:space="preserve">) </w:t>
+      </w:r>
+      <w:r>
+        <w:rPr>
+          <w:lang w:val="ru-RU"/>
+        </w:rPr>
+        <w:t>із</w:t>
+      </w:r>
+      <w:r>
+        <w:t xml:space="preserve"> </w:t>
+      </w:r>
+      <w:r>
+        <w:rPr>
+          <w:lang w:val="ru-RU"/>
+        </w:rPr>
+        <w:t>полями</w:t>
+      </w:r>
+      <w:r>
+        <w:t xml:space="preserve"> event, payload, timestamp </w:t>
+      </w:r>
+      <w:r>
+        <w:rPr>
+          <w:lang w:val="ru-RU"/>
+        </w:rPr>
         <w:t>та</w:t>
       </w:r>
       <w:r>
-        <w:t xml:space="preserve"> error.message.</w:t>
-      </w:r>
-    </w:p>
-    <w:p>
-      <w:pPr>
-        <w:pStyle w:val="3"/>
+        <w:t xml:space="preserve"> event_id.</w:t>
+      </w:r>
+    </w:p>
+    <w:p>
+      <w:pPr>
+        <w:pStyle w:val="2"/>
         <w:rPr>
           <w:rFonts w:eastAsia="Times New Roman"/>
         </w:rPr>
       </w:pPr>
-      <w:r>
-        <w:rPr>
-          <w:rFonts w:eastAsia="Times New Roman"/>
-        </w:rPr>
-        <w:t xml:space="preserve">3.4.3 </w:t>
-      </w:r>
-      <w:r>
-        <w:rPr>
-          <w:rFonts w:eastAsia="Times New Roman"/>
-        </w:rPr>
-        <w:t>WebSocket</w:t>
-      </w:r>
-      <w:r>
-        <w:rPr>
-          <w:rFonts w:eastAsia="Times New Roman"/>
-        </w:rPr>
-        <w:t>-</w:t>
-      </w:r>
-      <w:r>
-        <w:rPr>
-          <w:rFonts w:eastAsia="Times New Roman"/>
-          <w:lang w:val="ru-RU"/>
-        </w:rPr>
-        <w:t>компонент</w:t>
-      </w:r>
-    </w:p>
-    <w:p>
-      <w:r>
-        <w:t>WebSocket-</w:t>
-      </w:r>
-      <w:r>
-        <w:rPr>
-          <w:lang w:val="ru-RU"/>
-        </w:rPr>
-        <w:t>сервер</w:t>
-      </w:r>
-      <w:r>
-        <w:t xml:space="preserve"> </w:t>
-      </w:r>
-      <w:r>
-        <w:rPr>
-          <w:lang w:val="ru-RU"/>
-        </w:rPr>
-        <w:t>організовує</w:t>
-      </w:r>
-      <w:r>
-        <w:t xml:space="preserve"> </w:t>
-      </w:r>
-      <w:r>
-        <w:rPr>
-          <w:lang w:val="ru-RU"/>
-        </w:rPr>
-        <w:t>з</w:t>
-      </w:r>
-      <w:r>
-        <w:t>'</w:t>
-      </w:r>
-      <w:r>
-        <w:rPr>
-          <w:lang w:val="ru-RU"/>
-        </w:rPr>
-        <w:t>єднання</w:t>
-      </w:r>
-      <w:r>
-        <w:t xml:space="preserve"> </w:t>
-      </w:r>
-      <w:r>
-        <w:rPr>
-          <w:lang w:val="ru-RU"/>
-        </w:rPr>
-        <w:t>у</w:t>
-      </w:r>
-      <w:r>
-        <w:t xml:space="preserve"> </w:t>
-      </w:r>
-      <w:r>
-        <w:rPr>
-          <w:lang w:val="ru-RU"/>
-        </w:rPr>
-        <w:t>кімнати</w:t>
-      </w:r>
-      <w:r>
-        <w:t xml:space="preserve"> (rooms): </w:t>
-      </w:r>
-      <w:proofErr w:type="gramStart"/>
-      <w:r>
-        <w:t>restaurant:{</w:t>
-      </w:r>
-      <w:proofErr w:type="gramEnd"/>
-      <w:r>
-        <w:t xml:space="preserve">restaurantId}, table:{tableId}, session:{sessionToken}, kitchen:{restaurantId}, waiter:{restaurantId}. </w:t>
-      </w:r>
-      <w:r>
-        <w:rPr>
-          <w:lang w:val="ru-RU"/>
-        </w:rPr>
-        <w:t>При</w:t>
-      </w:r>
-      <w:r>
-        <w:t xml:space="preserve"> </w:t>
-      </w:r>
-      <w:r>
-        <w:rPr>
-          <w:lang w:val="ru-RU"/>
-        </w:rPr>
-        <w:t>підключенні</w:t>
-      </w:r>
-      <w:r>
-        <w:t xml:space="preserve"> </w:t>
-      </w:r>
-      <w:r>
-        <w:rPr>
-          <w:lang w:val="ru-RU"/>
-        </w:rPr>
-        <w:t>клієнт</w:t>
-      </w:r>
-      <w:r>
-        <w:t xml:space="preserve"> </w:t>
-      </w:r>
-      <w:r>
-        <w:rPr>
-          <w:lang w:val="ru-RU"/>
-        </w:rPr>
-        <w:t>підписується</w:t>
-      </w:r>
-      <w:r>
-        <w:t xml:space="preserve"> </w:t>
-      </w:r>
-      <w:r>
-        <w:rPr>
-          <w:lang w:val="ru-RU"/>
-        </w:rPr>
-        <w:t>на</w:t>
-      </w:r>
-      <w:r>
-        <w:t xml:space="preserve"> </w:t>
-      </w:r>
-      <w:r>
-        <w:rPr>
-          <w:lang w:val="ru-RU"/>
-        </w:rPr>
-        <w:t>відповідні</w:t>
-      </w:r>
-      <w:r>
-        <w:t xml:space="preserve"> </w:t>
-      </w:r>
-      <w:r>
-        <w:rPr>
-          <w:lang w:val="ru-RU"/>
-        </w:rPr>
-        <w:t>кімнати</w:t>
-      </w:r>
-      <w:r>
-        <w:t xml:space="preserve"> </w:t>
-      </w:r>
-      <w:r>
-        <w:rPr>
-          <w:lang w:val="ru-RU"/>
-        </w:rPr>
-        <w:t>залежно</w:t>
-      </w:r>
-      <w:r>
-        <w:t xml:space="preserve"> </w:t>
-      </w:r>
-      <w:r>
-        <w:rPr>
-          <w:lang w:val="ru-RU"/>
-        </w:rPr>
-        <w:t>від</w:t>
-      </w:r>
-      <w:r>
-        <w:t xml:space="preserve"> </w:t>
-      </w:r>
-      <w:r>
-        <w:rPr>
-          <w:lang w:val="ru-RU"/>
-        </w:rPr>
-        <w:t>ролі</w:t>
-      </w:r>
-      <w:r>
-        <w:t xml:space="preserve">. </w:t>
-      </w:r>
-      <w:r>
-        <w:rPr>
-          <w:lang w:val="ru-RU"/>
-        </w:rPr>
-        <w:t>Система</w:t>
-      </w:r>
-      <w:r>
-        <w:t xml:space="preserve"> </w:t>
-      </w:r>
-      <w:r>
-        <w:rPr>
-          <w:lang w:val="ru-RU"/>
-        </w:rPr>
-        <w:t>підтримує</w:t>
-      </w:r>
-      <w:r>
-        <w:t xml:space="preserve"> 14 </w:t>
-      </w:r>
-      <w:r>
-        <w:rPr>
-          <w:lang w:val="ru-RU"/>
-        </w:rPr>
-        <w:t>типів</w:t>
-      </w:r>
-      <w:r>
-        <w:t xml:space="preserve"> </w:t>
-      </w:r>
-      <w:r>
-        <w:rPr>
-          <w:lang w:val="ru-RU"/>
-        </w:rPr>
-        <w:t>подій</w:t>
-      </w:r>
-      <w:r>
-        <w:t xml:space="preserve"> (ORDER_NEW, DISH_STATUS_UPDATED, WAITER_CALL, PAYMENT_COMPLETED </w:t>
-      </w:r>
-      <w:r>
-        <w:rPr>
-          <w:lang w:val="ru-RU"/>
-        </w:rPr>
-        <w:t>тощо</w:t>
-      </w:r>
-      <w:r>
-        <w:t xml:space="preserve">) </w:t>
-      </w:r>
-      <w:r>
-        <w:rPr>
-          <w:lang w:val="ru-RU"/>
-        </w:rPr>
-        <w:t>із</w:t>
-      </w:r>
-      <w:r>
-        <w:t xml:space="preserve"> </w:t>
-      </w:r>
-      <w:r>
-        <w:rPr>
-          <w:lang w:val="ru-RU"/>
-        </w:rPr>
-        <w:t>полями</w:t>
-      </w:r>
-      <w:r>
-        <w:t xml:space="preserve"> event, payload, timestamp </w:t>
-      </w:r>
-      <w:r>
-        <w:rPr>
-          <w:lang w:val="ru-RU"/>
-        </w:rPr>
-        <w:t>та</w:t>
-      </w:r>
-      <w:r>
-        <w:t xml:space="preserve"> event_id.</w:t>
-      </w:r>
-    </w:p>
-    <w:p>
-      <w:pPr>
-        <w:pStyle w:val="2"/>
-        <w:rPr>
-          <w:rFonts w:eastAsia="Times New Roman"/>
-        </w:rPr>
-      </w:pPr>
-      <w:bookmarkStart w:id="22" w:name="_Toc231125200"/>
+      <w:bookmarkStart w:id="22" w:name="_Toc232715798"/>
       <w:r>
         <w:rPr>
           <w:rFonts w:eastAsia="Times New Roman"/>
@@ -34544,21 +34230,7 @@
         <w:rPr>
           <w:lang w:val="ru-RU"/>
         </w:rPr>
-        <w:t>Стилізація компонентів реалізована через CSS Modules — кожен компонент або сторінка має власний файл *.module.css із локальними класами (</w:t>
-      </w:r>
-      <w:proofErr w:type="gramStart"/>
-      <w:r>
-        <w:rPr>
-          <w:lang w:val="ru-RU"/>
-        </w:rPr>
-        <w:t>styles.myClassName</w:t>
-      </w:r>
-      <w:proofErr w:type="gramEnd"/>
-      <w:r>
-        <w:rPr>
-          <w:lang w:val="ru-RU"/>
-        </w:rPr>
-        <w:t>). Це виключає конфлікти імен між модулями. Глобальні стилі (скидання, теми, змінні, анімації) зберігаються у global.css.</w:t>
+        <w:t>Стилізація компонентів реалізована через CSS Modules — кожен компонент або сторінка має власний файл *.module.css із локальними класами (styles.myClassName). Це виключає конфлікти імен між модулями. Глобальні стилі (скидання, теми, змінні, анімації) зберігаються у global.css.</w:t>
       </w:r>
     </w:p>
     <w:p>
@@ -34586,21 +34258,7 @@
         <w:rPr>
           <w:lang w:val="ru-RU"/>
         </w:rPr>
-        <w:t xml:space="preserve">Клієнтський інтерфейс орієнтований на гостя ресторану, який взаємодіє з системою через особистий смартфон після сканування QR-коду </w:t>
-      </w:r>
-      <w:proofErr w:type="gramStart"/>
-      <w:r>
-        <w:rPr>
-          <w:lang w:val="ru-RU"/>
-        </w:rPr>
-        <w:t>на столику</w:t>
-      </w:r>
-      <w:proofErr w:type="gramEnd"/>
-      <w:r>
-        <w:rPr>
-          <w:lang w:val="ru-RU"/>
-        </w:rPr>
-        <w:t>. Оскільки переважна більшість таких користувачів — люди, що вперше бачать цей застосунок, — інтерфейс спроєктований за принципом mobile-first і не вимагає реєстрації для виконання основного сценарію: перегляд</w:t>
+        <w:t>Клієнтський інтерфейс орієнтований на гостя ресторану, який взаємодіє з системою через особистий смартфон після сканування QR-коду на столику. Оскільки переважна більшість таких користувачів — люди, що вперше бачать цей застосунок, — інтерфейс спроєктований за принципом mobile-first і не вимагає реєстрації для виконання основного сценарію: перегляд</w:t>
       </w:r>
       <w:r>
         <w:rPr>
@@ -34638,21 +34296,7 @@
         <w:rPr>
           <w:lang w:val="ru-RU"/>
         </w:rPr>
-        <w:t xml:space="preserve">Сторінка меню є точкою входу після сканування QR. Угорі закріплена горизонтальна стрічка категорій, при натисканні </w:t>
-      </w:r>
-      <w:proofErr w:type="gramStart"/>
-      <w:r>
-        <w:rPr>
-          <w:lang w:val="ru-RU"/>
-        </w:rPr>
-        <w:t>на яку</w:t>
-      </w:r>
-      <w:proofErr w:type="gramEnd"/>
-      <w:r>
-        <w:rPr>
-          <w:lang w:val="ru-RU"/>
-        </w:rPr>
-        <w:t xml:space="preserve"> сторінка прокручується до відповідного розділу. Нижче відображається сітка карток страв із фотографіями, назвами та цінами. Якщо ресторан підтримує кілька мов, гість може перемкнути мову в шапці, і назви страв зміняться без жодного повторно</w:t>
+        <w:t>Сторінка меню є точкою входу після сканування QR. Угорі закріплена горизонтальна стрічка категорій, при натисканні на яку сторінка прокручується до відповідного розділу. Нижче відображається сітка карток страв із фотографіями, назвами та цінами. Якщо ресторан підтримує кілька мов, гість може перемкнути мову в шапці, і назви страв зміняться без жодного повторно</w:t>
       </w:r>
       <w:r>
         <w:rPr>
@@ -34690,21 +34334,7 @@
         <w:rPr>
           <w:lang w:val="ru-RU"/>
         </w:rPr>
-        <w:t xml:space="preserve">Сторінка деталей страви дає гостю повний контроль над замовленням: тут можна виключити небажані інгредієнти, обрати додатки, вибрати варіант </w:t>
-      </w:r>
-      <w:proofErr w:type="gramStart"/>
-      <w:r>
-        <w:rPr>
-          <w:lang w:val="ru-RU"/>
-        </w:rPr>
-        <w:t>у рамках</w:t>
-      </w:r>
-      <w:proofErr w:type="gramEnd"/>
-      <w:r>
-        <w:rPr>
-          <w:lang w:val="ru-RU"/>
-        </w:rPr>
-        <w:t xml:space="preserve"> компонентних груп (наприклад, тип соусу або спосіб приготування), задати кількість та залишити коментар для кухні. Вся кастомізація відбувається на одній сто</w:t>
+        <w:t>Сторінка деталей страви дає гостю повний контроль над замовленням: тут можна виключити небажані інгредієнти, обрати додатки, вибрати варіант у рамках компонентних груп (наприклад, тип соусу або спосіб приготування), задати кількість та залишити коментар для кухні. Вся кастомізація відбувається на одній сто</w:t>
       </w:r>
       <w:r>
         <w:rPr>
@@ -34730,21 +34360,7 @@
           <w:lang w:val="ru-RU"/>
         </w:rPr>
         <w:lastRenderedPageBreak/>
-        <w:t xml:space="preserve">отримати салат раніше за основну страву. При наявності вже активного замовлення кошик автоматично переходить </w:t>
-      </w:r>
-      <w:proofErr w:type="gramStart"/>
-      <w:r>
-        <w:rPr>
-          <w:lang w:val="ru-RU"/>
-        </w:rPr>
-        <w:t>у режим</w:t>
-      </w:r>
-      <w:proofErr w:type="gramEnd"/>
-      <w:r>
-        <w:rPr>
-          <w:lang w:val="ru-RU"/>
-        </w:rPr>
-        <w:t xml:space="preserve"> додавання п</w:t>
+        <w:t>отримати салат раніше за основну страву. При наявності вже активного замовлення кошик автоматично переходить у режим додавання п</w:t>
       </w:r>
       <w:r>
         <w:rPr>
@@ -34925,21 +34541,7 @@
         <w:rPr>
           <w:lang w:val="ru-RU"/>
         </w:rPr>
-        <w:t xml:space="preserve">Пункти навігації в бічній панелі динамічно адаптуються </w:t>
-      </w:r>
-      <w:proofErr w:type="gramStart"/>
-      <w:r>
-        <w:rPr>
-          <w:lang w:val="ru-RU"/>
-        </w:rPr>
-        <w:t>до тарифного плану</w:t>
-      </w:r>
-      <w:proofErr w:type="gramEnd"/>
-      <w:r>
-        <w:rPr>
-          <w:lang w:val="ru-RU"/>
-        </w:rPr>
-        <w:t xml:space="preserve"> ресторану: «Аналітика» та «Відгуки» для безкоштовного плану позначені іконкою замка і при натисканні відкривають вікно пропозиції переходу на преміум замість переходу на сторінку</w:t>
+        <w:t>Пункти навігації в бічній панелі динамічно адаптуються до тарифного плану ресторану: «Аналітика» та «Відгуки» для безкоштовного плану позначені іконкою замка і при натисканні відкривають вікно пропозиції переходу на преміум замість переходу на сторінку</w:t>
       </w:r>
       <w:r>
         <w:rPr>
@@ -35293,35 +34895,7 @@
         <w:rPr>
           <w:lang w:val="ru-RU"/>
         </w:rPr>
-        <w:t xml:space="preserve">Перемикання мови інтерфейсу відбувається миттєво і не вимагає повторних запитів до сервера, оскільки backend при кожному запиті повертає одночасно назви та описи на всіх підтримуваних мовах. Хук </w:t>
-      </w:r>
-      <w:proofErr w:type="gramStart"/>
-      <w:r>
-        <w:rPr>
-          <w:lang w:val="ru-RU"/>
-        </w:rPr>
-        <w:t>useLocalField(</w:t>
-      </w:r>
-      <w:proofErr w:type="gramEnd"/>
-      <w:r>
-        <w:rPr>
-          <w:lang w:val="ru-RU"/>
-        </w:rPr>
-        <w:t xml:space="preserve">) автоматично вибирає потрібне мовне поле залежно від поточної мови, встановленої в i18next. Текстовий контент інтерфейсу — підписи кнопок, повідомлення про помилки, назви статусів — зберігається </w:t>
-      </w:r>
-      <w:proofErr w:type="gramStart"/>
-      <w:r>
-        <w:rPr>
-          <w:lang w:val="ru-RU"/>
-        </w:rPr>
-        <w:t>у файлах</w:t>
-      </w:r>
-      <w:proofErr w:type="gramEnd"/>
-      <w:r>
-        <w:rPr>
-          <w:lang w:val="ru-RU"/>
-        </w:rPr>
-        <w:t xml:space="preserve"> просторів імен (menu, staffSettings, cooking тощо) окремо для кожної мови, що дозволяє додавати нові мови без змін у коді компонентів.</w:t>
+        <w:t>Перемикання мови інтерфейсу відбувається миттєво і не вимагає повторних запитів до сервера, оскільки backend при кожному запиті повертає одночасно назви та описи на всіх підтримуваних мовах. Хук useLocalField() автоматично вибирає потрібне мовне поле залежно від поточної мови, встановленої в i18next. Текстовий контент інтерфейсу — підписи кнопок, повідомлення про помилки, назви статусів — зберігається у файлах просторів імен (menu, staffSettings, cooking тощо) окремо для кожної мови, що дозволяє додавати нові мови без змін у коді компонентів.</w:t>
       </w:r>
     </w:p>
     <w:p>
@@ -35339,7 +34913,7 @@
           <w:lang w:val="ru-RU"/>
         </w:rPr>
       </w:pPr>
-      <w:bookmarkStart w:id="23" w:name="_Toc231125201"/>
+      <w:bookmarkStart w:id="23" w:name="_Toc232715799"/>
       <w:r>
         <w:rPr>
           <w:lang w:val="ru-RU"/>
@@ -35378,7 +34952,7 @@
           <w:lang w:val="ru-RU"/>
         </w:rPr>
       </w:pPr>
-      <w:bookmarkStart w:id="24" w:name="_Toc231125202"/>
+      <w:bookmarkStart w:id="24" w:name="_Toc232715800"/>
       <w:r>
         <w:rPr>
           <w:lang w:val="ru-RU"/>
@@ -35780,7 +35354,7 @@
           <w:lang w:val="ru-RU"/>
         </w:rPr>
       </w:pPr>
-      <w:bookmarkStart w:id="25" w:name="_Toc231125203"/>
+      <w:bookmarkStart w:id="25" w:name="_Toc232715801"/>
       <w:r>
         <w:rPr>
           <w:lang w:val="ru-RU"/>
@@ -36013,21 +35587,7 @@
         <w:rPr>
           <w:lang w:val="ru-RU"/>
         </w:rPr>
-        <w:t xml:space="preserve"> — клієнтський кеш меню з обмеженням актуальності даних (5 хвилин </w:t>
-      </w:r>
-      <w:proofErr w:type="gramStart"/>
-      <w:r>
-        <w:rPr>
-          <w:lang w:val="ru-RU"/>
-        </w:rPr>
-        <w:t>для списку</w:t>
-      </w:r>
-      <w:proofErr w:type="gramEnd"/>
-      <w:r>
-        <w:rPr>
-          <w:lang w:val="ru-RU"/>
-        </w:rPr>
-        <w:t>, 3 хвилини для деталей страви).</w:t>
+        <w:t xml:space="preserve"> — клієнтський кеш меню з обмеженням актуальності даних (5 хвилин для списку, 3 хвилини для деталей страви).</w:t>
       </w:r>
     </w:p>
     <w:p>
@@ -36155,21 +35715,7 @@
         <w:rPr>
           <w:lang w:val="ru-RU"/>
         </w:rPr>
-        <w:t xml:space="preserve"> (</w:t>
-      </w:r>
-      <w:proofErr w:type="gramStart"/>
-      <w:r>
-        <w:rPr>
-          <w:lang w:val="ru-RU"/>
-        </w:rPr>
-        <w:t>для персоналу</w:t>
-      </w:r>
-      <w:proofErr w:type="gramEnd"/>
-      <w:r>
-        <w:rPr>
-          <w:lang w:val="ru-RU"/>
-        </w:rPr>
-        <w:t xml:space="preserve">), потім до поля </w:t>
+        <w:t xml:space="preserve"> (для персоналу), потім до поля </w:t>
       </w:r>
       <w:r>
         <w:t>restaurantPlan</w:t>
@@ -36206,7 +35752,7 @@
           <w:lang w:val="ru-RU"/>
         </w:rPr>
       </w:pPr>
-      <w:bookmarkStart w:id="26" w:name="_Toc231125204"/>
+      <w:bookmarkStart w:id="26" w:name="_Toc232715802"/>
       <w:r>
         <w:rPr>
           <w:lang w:val="ru-RU"/>
@@ -36339,25 +35885,27 @@
           <w:b/>
           <w:sz w:val="22"/>
         </w:rPr>
-        <w:t xml:space="preserve">export function </w:t>
-      </w:r>
-      <w:proofErr w:type="gramStart"/>
-      <w:r>
+        <w:t>export function useWebSocket({ onMessage, enabled = true }) {</w:t>
+      </w:r>
+    </w:p>
+    <w:p>
+      <w:pPr>
+        <w:spacing w:line="240" w:lineRule="auto"/>
+        <w:ind w:firstLine="0"/>
+        <w:jc w:val="left"/>
         <w:rPr>
           <w:rFonts w:ascii="Courier New" w:hAnsi="Courier New" w:cs="Courier New"/>
           <w:b/>
           <w:sz w:val="22"/>
         </w:rPr>
-        <w:t>useWebSocket(</w:t>
-      </w:r>
-      <w:proofErr w:type="gramEnd"/>
+      </w:pPr>
       <w:r>
         <w:rPr>
           <w:rFonts w:ascii="Courier New" w:hAnsi="Courier New" w:cs="Courier New"/>
           <w:b/>
           <w:sz w:val="22"/>
         </w:rPr>
-        <w:t>{ onMessage, enabled = true }) {</w:t>
+        <w:t>  const { wsStatus, wsLatency, wsSubscribe,</w:t>
       </w:r>
     </w:p>
     <w:p>
@@ -36377,25 +35925,27 @@
           <w:b/>
           <w:sz w:val="22"/>
         </w:rPr>
-        <w:t xml:space="preserve">  const </w:t>
-      </w:r>
-      <w:proofErr w:type="gramStart"/>
-      <w:r>
+        <w:t>          addWsListener, removeWsListener } = useApp();</w:t>
+      </w:r>
+    </w:p>
+    <w:p>
+      <w:pPr>
+        <w:spacing w:line="240" w:lineRule="auto"/>
+        <w:ind w:firstLine="0"/>
+        <w:jc w:val="left"/>
         <w:rPr>
           <w:rFonts w:ascii="Courier New" w:hAnsi="Courier New" w:cs="Courier New"/>
           <w:b/>
           <w:sz w:val="22"/>
         </w:rPr>
-        <w:t>{ wsStatus</w:t>
-      </w:r>
-      <w:proofErr w:type="gramEnd"/>
+      </w:pPr>
       <w:r>
         <w:rPr>
           <w:rFonts w:ascii="Courier New" w:hAnsi="Courier New" w:cs="Courier New"/>
           <w:b/>
           <w:sz w:val="22"/>
         </w:rPr>
-        <w:t>, wsLatency, wsSubscribe,</w:t>
+        <w:t>  const handlerRef = useRef(onMessage);</w:t>
       </w:r>
     </w:p>
     <w:p>
@@ -36409,31 +35959,45 @@
           <w:sz w:val="22"/>
         </w:rPr>
       </w:pPr>
-      <w:r>
+    </w:p>
+    <w:p>
+      <w:pPr>
+        <w:spacing w:line="240" w:lineRule="auto"/>
+        <w:ind w:firstLine="0"/>
+        <w:jc w:val="left"/>
         <w:rPr>
           <w:rFonts w:ascii="Courier New" w:hAnsi="Courier New" w:cs="Courier New"/>
           <w:b/>
           <w:sz w:val="22"/>
         </w:rPr>
-        <w:t xml:space="preserve">          addWsListener, </w:t>
-      </w:r>
-      <w:proofErr w:type="gramStart"/>
+      </w:pPr>
       <w:r>
         <w:rPr>
           <w:rFonts w:ascii="Courier New" w:hAnsi="Courier New" w:cs="Courier New"/>
           <w:b/>
           <w:sz w:val="22"/>
         </w:rPr>
-        <w:t>removeWsListener }</w:t>
-      </w:r>
-      <w:proofErr w:type="gramEnd"/>
-      <w:r>
+        <w:t>  // Зберігаємо актуальне посилання на обробник без повторної підписки</w:t>
+      </w:r>
+    </w:p>
+    <w:p>
+      <w:pPr>
+        <w:spacing w:line="240" w:lineRule="auto"/>
+        <w:ind w:firstLine="0"/>
+        <w:jc w:val="left"/>
         <w:rPr>
           <w:rFonts w:ascii="Courier New" w:hAnsi="Courier New" w:cs="Courier New"/>
           <w:b/>
           <w:sz w:val="22"/>
         </w:rPr>
-        <w:t xml:space="preserve"> = useApp();</w:t>
+      </w:pPr>
+      <w:r>
+        <w:rPr>
+          <w:rFonts w:ascii="Courier New" w:hAnsi="Courier New" w:cs="Courier New"/>
+          <w:b/>
+          <w:sz w:val="22"/>
+        </w:rPr>
+        <w:t>  useEffect(() =&gt; { handlerRef.current = onMessage; }, [onMessage]);</w:t>
       </w:r>
     </w:p>
     <w:p>
@@ -36447,13 +36011,25 @@
           <w:sz w:val="22"/>
         </w:rPr>
       </w:pPr>
-      <w:r>
+    </w:p>
+    <w:p>
+      <w:pPr>
+        <w:spacing w:line="240" w:lineRule="auto"/>
+        <w:ind w:firstLine="0"/>
+        <w:jc w:val="left"/>
         <w:rPr>
           <w:rFonts w:ascii="Courier New" w:hAnsi="Courier New" w:cs="Courier New"/>
           <w:b/>
           <w:sz w:val="22"/>
         </w:rPr>
-        <w:t>  const handlerRef = useRef(onMessage);</w:t>
+      </w:pPr>
+      <w:r>
+        <w:rPr>
+          <w:rFonts w:ascii="Courier New" w:hAnsi="Courier New" w:cs="Courier New"/>
+          <w:b/>
+          <w:sz w:val="22"/>
+        </w:rPr>
+        <w:t>  useEffect(() =&gt; {</w:t>
       </w:r>
     </w:p>
     <w:p>
@@ -36467,6 +36043,14 @@
           <w:sz w:val="22"/>
         </w:rPr>
       </w:pPr>
+      <w:r>
+        <w:rPr>
+          <w:rFonts w:ascii="Courier New" w:hAnsi="Courier New" w:cs="Courier New"/>
+          <w:b/>
+          <w:sz w:val="22"/>
+        </w:rPr>
+        <w:t>    if (!enabled) return;</w:t>
+      </w:r>
     </w:p>
     <w:p>
       <w:pPr>
@@ -36485,7 +36069,7 @@
           <w:b/>
           <w:sz w:val="22"/>
         </w:rPr>
-        <w:t>  // Зберігаємо актуальне посилання на обробник без повторної підписки</w:t>
+        <w:t>    const fn = (msg) =&gt; handlerRef.current?.(msg);</w:t>
       </w:r>
     </w:p>
     <w:p>
@@ -36505,25 +36089,27 @@
           <w:b/>
           <w:sz w:val="22"/>
         </w:rPr>
-        <w:t>  </w:t>
-      </w:r>
-      <w:proofErr w:type="gramStart"/>
-      <w:r>
+        <w:t>    addWsListener(fn);</w:t>
+      </w:r>
+    </w:p>
+    <w:p>
+      <w:pPr>
+        <w:spacing w:line="240" w:lineRule="auto"/>
+        <w:ind w:firstLine="0"/>
+        <w:jc w:val="left"/>
         <w:rPr>
           <w:rFonts w:ascii="Courier New" w:hAnsi="Courier New" w:cs="Courier New"/>
           <w:b/>
           <w:sz w:val="22"/>
         </w:rPr>
-        <w:t>useEffect(</w:t>
-      </w:r>
-      <w:proofErr w:type="gramEnd"/>
+      </w:pPr>
       <w:r>
         <w:rPr>
           <w:rFonts w:ascii="Courier New" w:hAnsi="Courier New" w:cs="Courier New"/>
           <w:b/>
           <w:sz w:val="22"/>
         </w:rPr>
-        <w:t>() =&gt; { handlerRef.current = onMessage; }, [onMessage]);</w:t>
+        <w:t>    return () =&gt; removeWsListener(fn);</w:t>
       </w:r>
     </w:p>
     <w:p>
@@ -36537,6 +36123,14 @@
           <w:sz w:val="22"/>
         </w:rPr>
       </w:pPr>
+      <w:r>
+        <w:rPr>
+          <w:rFonts w:ascii="Courier New" w:hAnsi="Courier New" w:cs="Courier New"/>
+          <w:b/>
+          <w:sz w:val="22"/>
+        </w:rPr>
+        <w:t>  }, [enabled, addWsListener, removeWsListener]);</w:t>
+      </w:r>
     </w:p>
     <w:p>
       <w:pPr>
@@ -36549,31 +36143,191 @@
           <w:sz w:val="22"/>
         </w:rPr>
       </w:pPr>
-      <w:r>
+    </w:p>
+    <w:p>
+      <w:pPr>
+        <w:spacing w:line="240" w:lineRule="auto"/>
+        <w:ind w:firstLine="0"/>
+        <w:jc w:val="left"/>
         <w:rPr>
           <w:rFonts w:ascii="Courier New" w:hAnsi="Courier New" w:cs="Courier New"/>
           <w:b/>
           <w:sz w:val="22"/>
         </w:rPr>
-        <w:t>  </w:t>
-      </w:r>
-      <w:proofErr w:type="gramStart"/>
+      </w:pPr>
       <w:r>
         <w:rPr>
           <w:rFonts w:ascii="Courier New" w:hAnsi="Courier New" w:cs="Courier New"/>
           <w:b/>
           <w:sz w:val="22"/>
         </w:rPr>
-        <w:t>useEffect(</w:t>
-      </w:r>
-      <w:proofErr w:type="gramEnd"/>
-      <w:r>
+        <w:t>  return { status: wsStatus, latency: wsLatency, subscribe: wsSubscribe };</w:t>
+      </w:r>
+    </w:p>
+    <w:p>
+      <w:pPr>
+        <w:spacing w:line="240" w:lineRule="auto"/>
+        <w:ind w:firstLine="0"/>
+        <w:jc w:val="left"/>
         <w:rPr>
           <w:rFonts w:ascii="Courier New" w:hAnsi="Courier New" w:cs="Courier New"/>
           <w:b/>
           <w:sz w:val="22"/>
         </w:rPr>
-        <w:t>() =&gt; {</w:t>
+      </w:pPr>
+      <w:r>
+        <w:rPr>
+          <w:rFonts w:ascii="Courier New" w:hAnsi="Courier New" w:cs="Courier New"/>
+          <w:b/>
+          <w:sz w:val="22"/>
+        </w:rPr>
+        <w:t>}</w:t>
+      </w:r>
+    </w:p>
+    <w:p>
+      <w:pPr>
+        <w:rPr>
+          <w:lang w:val="ru-RU"/>
+        </w:rPr>
+      </w:pPr>
+      <w:r>
+        <w:t xml:space="preserve">Кожен компонент-споживач лише реєструє власний слухач (listener) на спільному з'єднанні через addWsListener та автоматично відписується при демонтуванні. </w:t>
+      </w:r>
+      <w:r>
+        <w:rPr>
+          <w:lang w:val="ru-RU"/>
+        </w:rPr>
+        <w:t xml:space="preserve">Використання </w:t>
+      </w:r>
+      <w:r>
+        <w:t>ref</w:t>
+      </w:r>
+      <w:r>
+        <w:rPr>
+          <w:lang w:val="ru-RU"/>
+        </w:rPr>
+        <w:t xml:space="preserve"> для збереження обробника дозволяє оновлювати функцію-обробник без повторної підписки при кожному перерендерингу. Таким чином, увесь застосунок персоналу використовує одне </w:t>
+      </w:r>
+      <w:r>
+        <w:t>WebSocket</w:t>
+      </w:r>
+      <w:r>
+        <w:rPr>
+          <w:lang w:val="ru-RU"/>
+        </w:rPr>
+        <w:t>-з'єднання, що знижує навантаження на сервер та спрощує керування станом з'єднання.</w:t>
+      </w:r>
+    </w:p>
+    <w:p>
+      <w:pPr>
+        <w:pStyle w:val="3"/>
+        <w:rPr>
+          <w:lang w:val="ru-RU"/>
+        </w:rPr>
+      </w:pPr>
+      <w:r>
+        <w:rPr>
+          <w:lang w:val="ru-RU"/>
+        </w:rPr>
+        <w:t>4.3.2</w:t>
+      </w:r>
+      <w:r>
+        <w:rPr>
+          <w:lang w:val="ru-RU"/>
+        </w:rPr>
+        <w:t xml:space="preserve"> Підтримка багатомовності</w:t>
+      </w:r>
+    </w:p>
+    <w:p>
+      <w:pPr>
+        <w:rPr>
+          <w:lang w:val="ru-RU"/>
+        </w:rPr>
+      </w:pPr>
+      <w:r>
+        <w:rPr>
+          <w:lang w:val="ru-RU"/>
+        </w:rPr>
+        <w:t xml:space="preserve">Багатомовність меню реалізована за схемою суфіксних полів: базове поле (наприклад, </w:t>
+      </w:r>
+      <w:r>
+        <w:t>name</w:t>
+      </w:r>
+      <w:r>
+        <w:rPr>
+          <w:lang w:val="ru-RU"/>
+        </w:rPr>
+        <w:t>) зберігає значення мовою-джерелом, а додаткові поля з мовним суфіксом (</w:t>
+      </w:r>
+      <w:r>
+        <w:t>name</w:t>
+      </w:r>
+      <w:r>
+        <w:rPr>
+          <w:lang w:val="ru-RU"/>
+        </w:rPr>
+        <w:t>_</w:t>
+      </w:r>
+      <w:r>
+        <w:t>en</w:t>
+      </w:r>
+      <w:r>
+        <w:rPr>
+          <w:lang w:val="ru-RU"/>
+        </w:rPr>
+        <w:t xml:space="preserve">, </w:t>
+      </w:r>
+      <w:r>
+        <w:t>name</w:t>
+      </w:r>
+      <w:r>
+        <w:rPr>
+          <w:lang w:val="ru-RU"/>
+        </w:rPr>
+        <w:t>_</w:t>
+      </w:r>
+      <w:r>
+        <w:t>pl</w:t>
+      </w:r>
+      <w:r>
+        <w:rPr>
+          <w:lang w:val="ru-RU"/>
+        </w:rPr>
+        <w:t xml:space="preserve">) — переклади. Хук </w:t>
+      </w:r>
+      <w:r>
+        <w:t>useLocalField</w:t>
+      </w:r>
+      <w:r>
+        <w:rPr>
+          <w:lang w:val="ru-RU"/>
+        </w:rPr>
+        <w:t xml:space="preserve"> повертає функцію-локалізатор, що обирає коректне поле залежно від активної мови інтерфейсу. Реалізацію наведено у лістингу 4.2.</w:t>
+      </w:r>
+    </w:p>
+    <w:p>
+      <w:pPr>
+        <w:spacing w:before="120"/>
+        <w:ind w:firstLine="0"/>
+        <w:jc w:val="left"/>
+        <w:rPr>
+          <w:lang w:val="ru-RU"/>
+        </w:rPr>
+      </w:pPr>
+      <w:r>
+        <w:rPr>
+          <w:lang w:val="ru-RU"/>
+        </w:rPr>
+        <w:t xml:space="preserve">Лістинг 4.2 — Хук </w:t>
+      </w:r>
+      <w:r>
+        <w:t>useLocalField</w:t>
+      </w:r>
+      <w:r>
+        <w:rPr>
+          <w:lang w:val="ru-RU"/>
+        </w:rPr>
+        <w:t>: вибір локалізованого поля об'єкта</w:t>
       </w:r>
     </w:p>
     <w:p>
@@ -36593,25 +36347,28 @@
           <w:b/>
           <w:sz w:val="22"/>
         </w:rPr>
-        <w:t xml:space="preserve">    if </w:t>
-      </w:r>
-      <w:proofErr w:type="gramStart"/>
-      <w:r>
+        <w:lastRenderedPageBreak/>
+        <w:t>export function useLocalField() {</w:t>
+      </w:r>
+    </w:p>
+    <w:p>
+      <w:pPr>
+        <w:spacing w:line="240" w:lineRule="auto"/>
+        <w:ind w:firstLine="0"/>
+        <w:jc w:val="left"/>
         <w:rPr>
           <w:rFonts w:ascii="Courier New" w:hAnsi="Courier New" w:cs="Courier New"/>
           <w:b/>
           <w:sz w:val="22"/>
         </w:rPr>
-        <w:t>(!enabled</w:t>
-      </w:r>
-      <w:proofErr w:type="gramEnd"/>
+      </w:pPr>
       <w:r>
         <w:rPr>
           <w:rFonts w:ascii="Courier New" w:hAnsi="Courier New" w:cs="Courier New"/>
           <w:b/>
           <w:sz w:val="22"/>
         </w:rPr>
-        <w:t>) return;</w:t>
+        <w:t>  const { i18n } = useTranslation();</w:t>
       </w:r>
     </w:p>
     <w:p>
@@ -36625,31 +36382,45 @@
           <w:sz w:val="22"/>
         </w:rPr>
       </w:pPr>
-      <w:r>
+    </w:p>
+    <w:p>
+      <w:pPr>
+        <w:spacing w:line="240" w:lineRule="auto"/>
+        <w:ind w:firstLine="0"/>
+        <w:jc w:val="left"/>
         <w:rPr>
           <w:rFonts w:ascii="Courier New" w:hAnsi="Courier New" w:cs="Courier New"/>
           <w:b/>
           <w:sz w:val="22"/>
         </w:rPr>
-        <w:t>    const fn = (msg) =&gt; handlerRef.current</w:t>
-      </w:r>
-      <w:proofErr w:type="gramStart"/>
+      </w:pPr>
       <w:r>
         <w:rPr>
           <w:rFonts w:ascii="Courier New" w:hAnsi="Courier New" w:cs="Courier New"/>
           <w:b/>
           <w:sz w:val="22"/>
         </w:rPr>
-        <w:t>?.(</w:t>
-      </w:r>
-      <w:proofErr w:type="gramEnd"/>
-      <w:r>
+        <w:t>  return (obj, field) =&gt; {</w:t>
+      </w:r>
+    </w:p>
+    <w:p>
+      <w:pPr>
+        <w:spacing w:line="240" w:lineRule="auto"/>
+        <w:ind w:firstLine="0"/>
+        <w:jc w:val="left"/>
         <w:rPr>
           <w:rFonts w:ascii="Courier New" w:hAnsi="Courier New" w:cs="Courier New"/>
           <w:b/>
           <w:sz w:val="22"/>
         </w:rPr>
-        <w:t>msg);</w:t>
+      </w:pPr>
+      <w:r>
+        <w:rPr>
+          <w:rFonts w:ascii="Courier New" w:hAnsi="Courier New" w:cs="Courier New"/>
+          <w:b/>
+          <w:sz w:val="22"/>
+        </w:rPr>
+        <w:t>    if (!obj) return '';</w:t>
       </w:r>
     </w:p>
     <w:p>
@@ -36669,7 +36440,7 @@
           <w:b/>
           <w:sz w:val="22"/>
         </w:rPr>
-        <w:t>    addWsListener(fn);</w:t>
+        <w:t>    const lang = i18n.language;</w:t>
       </w:r>
     </w:p>
     <w:p>
@@ -36683,13 +36454,52 @@
           <w:sz w:val="22"/>
         </w:rPr>
       </w:pPr>
-      <w:r>
+    </w:p>
+    <w:p>
+      <w:pPr>
+        <w:spacing w:line="240" w:lineRule="auto"/>
+        <w:ind w:firstLine="0"/>
+        <w:jc w:val="left"/>
         <w:rPr>
           <w:rFonts w:ascii="Courier New" w:hAnsi="Courier New" w:cs="Courier New"/>
           <w:b/>
           <w:sz w:val="22"/>
-        </w:rPr>
-        <w:t>    return () =&gt; removeWsListener(fn);</w:t>
+          <w:lang w:val="ru-RU"/>
+        </w:rPr>
+      </w:pPr>
+      <w:r>
+        <w:rPr>
+          <w:rFonts w:ascii="Courier New" w:hAnsi="Courier New" w:cs="Courier New"/>
+          <w:b/>
+          <w:sz w:val="22"/>
+        </w:rPr>
+        <w:t>    </w:t>
+      </w:r>
+      <w:r>
+        <w:rPr>
+          <w:rFonts w:ascii="Courier New" w:hAnsi="Courier New" w:cs="Courier New"/>
+          <w:b/>
+          <w:sz w:val="22"/>
+          <w:lang w:val="ru-RU"/>
+        </w:rPr>
+        <w:t>// Мова-джерело -&gt; базове поле (наприклад, '</w:t>
+      </w:r>
+      <w:r>
+        <w:rPr>
+          <w:rFonts w:ascii="Courier New" w:hAnsi="Courier New" w:cs="Courier New"/>
+          <w:b/>
+          <w:sz w:val="22"/>
+        </w:rPr>
+        <w:t>name</w:t>
+      </w:r>
+      <w:r>
+        <w:rPr>
+          <w:rFonts w:ascii="Courier New" w:hAnsi="Courier New" w:cs="Courier New"/>
+          <w:b/>
+          <w:sz w:val="22"/>
+          <w:lang w:val="ru-RU"/>
+        </w:rPr>
+        <w:t>')</w:t>
       </w:r>
     </w:p>
     <w:p>
@@ -36701,6 +36511,7 @@
           <w:rFonts w:ascii="Courier New" w:hAnsi="Courier New" w:cs="Courier New"/>
           <w:b/>
           <w:sz w:val="22"/>
+          <w:lang w:val="ru-RU"/>
         </w:rPr>
       </w:pPr>
       <w:r>
@@ -36709,7 +36520,16 @@
           <w:b/>
           <w:sz w:val="22"/>
         </w:rPr>
-        <w:t>  }, [enabled, addWsListener, removeWsListener]);</w:t>
+        <w:t xml:space="preserve">    if (lang === SOURCE_LANG) return obj[field] ?? </w:t>
+      </w:r>
+      <w:r>
+        <w:rPr>
+          <w:rFonts w:ascii="Courier New" w:hAnsi="Courier New" w:cs="Courier New"/>
+          <w:b/>
+          <w:sz w:val="22"/>
+          <w:lang w:val="ru-RU"/>
+        </w:rPr>
+        <w:t>'';</w:t>
       </w:r>
     </w:p>
     <w:p>
@@ -36721,6 +36541,7 @@
           <w:rFonts w:ascii="Courier New" w:hAnsi="Courier New" w:cs="Courier New"/>
           <w:b/>
           <w:sz w:val="22"/>
+          <w:lang w:val="ru-RU"/>
         </w:rPr>
       </w:pPr>
     </w:p>
@@ -36733,6 +36554,7 @@
           <w:rFonts w:ascii="Courier New" w:hAnsi="Courier New" w:cs="Courier New"/>
           <w:b/>
           <w:sz w:val="22"/>
+          <w:lang w:val="ru-RU"/>
         </w:rPr>
       </w:pPr>
       <w:r>
@@ -36741,25 +36563,36 @@
           <w:b/>
           <w:sz w:val="22"/>
         </w:rPr>
-        <w:t xml:space="preserve">  return </w:t>
-      </w:r>
-      <w:proofErr w:type="gramStart"/>
+        <w:t>    </w:t>
+      </w:r>
       <w:r>
         <w:rPr>
           <w:rFonts w:ascii="Courier New" w:hAnsi="Courier New" w:cs="Courier New"/>
           <w:b/>
           <w:sz w:val="22"/>
-        </w:rPr>
-        <w:t>{ status</w:t>
-      </w:r>
-      <w:proofErr w:type="gramEnd"/>
-      <w:r>
+          <w:lang w:val="ru-RU"/>
+        </w:rPr>
+        <w:t>// Спершу поле поточної мови, потім відкат до мови-джерела</w:t>
+      </w:r>
+    </w:p>
+    <w:p>
+      <w:pPr>
+        <w:spacing w:line="240" w:lineRule="auto"/>
+        <w:ind w:firstLine="0"/>
+        <w:jc w:val="left"/>
         <w:rPr>
           <w:rFonts w:ascii="Courier New" w:hAnsi="Courier New" w:cs="Courier New"/>
           <w:b/>
           <w:sz w:val="22"/>
         </w:rPr>
-        <w:t>: wsStatus, latency: wsLatency, subscribe: wsSubscribe };</w:t>
+      </w:pPr>
+      <w:r>
+        <w:rPr>
+          <w:rFonts w:ascii="Courier New" w:hAnsi="Courier New" w:cs="Courier New"/>
+          <w:b/>
+          <w:sz w:val="22"/>
+        </w:rPr>
+        <w:t>    const localKey = fieldFor(field, lang);</w:t>
       </w:r>
     </w:p>
     <w:p>
@@ -36771,6 +36604,7 @@
           <w:rFonts w:ascii="Courier New" w:hAnsi="Courier New" w:cs="Courier New"/>
           <w:b/>
           <w:sz w:val="22"/>
+          <w:lang w:val="ru-RU"/>
         </w:rPr>
       </w:pPr>
       <w:r>
@@ -36779,6 +36613,67 @@
           <w:b/>
           <w:sz w:val="22"/>
         </w:rPr>
+        <w:t xml:space="preserve">    return obj[localKey] ?? obj[field] ?? </w:t>
+      </w:r>
+      <w:r>
+        <w:rPr>
+          <w:rFonts w:ascii="Courier New" w:hAnsi="Courier New" w:cs="Courier New"/>
+          <w:b/>
+          <w:sz w:val="22"/>
+          <w:lang w:val="ru-RU"/>
+        </w:rPr>
+        <w:t>'';</w:t>
+      </w:r>
+    </w:p>
+    <w:p>
+      <w:pPr>
+        <w:spacing w:line="240" w:lineRule="auto"/>
+        <w:ind w:firstLine="0"/>
+        <w:jc w:val="left"/>
+        <w:rPr>
+          <w:rFonts w:ascii="Courier New" w:hAnsi="Courier New" w:cs="Courier New"/>
+          <w:b/>
+          <w:sz w:val="22"/>
+          <w:lang w:val="ru-RU"/>
+        </w:rPr>
+      </w:pPr>
+      <w:r>
+        <w:rPr>
+          <w:rFonts w:ascii="Courier New" w:hAnsi="Courier New" w:cs="Courier New"/>
+          <w:b/>
+          <w:sz w:val="22"/>
+        </w:rPr>
+        <w:t>  </w:t>
+      </w:r>
+      <w:r>
+        <w:rPr>
+          <w:rFonts w:ascii="Courier New" w:hAnsi="Courier New" w:cs="Courier New"/>
+          <w:b/>
+          <w:sz w:val="22"/>
+          <w:lang w:val="ru-RU"/>
+        </w:rPr>
+        <w:t>};</w:t>
+      </w:r>
+    </w:p>
+    <w:p>
+      <w:pPr>
+        <w:spacing w:line="240" w:lineRule="auto"/>
+        <w:ind w:firstLine="0"/>
+        <w:jc w:val="left"/>
+        <w:rPr>
+          <w:rFonts w:ascii="Courier New" w:hAnsi="Courier New" w:cs="Courier New"/>
+          <w:b/>
+          <w:sz w:val="22"/>
+          <w:lang w:val="ru-RU"/>
+        </w:rPr>
+      </w:pPr>
+      <w:r>
+        <w:rPr>
+          <w:rFonts w:ascii="Courier New" w:hAnsi="Courier New" w:cs="Courier New"/>
+          <w:b/>
+          <w:sz w:val="22"/>
+          <w:lang w:val="ru-RU"/>
+        </w:rPr>
         <w:t>}</w:t>
       </w:r>
     </w:p>
@@ -36789,31 +36684,19 @@
         </w:rPr>
       </w:pPr>
       <w:r>
-        <w:t xml:space="preserve">Кожен компонент-споживач лише реєструє власний слухач (listener) на спільному з'єднанні через addWsListener та автоматично відписується при демонтуванні. </w:t>
-      </w:r>
-      <w:r>
-        <w:rPr>
-          <w:lang w:val="ru-RU"/>
-        </w:rPr>
-        <w:t xml:space="preserve">Використання </w:t>
-      </w:r>
-      <w:r>
-        <w:t>ref</w:t>
-      </w:r>
-      <w:r>
-        <w:rPr>
-          <w:lang w:val="ru-RU"/>
-        </w:rPr>
-        <w:t xml:space="preserve"> для збереження обробника дозволяє оновлювати функцію-обробник без повторної підписки при кожному перерендерингу. Таким чином, увесь застосунок персоналу використовує одне </w:t>
-      </w:r>
-      <w:r>
-        <w:t>WebSocket</w:t>
-      </w:r>
-      <w:r>
-        <w:rPr>
-          <w:lang w:val="ru-RU"/>
-        </w:rPr>
-        <w:t>-з'єднання, що знижує навантаження на сервер та спрощує керування станом з'єднання.</w:t>
+        <w:rPr>
+          <w:lang w:val="ru-RU"/>
+        </w:rPr>
+        <w:t xml:space="preserve">Перевага такого рішення полягає у незалежності від кількості мов: додавання нової мови не потребує зміни структури документів, а лише реєстрації нового мовного коду. За відсутності перекладу для поточної мови функція повертає значення мовою-джерелом, що гарантує відсутність порожніх полів в інтерфейсі. Окремий хук </w:t>
+      </w:r>
+      <w:r>
+        <w:t>useFallbackField</w:t>
+      </w:r>
+      <w:r>
+        <w:rPr>
+          <w:lang w:val="ru-RU"/>
+        </w:rPr>
+        <w:t xml:space="preserve"> додатково повідомляє, чи показане значення є відкатом до мови-джерела, що використовується для візуальної індикації неперекладених полів в адміністративній панелі.</w:t>
       </w:r>
     </w:p>
     <w:p>
@@ -36827,80 +36710,71 @@
         <w:rPr>
           <w:lang w:val="ru-RU"/>
         </w:rPr>
-        <w:t>4.3.2</w:t>
-      </w:r>
-      <w:r>
-        <w:rPr>
-          <w:lang w:val="ru-RU"/>
-        </w:rPr>
-        <w:t xml:space="preserve"> Підтримка багатомовності</w:t>
-      </w:r>
-    </w:p>
-    <w:p>
-      <w:pPr>
-        <w:rPr>
-          <w:lang w:val="ru-RU"/>
-        </w:rPr>
-      </w:pPr>
-      <w:r>
-        <w:rPr>
-          <w:lang w:val="ru-RU"/>
-        </w:rPr>
-        <w:t xml:space="preserve">Багатомовність меню реалізована за схемою суфіксних полів: базове поле (наприклад, </w:t>
-      </w:r>
-      <w:r>
-        <w:t>name</w:t>
-      </w:r>
-      <w:r>
-        <w:rPr>
-          <w:lang w:val="ru-RU"/>
-        </w:rPr>
-        <w:t>) зберігає значення мовою-джерелом, а додаткові поля з мовним суфіксом (</w:t>
-      </w:r>
-      <w:r>
-        <w:t>name</w:t>
-      </w:r>
-      <w:r>
-        <w:rPr>
-          <w:lang w:val="ru-RU"/>
-        </w:rPr>
-        <w:t>_</w:t>
-      </w:r>
-      <w:r>
-        <w:t>en</w:t>
-      </w:r>
-      <w:r>
-        <w:rPr>
-          <w:lang w:val="ru-RU"/>
-        </w:rPr>
-        <w:t xml:space="preserve">, </w:t>
-      </w:r>
-      <w:r>
-        <w:t>name</w:t>
-      </w:r>
-      <w:r>
-        <w:rPr>
-          <w:lang w:val="ru-RU"/>
-        </w:rPr>
-        <w:t>_</w:t>
-      </w:r>
-      <w:r>
-        <w:t>pl</w:t>
-      </w:r>
-      <w:r>
-        <w:rPr>
-          <w:lang w:val="ru-RU"/>
-        </w:rPr>
-        <w:t xml:space="preserve">) — переклади. Хук </w:t>
-      </w:r>
-      <w:r>
-        <w:t>useLocalField</w:t>
-      </w:r>
-      <w:r>
-        <w:rPr>
-          <w:lang w:val="ru-RU"/>
-        </w:rPr>
-        <w:t xml:space="preserve"> повертає функцію-локалізатор, що обирає коректне поле залежно від активної мови інтерфейсу. Реалізацію наведено у лістингу 4.2.</w:t>
+        <w:t>4.3.3</w:t>
+      </w:r>
+      <w:r>
+        <w:rPr>
+          <w:lang w:val="ru-RU"/>
+        </w:rPr>
+        <w:t xml:space="preserve"> Реалізація тарифних обмежень</w:t>
+      </w:r>
+    </w:p>
+    <w:p>
+      <w:pPr>
+        <w:rPr>
+          <w:lang w:val="ru-RU"/>
+        </w:rPr>
+      </w:pPr>
+      <w:r>
+        <w:rPr>
+          <w:lang w:val="ru-RU"/>
+        </w:rPr>
+        <w:t xml:space="preserve">Технічний розподіл функціоналу між тарифами </w:t>
+      </w:r>
+      <w:r>
+        <w:t>free</w:t>
+      </w:r>
+      <w:r>
+        <w:rPr>
+          <w:lang w:val="ru-RU"/>
+        </w:rPr>
+        <w:t xml:space="preserve"> та </w:t>
+      </w:r>
+      <w:r>
+        <w:t>premium</w:t>
+      </w:r>
+      <w:r>
+        <w:rPr>
+          <w:lang w:val="ru-RU"/>
+        </w:rPr>
+        <w:t xml:space="preserve"> реалізовано на серверній стороні через окреме </w:t>
+      </w:r>
+      <w:r>
+        <w:t>middleware</w:t>
+      </w:r>
+      <w:r>
+        <w:rPr>
+          <w:lang w:val="ru-RU"/>
+        </w:rPr>
+        <w:t xml:space="preserve"> </w:t>
+      </w:r>
+      <w:r>
+        <w:t>requirePlan</w:t>
+      </w:r>
+      <w:r>
+        <w:rPr>
+          <w:lang w:val="ru-RU"/>
+        </w:rPr>
+        <w:t xml:space="preserve">, що перевіряє значення поля </w:t>
+      </w:r>
+      <w:r>
+        <w:t>plan</w:t>
+      </w:r>
+      <w:r>
+        <w:rPr>
+          <w:lang w:val="ru-RU"/>
+        </w:rPr>
+        <w:t xml:space="preserve"> у документі ресторану перед обробкою запиту до тарифно-обмеженого ендпоінта. Реалізацію наведено у лістингу 4.3.</w:t>
       </w:r>
     </w:p>
     <w:p>
@@ -36916,16 +36790,25 @@
         <w:rPr>
           <w:lang w:val="ru-RU"/>
         </w:rPr>
-        <w:t xml:space="preserve">Лістинг 4.2 — Хук </w:t>
-      </w:r>
-      <w:r>
-        <w:t>useLocalField</w:t>
-      </w:r>
-      <w:r>
-        <w:rPr>
-          <w:lang w:val="ru-RU"/>
-        </w:rPr>
-        <w:t>: вибір локалізованого поля об'єкта</w:t>
+        <w:t xml:space="preserve">Лістинг 4.3 — </w:t>
+      </w:r>
+      <w:r>
+        <w:t>Middleware</w:t>
+      </w:r>
+      <w:r>
+        <w:rPr>
+          <w:lang w:val="ru-RU"/>
+        </w:rPr>
+        <w:t xml:space="preserve"> </w:t>
+      </w:r>
+      <w:r>
+        <w:t>requirePlan</w:t>
+      </w:r>
+      <w:r>
+        <w:rPr>
+          <w:lang w:val="ru-RU"/>
+        </w:rPr>
+        <w:t>: перевірка тарифного плану ресторану</w:t>
       </w:r>
     </w:p>
     <w:p>
@@ -36945,26 +36828,27 @@
           <w:b/>
           <w:sz w:val="22"/>
         </w:rPr>
-        <w:lastRenderedPageBreak/>
-        <w:t xml:space="preserve">export function </w:t>
-      </w:r>
-      <w:proofErr w:type="gramStart"/>
-      <w:r>
+        <w:t>function requirePlan(requiredPlan) {</w:t>
+      </w:r>
+    </w:p>
+    <w:p>
+      <w:pPr>
+        <w:spacing w:line="240" w:lineRule="auto"/>
+        <w:ind w:firstLine="0"/>
+        <w:jc w:val="left"/>
         <w:rPr>
           <w:rFonts w:ascii="Courier New" w:hAnsi="Courier New" w:cs="Courier New"/>
           <w:b/>
           <w:sz w:val="22"/>
         </w:rPr>
-        <w:t>useLocalField(</w:t>
-      </w:r>
-      <w:proofErr w:type="gramEnd"/>
+      </w:pPr>
       <w:r>
         <w:rPr>
           <w:rFonts w:ascii="Courier New" w:hAnsi="Courier New" w:cs="Courier New"/>
           <w:b/>
           <w:sz w:val="22"/>
         </w:rPr>
-        <w:t>) {</w:t>
+        <w:t>  return function (req, res, next) {</w:t>
       </w:r>
     </w:p>
     <w:p>
@@ -36984,25 +36868,27 @@
           <w:b/>
           <w:sz w:val="22"/>
         </w:rPr>
-        <w:t xml:space="preserve">  const </w:t>
-      </w:r>
-      <w:proofErr w:type="gramStart"/>
-      <w:r>
+        <w:t>    const plan = req.restaurant?.plan || 'free';</w:t>
+      </w:r>
+    </w:p>
+    <w:p>
+      <w:pPr>
+        <w:spacing w:line="240" w:lineRule="auto"/>
+        <w:ind w:firstLine="0"/>
+        <w:jc w:val="left"/>
         <w:rPr>
           <w:rFonts w:ascii="Courier New" w:hAnsi="Courier New" w:cs="Courier New"/>
           <w:b/>
           <w:sz w:val="22"/>
         </w:rPr>
-        <w:t>{ i</w:t>
-      </w:r>
-      <w:proofErr w:type="gramEnd"/>
+      </w:pPr>
       <w:r>
         <w:rPr>
           <w:rFonts w:ascii="Courier New" w:hAnsi="Courier New" w:cs="Courier New"/>
           <w:b/>
           <w:sz w:val="22"/>
         </w:rPr>
-        <w:t>18n } = useTranslation();</w:t>
+        <w:t>    if (plan === requiredPlan || (requiredPlan === 'free')) {</w:t>
       </w:r>
     </w:p>
     <w:p>
@@ -37016,6 +36902,14 @@
           <w:sz w:val="22"/>
         </w:rPr>
       </w:pPr>
+      <w:r>
+        <w:rPr>
+          <w:rFonts w:ascii="Courier New" w:hAnsi="Courier New" w:cs="Courier New"/>
+          <w:b/>
+          <w:sz w:val="22"/>
+        </w:rPr>
+        <w:t>      return next();</w:t>
+      </w:r>
     </w:p>
     <w:p>
       <w:pPr>
@@ -37034,7 +36928,7 @@
           <w:b/>
           <w:sz w:val="22"/>
         </w:rPr>
-        <w:t>  return (obj, field) =&gt; {</w:t>
+        <w:t>    }</w:t>
       </w:r>
     </w:p>
     <w:p>
@@ -37054,25 +36948,27 @@
           <w:b/>
           <w:sz w:val="22"/>
         </w:rPr>
-        <w:t xml:space="preserve">    if </w:t>
-      </w:r>
-      <w:proofErr w:type="gramStart"/>
-      <w:r>
+        <w:t>    return res.status(403).json({</w:t>
+      </w:r>
+    </w:p>
+    <w:p>
+      <w:pPr>
+        <w:spacing w:line="240" w:lineRule="auto"/>
+        <w:ind w:firstLine="0"/>
+        <w:jc w:val="left"/>
         <w:rPr>
           <w:rFonts w:ascii="Courier New" w:hAnsi="Courier New" w:cs="Courier New"/>
           <w:b/>
           <w:sz w:val="22"/>
         </w:rPr>
-        <w:t>(!obj</w:t>
-      </w:r>
-      <w:proofErr w:type="gramEnd"/>
+      </w:pPr>
       <w:r>
         <w:rPr>
           <w:rFonts w:ascii="Courier New" w:hAnsi="Courier New" w:cs="Courier New"/>
           <w:b/>
           <w:sz w:val="22"/>
         </w:rPr>
-        <w:t>) return '';</w:t>
+        <w:t>      error: {</w:t>
       </w:r>
     </w:p>
     <w:p>
@@ -37092,7 +36988,7 @@
           <w:b/>
           <w:sz w:val="22"/>
         </w:rPr>
-        <w:t>    const lang = i18n.language;</w:t>
+        <w:t>        code: 'PLAN_REQUIRED',</w:t>
       </w:r>
     </w:p>
     <w:p>
@@ -37106,6 +37002,14 @@
           <w:sz w:val="22"/>
         </w:rPr>
       </w:pPr>
+      <w:r>
+        <w:rPr>
+          <w:rFonts w:ascii="Courier New" w:hAnsi="Courier New" w:cs="Courier New"/>
+          <w:b/>
+          <w:sz w:val="22"/>
+        </w:rPr>
+        <w:t>        message: `This feature requires the ${requiredPlan} plan`,</w:t>
+      </w:r>
     </w:p>
     <w:p>
       <w:pPr>
@@ -37116,7 +37020,6 @@
           <w:rFonts w:ascii="Courier New" w:hAnsi="Courier New" w:cs="Courier New"/>
           <w:b/>
           <w:sz w:val="22"/>
-          <w:lang w:val="ru-RU"/>
         </w:rPr>
       </w:pPr>
       <w:r>
@@ -37125,33 +37028,48 @@
           <w:b/>
           <w:sz w:val="22"/>
         </w:rPr>
-        <w:t>    </w:t>
-      </w:r>
-      <w:r>
+        <w:t>        requiredPlan, currentPlan: plan,</w:t>
+      </w:r>
+    </w:p>
+    <w:p>
+      <w:pPr>
+        <w:spacing w:line="240" w:lineRule="auto"/>
+        <w:ind w:firstLine="0"/>
+        <w:jc w:val="left"/>
         <w:rPr>
           <w:rFonts w:ascii="Courier New" w:hAnsi="Courier New" w:cs="Courier New"/>
           <w:b/>
           <w:sz w:val="22"/>
-          <w:lang w:val="ru-RU"/>
-        </w:rPr>
-        <w:t>// Мова-джерело -&gt; базове поле (наприклад, '</w:t>
-      </w:r>
+        </w:rPr>
+      </w:pPr>
       <w:r>
         <w:rPr>
           <w:rFonts w:ascii="Courier New" w:hAnsi="Courier New" w:cs="Courier New"/>
           <w:b/>
           <w:sz w:val="22"/>
         </w:rPr>
-        <w:t>name</w:t>
-      </w:r>
-      <w:r>
+        <w:t>      },</w:t>
+      </w:r>
+    </w:p>
+    <w:p>
+      <w:pPr>
+        <w:spacing w:line="240" w:lineRule="auto"/>
+        <w:ind w:firstLine="0"/>
+        <w:jc w:val="left"/>
         <w:rPr>
           <w:rFonts w:ascii="Courier New" w:hAnsi="Courier New" w:cs="Courier New"/>
           <w:b/>
           <w:sz w:val="22"/>
-          <w:lang w:val="ru-RU"/>
-        </w:rPr>
-        <w:t>')</w:t>
+        </w:rPr>
+      </w:pPr>
+      <w:r>
+        <w:rPr>
+          <w:rFonts w:ascii="Courier New" w:hAnsi="Courier New" w:cs="Courier New"/>
+          <w:b/>
+          <w:sz w:val="22"/>
+        </w:rPr>
+        <w:lastRenderedPageBreak/>
+        <w:t>      meta: {},</w:t>
       </w:r>
     </w:p>
     <w:p>
@@ -37163,7 +37081,6 @@
           <w:rFonts w:ascii="Courier New" w:hAnsi="Courier New" w:cs="Courier New"/>
           <w:b/>
           <w:sz w:val="22"/>
-          <w:lang w:val="ru-RU"/>
         </w:rPr>
       </w:pPr>
       <w:r>
@@ -37172,34 +37089,47 @@
           <w:b/>
           <w:sz w:val="22"/>
         </w:rPr>
-        <w:t>    if (lang === SOURCE_LANG) return obj[field</w:t>
-      </w:r>
-      <w:proofErr w:type="gramStart"/>
-      <w:r>
+        <w:t>    });</w:t>
+      </w:r>
+    </w:p>
+    <w:p>
+      <w:pPr>
+        <w:spacing w:line="240" w:lineRule="auto"/>
+        <w:ind w:firstLine="0"/>
+        <w:jc w:val="left"/>
         <w:rPr>
           <w:rFonts w:ascii="Courier New" w:hAnsi="Courier New" w:cs="Courier New"/>
           <w:b/>
           <w:sz w:val="22"/>
         </w:rPr>
-        <w:t>] ??</w:t>
-      </w:r>
-      <w:proofErr w:type="gramEnd"/>
+      </w:pPr>
       <w:r>
         <w:rPr>
           <w:rFonts w:ascii="Courier New" w:hAnsi="Courier New" w:cs="Courier New"/>
           <w:b/>
           <w:sz w:val="22"/>
         </w:rPr>
-        <w:t xml:space="preserve"> </w:t>
-      </w:r>
-      <w:r>
+        <w:t>  };</w:t>
+      </w:r>
+    </w:p>
+    <w:p>
+      <w:pPr>
+        <w:spacing w:line="240" w:lineRule="auto"/>
+        <w:ind w:firstLine="0"/>
+        <w:jc w:val="left"/>
         <w:rPr>
           <w:rFonts w:ascii="Courier New" w:hAnsi="Courier New" w:cs="Courier New"/>
           <w:b/>
           <w:sz w:val="22"/>
-          <w:lang w:val="ru-RU"/>
-        </w:rPr>
-        <w:t>'';</w:t>
+        </w:rPr>
+      </w:pPr>
+      <w:r>
+        <w:rPr>
+          <w:rFonts w:ascii="Courier New" w:hAnsi="Courier New" w:cs="Courier New"/>
+          <w:b/>
+          <w:sz w:val="22"/>
+        </w:rPr>
+        <w:t>}</w:t>
       </w:r>
     </w:p>
     <w:p>
@@ -37211,9 +37141,135 @@
           <w:rFonts w:ascii="Courier New" w:hAnsi="Courier New" w:cs="Courier New"/>
           <w:b/>
           <w:sz w:val="22"/>
-          <w:lang w:val="ru-RU"/>
-        </w:rPr>
-      </w:pPr>
+        </w:rPr>
+      </w:pPr>
+      <w:r>
+        <w:rPr>
+          <w:rFonts w:ascii="Courier New" w:hAnsi="Courier New" w:cs="Courier New"/>
+          <w:b/>
+          <w:sz w:val="22"/>
+        </w:rPr>
+        <w:t>module.exports = requirePlan;</w:t>
+      </w:r>
+    </w:p>
+    <w:p>
+      <w:pPr>
+        <w:rPr>
+          <w:lang w:val="ru-RU"/>
+        </w:rPr>
+      </w:pPr>
+      <w:r>
+        <w:t xml:space="preserve">Middleware повертає функцію-обробник Express, яку приєднують до маршрутів преміум-функціоналу (ініціація онлайн-оплати, аналітика, генерація PDF-меню, управління відгуками). За недостатнього рівня підписки повертається відповідь HTTP 403 з машинозчитуваним кодом помилки PLAN_REQUIRED, який клієнтська частина використовує для відображення вікна пропозиції оновлення тарифу. </w:t>
+      </w:r>
+      <w:r>
+        <w:rPr>
+          <w:lang w:val="ru-RU"/>
+        </w:rPr>
+        <w:t>Такий централізований підхід забезпечує єдину точку контролю тарифних обмежень і дозволяє додавати нові обмеження без модифікації кожного контролера окремо.</w:t>
+      </w:r>
+    </w:p>
+    <w:p>
+      <w:pPr>
+        <w:pStyle w:val="3"/>
+        <w:rPr>
+          <w:lang w:val="ru-RU"/>
+        </w:rPr>
+      </w:pPr>
+      <w:r>
+        <w:rPr>
+          <w:lang w:val="ru-RU"/>
+        </w:rPr>
+        <w:t>4.3.4</w:t>
+      </w:r>
+      <w:r>
+        <w:rPr>
+          <w:lang w:val="ru-RU"/>
+        </w:rPr>
+        <w:t xml:space="preserve"> Офлайн-черга замовлень</w:t>
+      </w:r>
+    </w:p>
+    <w:p>
+      <w:pPr>
+        <w:rPr>
+          <w:lang w:val="ru-RU"/>
+        </w:rPr>
+      </w:pPr>
+      <w:r>
+        <w:rPr>
+          <w:lang w:val="ru-RU"/>
+        </w:rPr>
+        <w:t xml:space="preserve">Для підтримки офлайн-режиму (вимога </w:t>
+      </w:r>
+      <w:r>
+        <w:t>SYS</w:t>
+      </w:r>
+      <w:r>
+        <w:rPr>
+          <w:lang w:val="ru-RU"/>
+        </w:rPr>
+        <w:t>-</w:t>
+      </w:r>
+      <w:r>
+        <w:t>PWA</w:t>
+      </w:r>
+      <w:r>
+        <w:rPr>
+          <w:lang w:val="ru-RU"/>
+        </w:rPr>
+        <w:t xml:space="preserve">-04) реалізовано чергу замовлень у </w:t>
+      </w:r>
+      <w:r>
+        <w:t>localStorage</w:t>
+      </w:r>
+      <w:r>
+        <w:rPr>
+          <w:lang w:val="ru-RU"/>
+        </w:rPr>
+        <w:t xml:space="preserve">. Коли гість підтверджує замовлення без мережі, корисне навантаження запиту зберігається в черзі, а інтерфейс одразу отримує синтетичний плейсхолдер; при відновленні з'єднання </w:t>
+      </w:r>
+      <w:r>
+        <w:t>AppContext</w:t>
+      </w:r>
+      <w:r>
+        <w:rPr>
+          <w:lang w:val="ru-RU"/>
+        </w:rPr>
+        <w:t xml:space="preserve"> послідовно відправляє накопичені замовлення. Черга переживає закриття та повторне відкриття браузера завдяки зберіганню в </w:t>
+      </w:r>
+      <w:r>
+        <w:t>localStorage</w:t>
+      </w:r>
+      <w:r>
+        <w:rPr>
+          <w:lang w:val="ru-RU"/>
+        </w:rPr>
+        <w:t>. Функцію додавання замовлення до черги наведено у лістингу 4.4.</w:t>
+      </w:r>
+    </w:p>
+    <w:p>
+      <w:pPr>
+        <w:spacing w:before="120"/>
+        <w:ind w:firstLine="0"/>
+        <w:jc w:val="left"/>
+        <w:rPr>
+          <w:lang w:val="ru-RU"/>
+        </w:rPr>
+      </w:pPr>
+      <w:r>
+        <w:rPr>
+          <w:lang w:val="ru-RU"/>
+        </w:rPr>
+        <w:t xml:space="preserve">Лістинг 4.4 — Функція </w:t>
+      </w:r>
+      <w:r>
+        <w:t>enqueueOrder</w:t>
+      </w:r>
+      <w:r>
+        <w:rPr>
+          <w:lang w:val="ru-RU"/>
+        </w:rPr>
+        <w:t>: постановка замовлення в офлайн-чергу</w:t>
+      </w:r>
     </w:p>
     <w:p>
       <w:pPr>
@@ -37224,7 +37280,6 @@
           <w:rFonts w:ascii="Courier New" w:hAnsi="Courier New" w:cs="Courier New"/>
           <w:b/>
           <w:sz w:val="22"/>
-          <w:lang w:val="ru-RU"/>
         </w:rPr>
       </w:pPr>
       <w:r>
@@ -37233,17 +37288,20 @@
           <w:b/>
           <w:sz w:val="22"/>
         </w:rPr>
-        <w:t>    </w:t>
-      </w:r>
-      <w:r>
+        <w:t>const KEY = 'pendingOrderQueue';</w:t>
+      </w:r>
+    </w:p>
+    <w:p>
+      <w:pPr>
+        <w:spacing w:line="240" w:lineRule="auto"/>
+        <w:ind w:firstLine="0"/>
+        <w:jc w:val="left"/>
         <w:rPr>
           <w:rFonts w:ascii="Courier New" w:hAnsi="Courier New" w:cs="Courier New"/>
           <w:b/>
           <w:sz w:val="22"/>
-          <w:lang w:val="ru-RU"/>
-        </w:rPr>
-        <w:t>// Спершу поле поточної мови, потім відкат до мови-джерела</w:t>
-      </w:r>
+        </w:rPr>
+      </w:pPr>
     </w:p>
     <w:p>
       <w:pPr>
@@ -37262,25 +37320,27 @@
           <w:b/>
           <w:sz w:val="22"/>
         </w:rPr>
-        <w:t xml:space="preserve">    const localKey = </w:t>
-      </w:r>
-      <w:proofErr w:type="gramStart"/>
-      <w:r>
+        <w:t>export function enqueueOrder({ restaurantId, payload }) {</w:t>
+      </w:r>
+    </w:p>
+    <w:p>
+      <w:pPr>
+        <w:spacing w:line="240" w:lineRule="auto"/>
+        <w:ind w:firstLine="0"/>
+        <w:jc w:val="left"/>
         <w:rPr>
           <w:rFonts w:ascii="Courier New" w:hAnsi="Courier New" w:cs="Courier New"/>
           <w:b/>
           <w:sz w:val="22"/>
         </w:rPr>
-        <w:t>fieldFor(</w:t>
-      </w:r>
-      <w:proofErr w:type="gramEnd"/>
+      </w:pPr>
       <w:r>
         <w:rPr>
           <w:rFonts w:ascii="Courier New" w:hAnsi="Courier New" w:cs="Courier New"/>
           <w:b/>
           <w:sz w:val="22"/>
         </w:rPr>
-        <w:t>field, lang);</w:t>
+        <w:t>  const items = readQueue();</w:t>
       </w:r>
     </w:p>
     <w:p>
@@ -37292,7 +37352,6 @@
           <w:rFonts w:ascii="Courier New" w:hAnsi="Courier New" w:cs="Courier New"/>
           <w:b/>
           <w:sz w:val="22"/>
-          <w:lang w:val="ru-RU"/>
         </w:rPr>
       </w:pPr>
       <w:r>
@@ -37301,34 +37360,47 @@
           <w:b/>
           <w:sz w:val="22"/>
         </w:rPr>
-        <w:t>    return obj[localKey] ?? obj[field</w:t>
-      </w:r>
-      <w:proofErr w:type="gramStart"/>
-      <w:r>
+        <w:t>  const entry = {</w:t>
+      </w:r>
+    </w:p>
+    <w:p>
+      <w:pPr>
+        <w:spacing w:line="240" w:lineRule="auto"/>
+        <w:ind w:firstLine="0"/>
+        <w:jc w:val="left"/>
         <w:rPr>
           <w:rFonts w:ascii="Courier New" w:hAnsi="Courier New" w:cs="Courier New"/>
           <w:b/>
           <w:sz w:val="22"/>
         </w:rPr>
-        <w:t>] ??</w:t>
-      </w:r>
-      <w:proofErr w:type="gramEnd"/>
+      </w:pPr>
       <w:r>
         <w:rPr>
           <w:rFonts w:ascii="Courier New" w:hAnsi="Courier New" w:cs="Courier New"/>
           <w:b/>
           <w:sz w:val="22"/>
         </w:rPr>
-        <w:t xml:space="preserve"> </w:t>
-      </w:r>
-      <w:r>
+        <w:t>    id: uuid(),</w:t>
+      </w:r>
+    </w:p>
+    <w:p>
+      <w:pPr>
+        <w:spacing w:line="240" w:lineRule="auto"/>
+        <w:ind w:firstLine="0"/>
+        <w:jc w:val="left"/>
         <w:rPr>
           <w:rFonts w:ascii="Courier New" w:hAnsi="Courier New" w:cs="Courier New"/>
           <w:b/>
           <w:sz w:val="22"/>
-          <w:lang w:val="ru-RU"/>
-        </w:rPr>
-        <w:t>'';</w:t>
+        </w:rPr>
+      </w:pPr>
+      <w:r>
+        <w:rPr>
+          <w:rFonts w:ascii="Courier New" w:hAnsi="Courier New" w:cs="Courier New"/>
+          <w:b/>
+          <w:sz w:val="22"/>
+        </w:rPr>
+        <w:t>    restaurantId,</w:t>
       </w:r>
     </w:p>
     <w:p>
@@ -37340,7 +37412,6 @@
           <w:rFonts w:ascii="Courier New" w:hAnsi="Courier New" w:cs="Courier New"/>
           <w:b/>
           <w:sz w:val="22"/>
-          <w:lang w:val="ru-RU"/>
         </w:rPr>
       </w:pPr>
       <w:r>
@@ -37349,16 +37420,27 @@
           <w:b/>
           <w:sz w:val="22"/>
         </w:rPr>
-        <w:t>  </w:t>
-      </w:r>
-      <w:r>
+        <w:t>    payload,</w:t>
+      </w:r>
+    </w:p>
+    <w:p>
+      <w:pPr>
+        <w:spacing w:line="240" w:lineRule="auto"/>
+        <w:ind w:firstLine="0"/>
+        <w:jc w:val="left"/>
         <w:rPr>
           <w:rFonts w:ascii="Courier New" w:hAnsi="Courier New" w:cs="Courier New"/>
           <w:b/>
           <w:sz w:val="22"/>
-          <w:lang w:val="ru-RU"/>
-        </w:rPr>
-        <w:t>};</w:t>
+        </w:rPr>
+      </w:pPr>
+      <w:r>
+        <w:rPr>
+          <w:rFonts w:ascii="Courier New" w:hAnsi="Courier New" w:cs="Courier New"/>
+          <w:b/>
+          <w:sz w:val="22"/>
+        </w:rPr>
+        <w:t>    queuedAt: new Date().toISOString(),</w:t>
       </w:r>
     </w:p>
     <w:p>
@@ -37370,7 +37452,6 @@
           <w:rFonts w:ascii="Courier New" w:hAnsi="Courier New" w:cs="Courier New"/>
           <w:b/>
           <w:sz w:val="22"/>
-          <w:lang w:val="ru-RU"/>
         </w:rPr>
       </w:pPr>
       <w:r>
@@ -37378,6 +37459,114 @@
           <w:rFonts w:ascii="Courier New" w:hAnsi="Courier New" w:cs="Courier New"/>
           <w:b/>
           <w:sz w:val="22"/>
+        </w:rPr>
+        <w:t>  };</w:t>
+      </w:r>
+    </w:p>
+    <w:p>
+      <w:pPr>
+        <w:spacing w:line="240" w:lineRule="auto"/>
+        <w:ind w:firstLine="0"/>
+        <w:jc w:val="left"/>
+        <w:rPr>
+          <w:rFonts w:ascii="Courier New" w:hAnsi="Courier New" w:cs="Courier New"/>
+          <w:b/>
+          <w:sz w:val="22"/>
+        </w:rPr>
+      </w:pPr>
+      <w:r>
+        <w:rPr>
+          <w:rFonts w:ascii="Courier New" w:hAnsi="Courier New" w:cs="Courier New"/>
+          <w:b/>
+          <w:sz w:val="22"/>
+        </w:rPr>
+        <w:t>  items.push(entry);</w:t>
+      </w:r>
+    </w:p>
+    <w:p>
+      <w:pPr>
+        <w:spacing w:line="240" w:lineRule="auto"/>
+        <w:ind w:firstLine="0"/>
+        <w:jc w:val="left"/>
+        <w:rPr>
+          <w:rFonts w:ascii="Courier New" w:hAnsi="Courier New" w:cs="Courier New"/>
+          <w:b/>
+          <w:sz w:val="22"/>
+        </w:rPr>
+      </w:pPr>
+      <w:r>
+        <w:rPr>
+          <w:rFonts w:ascii="Courier New" w:hAnsi="Courier New" w:cs="Courier New"/>
+          <w:b/>
+          <w:sz w:val="22"/>
+        </w:rPr>
+        <w:t>  writeQueue(items);</w:t>
+      </w:r>
+    </w:p>
+    <w:p>
+      <w:pPr>
+        <w:spacing w:line="240" w:lineRule="auto"/>
+        <w:ind w:firstLine="0"/>
+        <w:jc w:val="left"/>
+        <w:rPr>
+          <w:rFonts w:ascii="Courier New" w:hAnsi="Courier New" w:cs="Courier New"/>
+          <w:b/>
+          <w:sz w:val="22"/>
+          <w:lang w:val="ru-RU"/>
+        </w:rPr>
+      </w:pPr>
+      <w:r>
+        <w:rPr>
+          <w:rFonts w:ascii="Courier New" w:hAnsi="Courier New" w:cs="Courier New"/>
+          <w:b/>
+          <w:sz w:val="22"/>
+        </w:rPr>
+        <w:t>  return</w:t>
+      </w:r>
+      <w:r>
+        <w:rPr>
+          <w:rFonts w:ascii="Courier New" w:hAnsi="Courier New" w:cs="Courier New"/>
+          <w:b/>
+          <w:sz w:val="22"/>
+          <w:lang w:val="ru-RU"/>
+        </w:rPr>
+        <w:t xml:space="preserve"> </w:t>
+      </w:r>
+      <w:r>
+        <w:rPr>
+          <w:rFonts w:ascii="Courier New" w:hAnsi="Courier New" w:cs="Courier New"/>
+          <w:b/>
+          <w:sz w:val="22"/>
+        </w:rPr>
+        <w:t>entry</w:t>
+      </w:r>
+      <w:r>
+        <w:rPr>
+          <w:rFonts w:ascii="Courier New" w:hAnsi="Courier New" w:cs="Courier New"/>
+          <w:b/>
+          <w:sz w:val="22"/>
+          <w:lang w:val="ru-RU"/>
+        </w:rPr>
+        <w:t>;</w:t>
+      </w:r>
+    </w:p>
+    <w:p>
+      <w:pPr>
+        <w:spacing w:line="240" w:lineRule="auto"/>
+        <w:ind w:firstLine="0"/>
+        <w:jc w:val="left"/>
+        <w:rPr>
+          <w:rFonts w:ascii="Courier New" w:hAnsi="Courier New" w:cs="Courier New"/>
+          <w:b/>
+          <w:sz w:val="22"/>
+          <w:lang w:val="ru-RU"/>
+        </w:rPr>
+      </w:pPr>
+      <w:r>
+        <w:rPr>
+          <w:rFonts w:ascii="Courier New" w:hAnsi="Courier New" w:cs="Courier New"/>
+          <w:b/>
+          <w:sz w:val="22"/>
           <w:lang w:val="ru-RU"/>
         </w:rPr>
         <w:t>}</w:t>
@@ -37393,16 +37582,35 @@
         <w:rPr>
           <w:lang w:val="ru-RU"/>
         </w:rPr>
-        <w:t xml:space="preserve">Перевага такого рішення полягає у незалежності від кількості мов: додавання нової мови не потребує зміни структури документів, а лише реєстрації нового мовного коду. За відсутності перекладу для поточної мови функція повертає значення мовою-джерелом, що гарантує відсутність порожніх полів в інтерфейсі. Окремий хук </w:t>
-      </w:r>
-      <w:r>
-        <w:t>useFallbackField</w:t>
-      </w:r>
-      <w:r>
-        <w:rPr>
-          <w:lang w:val="ru-RU"/>
-        </w:rPr>
-        <w:t xml:space="preserve"> додатково повідомляє, чи показане значення є відкатом до мови-джерела, що використовується для візуальної індикації неперекладених полів в адміністративній панелі.</w:t>
+        <w:lastRenderedPageBreak/>
+        <w:t xml:space="preserve">Кожен запис черги містить локально згенерований ідентифікатор (для дедуплікації та відображення в інтерфейсі), ідентифікатор ресторану, корисне навантаження запиту та час постановки в чергу. Послідовна відправка по одному запиту за раз гарантує, що сервер не отримає дублікатів замовлення для одного столика. Функції </w:t>
+      </w:r>
+      <w:r>
+        <w:t>readQueue</w:t>
+      </w:r>
+      <w:r>
+        <w:rPr>
+          <w:lang w:val="ru-RU"/>
+        </w:rPr>
+        <w:t xml:space="preserve"> та </w:t>
+      </w:r>
+      <w:r>
+        <w:t>writeQueue</w:t>
+      </w:r>
+      <w:r>
+        <w:rPr>
+          <w:lang w:val="ru-RU"/>
+        </w:rPr>
+        <w:t xml:space="preserve"> інкапсулюють роботу з </w:t>
+      </w:r>
+      <w:r>
+        <w:t>localStorage</w:t>
+      </w:r>
+      <w:r>
+        <w:rPr>
+          <w:lang w:val="ru-RU"/>
+        </w:rPr>
+        <w:t xml:space="preserve"> із безпечним опрацюванням винятків (вимкнене сховище, перевищення квоти).</w:t>
       </w:r>
     </w:p>
     <w:p>
@@ -37416,71 +37624,62 @@
         <w:rPr>
           <w:lang w:val="ru-RU"/>
         </w:rPr>
-        <w:t>4.3.3</w:t>
-      </w:r>
-      <w:r>
-        <w:rPr>
-          <w:lang w:val="ru-RU"/>
-        </w:rPr>
-        <w:t xml:space="preserve"> Реалізація тарифних обмежень</w:t>
-      </w:r>
-    </w:p>
-    <w:p>
-      <w:pPr>
-        <w:rPr>
-          <w:lang w:val="ru-RU"/>
-        </w:rPr>
-      </w:pPr>
-      <w:r>
-        <w:rPr>
-          <w:lang w:val="ru-RU"/>
-        </w:rPr>
-        <w:t xml:space="preserve">Технічний розподіл функціоналу між тарифами </w:t>
-      </w:r>
-      <w:r>
-        <w:t>free</w:t>
-      </w:r>
-      <w:r>
-        <w:rPr>
-          <w:lang w:val="ru-RU"/>
-        </w:rPr>
-        <w:t xml:space="preserve"> та </w:t>
-      </w:r>
-      <w:r>
-        <w:t>premium</w:t>
-      </w:r>
-      <w:r>
-        <w:rPr>
-          <w:lang w:val="ru-RU"/>
-        </w:rPr>
-        <w:t xml:space="preserve"> реалізовано на серверній стороні через окреме </w:t>
-      </w:r>
-      <w:r>
-        <w:t>middleware</w:t>
-      </w:r>
-      <w:r>
-        <w:rPr>
-          <w:lang w:val="ru-RU"/>
-        </w:rPr>
-        <w:t xml:space="preserve"> </w:t>
-      </w:r>
-      <w:r>
-        <w:t>requirePlan</w:t>
-      </w:r>
-      <w:r>
-        <w:rPr>
-          <w:lang w:val="ru-RU"/>
-        </w:rPr>
-        <w:t xml:space="preserve">, що перевіряє значення поля </w:t>
-      </w:r>
-      <w:r>
-        <w:t>plan</w:t>
-      </w:r>
-      <w:r>
-        <w:rPr>
-          <w:lang w:val="ru-RU"/>
-        </w:rPr>
-        <w:t xml:space="preserve"> у документі ресторану перед обробкою запиту до тарифно-обмеженого ендпоінта. Реалізацію наведено у лістингу 4.3.</w:t>
+        <w:t>4.3.5</w:t>
+      </w:r>
+      <w:r>
+        <w:rPr>
+          <w:lang w:val="ru-RU"/>
+        </w:rPr>
+        <w:t xml:space="preserve"> Система сповіщень персоналу за ролями</w:t>
+      </w:r>
+    </w:p>
+    <w:p>
+      <w:pPr>
+        <w:rPr>
+          <w:lang w:val="ru-RU"/>
+        </w:rPr>
+      </w:pPr>
+      <w:r>
+        <w:rPr>
+          <w:lang w:val="ru-RU"/>
+        </w:rPr>
+        <w:t xml:space="preserve">Сповіщення персоналу в реальному часі реалізовані в контексті </w:t>
+      </w:r>
+      <w:r>
+        <w:t>StaffNotificationsContext</w:t>
+      </w:r>
+      <w:r>
+        <w:rPr>
+          <w:lang w:val="ru-RU"/>
+        </w:rPr>
+        <w:t xml:space="preserve">, який підписується на єдине </w:t>
+      </w:r>
+      <w:r>
+        <w:t>WebSocket</w:t>
+      </w:r>
+      <w:r>
+        <w:rPr>
+          <w:lang w:val="ru-RU"/>
+        </w:rPr>
+        <w:t xml:space="preserve">-з'єднання та фільтрує події залежно від ролі користувача. Відповідність ролей і типів подій задана декларативно у структурі </w:t>
+      </w:r>
+      <w:r>
+        <w:t>ROLE</w:t>
+      </w:r>
+      <w:r>
+        <w:rPr>
+          <w:lang w:val="ru-RU"/>
+        </w:rPr>
+        <w:t>_</w:t>
+      </w:r>
+      <w:r>
+        <w:t>EVENTS</w:t>
+      </w:r>
+      <w:r>
+        <w:rPr>
+          <w:lang w:val="ru-RU"/>
+        </w:rPr>
+        <w:t>, наведеній у лістингу 4.5.</w:t>
       </w:r>
     </w:p>
     <w:p>
@@ -37496,25 +37695,25 @@
         <w:rPr>
           <w:lang w:val="ru-RU"/>
         </w:rPr>
-        <w:t xml:space="preserve">Лістинг 4.3 — </w:t>
-      </w:r>
-      <w:r>
-        <w:t>Middleware</w:t>
-      </w:r>
-      <w:r>
-        <w:rPr>
-          <w:lang w:val="ru-RU"/>
-        </w:rPr>
-        <w:t xml:space="preserve"> </w:t>
-      </w:r>
-      <w:r>
-        <w:t>requirePlan</w:t>
-      </w:r>
-      <w:r>
-        <w:rPr>
-          <w:lang w:val="ru-RU"/>
-        </w:rPr>
-        <w:t>: перевірка тарифного плану ресторану</w:t>
+        <w:t xml:space="preserve">Лістинг 4.5 — Структура </w:t>
+      </w:r>
+      <w:r>
+        <w:t>ROLE</w:t>
+      </w:r>
+      <w:r>
+        <w:rPr>
+          <w:lang w:val="ru-RU"/>
+        </w:rPr>
+        <w:t>_</w:t>
+      </w:r>
+      <w:r>
+        <w:t>EVENTS</w:t>
+      </w:r>
+      <w:r>
+        <w:rPr>
+          <w:lang w:val="ru-RU"/>
+        </w:rPr>
+        <w:t>: фільтрація подій за роллю персоналу</w:t>
       </w:r>
     </w:p>
     <w:p>
@@ -37534,7 +37733,7 @@
           <w:b/>
           <w:sz w:val="22"/>
         </w:rPr>
-        <w:t>function requirePlan(requiredPlan) {</w:t>
+        <w:t>const ROLE_EVENTS = {</w:t>
       </w:r>
     </w:p>
     <w:p>
@@ -37554,7 +37753,7 @@
           <w:b/>
           <w:sz w:val="22"/>
         </w:rPr>
-        <w:t>  return function (req, res, next) {</w:t>
+        <w:t>  cook:        ['ORDER_NEW', 'ORDER_ITEMS_ADDED'],</w:t>
       </w:r>
     </w:p>
     <w:p>
@@ -37574,25 +37773,27 @@
           <w:b/>
           <w:sz w:val="22"/>
         </w:rPr>
-        <w:t xml:space="preserve">    const plan = </w:t>
-      </w:r>
-      <w:proofErr w:type="gramStart"/>
-      <w:r>
+        <w:t>  waiter:      ['ORDER_NEW', 'WAITER_CALL', 'WAITER_CALL_CASH'],</w:t>
+      </w:r>
+    </w:p>
+    <w:p>
+      <w:pPr>
+        <w:spacing w:line="240" w:lineRule="auto"/>
+        <w:ind w:firstLine="0"/>
+        <w:jc w:val="left"/>
         <w:rPr>
           <w:rFonts w:ascii="Courier New" w:hAnsi="Courier New" w:cs="Courier New"/>
           <w:b/>
           <w:sz w:val="22"/>
         </w:rPr>
-        <w:t>req.restaurant?.</w:t>
-      </w:r>
-      <w:proofErr w:type="gramEnd"/>
+      </w:pPr>
       <w:r>
         <w:rPr>
           <w:rFonts w:ascii="Courier New" w:hAnsi="Courier New" w:cs="Courier New"/>
           <w:b/>
           <w:sz w:val="22"/>
         </w:rPr>
-        <w:t>plan || 'free';</w:t>
+        <w:t>  waiter_cook: ['ORDER_NEW', 'ORDER_ITEMS_ADDED',</w:t>
       </w:r>
     </w:p>
     <w:p>
@@ -37612,7 +37813,7 @@
           <w:b/>
           <w:sz w:val="22"/>
         </w:rPr>
-        <w:t>    if (plan === requiredPlan || (requiredPlan === 'free')) {</w:t>
+        <w:t>                'WAITER_CALL', 'WAITER_CALL_CASH'],</w:t>
       </w:r>
     </w:p>
     <w:p>
@@ -37632,25 +37833,27 @@
           <w:b/>
           <w:sz w:val="22"/>
         </w:rPr>
-        <w:t xml:space="preserve">      return </w:t>
-      </w:r>
-      <w:proofErr w:type="gramStart"/>
-      <w:r>
+        <w:t>  admin:       ['ORDER_NEW', 'ORDER_ITEMS_ADDED', 'WAITER_CALL',</w:t>
+      </w:r>
+    </w:p>
+    <w:p>
+      <w:pPr>
+        <w:spacing w:line="240" w:lineRule="auto"/>
+        <w:ind w:firstLine="0"/>
+        <w:jc w:val="left"/>
         <w:rPr>
           <w:rFonts w:ascii="Courier New" w:hAnsi="Courier New" w:cs="Courier New"/>
           <w:b/>
           <w:sz w:val="22"/>
         </w:rPr>
-        <w:t>next(</w:t>
-      </w:r>
-      <w:proofErr w:type="gramEnd"/>
+      </w:pPr>
       <w:r>
         <w:rPr>
           <w:rFonts w:ascii="Courier New" w:hAnsi="Courier New" w:cs="Courier New"/>
           <w:b/>
           <w:sz w:val="22"/>
         </w:rPr>
-        <w:t>);</w:t>
+        <w:t>                'WAITER_CALL_CASH', 'ORDER_VOID',</w:t>
       </w:r>
     </w:p>
     <w:p>
@@ -37670,7 +37873,7 @@
           <w:b/>
           <w:sz w:val="22"/>
         </w:rPr>
-        <w:t>    }</w:t>
+        <w:t>                'ORDER_CANCELLED', 'PAYMENT_COMPLETED'],</w:t>
       </w:r>
     </w:p>
     <w:p>
@@ -37690,1123 +37893,6 @@
           <w:b/>
           <w:sz w:val="22"/>
         </w:rPr>
-        <w:t xml:space="preserve">    return </w:t>
-      </w:r>
-      <w:proofErr w:type="gramStart"/>
-      <w:r>
-        <w:rPr>
-          <w:rFonts w:ascii="Courier New" w:hAnsi="Courier New" w:cs="Courier New"/>
-          <w:b/>
-          <w:sz w:val="22"/>
-        </w:rPr>
-        <w:t>res.status</w:t>
-      </w:r>
-      <w:proofErr w:type="gramEnd"/>
-      <w:r>
-        <w:rPr>
-          <w:rFonts w:ascii="Courier New" w:hAnsi="Courier New" w:cs="Courier New"/>
-          <w:b/>
-          <w:sz w:val="22"/>
-        </w:rPr>
-        <w:t>(403).json({</w:t>
-      </w:r>
-    </w:p>
-    <w:p>
-      <w:pPr>
-        <w:spacing w:line="240" w:lineRule="auto"/>
-        <w:ind w:firstLine="0"/>
-        <w:jc w:val="left"/>
-        <w:rPr>
-          <w:rFonts w:ascii="Courier New" w:hAnsi="Courier New" w:cs="Courier New"/>
-          <w:b/>
-          <w:sz w:val="22"/>
-        </w:rPr>
-      </w:pPr>
-      <w:r>
-        <w:rPr>
-          <w:rFonts w:ascii="Courier New" w:hAnsi="Courier New" w:cs="Courier New"/>
-          <w:b/>
-          <w:sz w:val="22"/>
-        </w:rPr>
-        <w:t>      error: {</w:t>
-      </w:r>
-    </w:p>
-    <w:p>
-      <w:pPr>
-        <w:spacing w:line="240" w:lineRule="auto"/>
-        <w:ind w:firstLine="0"/>
-        <w:jc w:val="left"/>
-        <w:rPr>
-          <w:rFonts w:ascii="Courier New" w:hAnsi="Courier New" w:cs="Courier New"/>
-          <w:b/>
-          <w:sz w:val="22"/>
-        </w:rPr>
-      </w:pPr>
-      <w:r>
-        <w:rPr>
-          <w:rFonts w:ascii="Courier New" w:hAnsi="Courier New" w:cs="Courier New"/>
-          <w:b/>
-          <w:sz w:val="22"/>
-        </w:rPr>
-        <w:t>        code: 'PLAN_REQUIRED',</w:t>
-      </w:r>
-    </w:p>
-    <w:p>
-      <w:pPr>
-        <w:spacing w:line="240" w:lineRule="auto"/>
-        <w:ind w:firstLine="0"/>
-        <w:jc w:val="left"/>
-        <w:rPr>
-          <w:rFonts w:ascii="Courier New" w:hAnsi="Courier New" w:cs="Courier New"/>
-          <w:b/>
-          <w:sz w:val="22"/>
-        </w:rPr>
-      </w:pPr>
-      <w:r>
-        <w:rPr>
-          <w:rFonts w:ascii="Courier New" w:hAnsi="Courier New" w:cs="Courier New"/>
-          <w:b/>
-          <w:sz w:val="22"/>
-        </w:rPr>
-        <w:t>        message: `This feature requires the ${requiredPlan} plan`,</w:t>
-      </w:r>
-    </w:p>
-    <w:p>
-      <w:pPr>
-        <w:spacing w:line="240" w:lineRule="auto"/>
-        <w:ind w:firstLine="0"/>
-        <w:jc w:val="left"/>
-        <w:rPr>
-          <w:rFonts w:ascii="Courier New" w:hAnsi="Courier New" w:cs="Courier New"/>
-          <w:b/>
-          <w:sz w:val="22"/>
-        </w:rPr>
-      </w:pPr>
-      <w:r>
-        <w:rPr>
-          <w:rFonts w:ascii="Courier New" w:hAnsi="Courier New" w:cs="Courier New"/>
-          <w:b/>
-          <w:sz w:val="22"/>
-        </w:rPr>
-        <w:t>        requiredPlan, currentPlan: plan,</w:t>
-      </w:r>
-    </w:p>
-    <w:p>
-      <w:pPr>
-        <w:spacing w:line="240" w:lineRule="auto"/>
-        <w:ind w:firstLine="0"/>
-        <w:jc w:val="left"/>
-        <w:rPr>
-          <w:rFonts w:ascii="Courier New" w:hAnsi="Courier New" w:cs="Courier New"/>
-          <w:b/>
-          <w:sz w:val="22"/>
-        </w:rPr>
-      </w:pPr>
-      <w:r>
-        <w:rPr>
-          <w:rFonts w:ascii="Courier New" w:hAnsi="Courier New" w:cs="Courier New"/>
-          <w:b/>
-          <w:sz w:val="22"/>
-        </w:rPr>
-        <w:t>      },</w:t>
-      </w:r>
-    </w:p>
-    <w:p>
-      <w:pPr>
-        <w:spacing w:line="240" w:lineRule="auto"/>
-        <w:ind w:firstLine="0"/>
-        <w:jc w:val="left"/>
-        <w:rPr>
-          <w:rFonts w:ascii="Courier New" w:hAnsi="Courier New" w:cs="Courier New"/>
-          <w:b/>
-          <w:sz w:val="22"/>
-        </w:rPr>
-      </w:pPr>
-      <w:r>
-        <w:rPr>
-          <w:rFonts w:ascii="Courier New" w:hAnsi="Courier New" w:cs="Courier New"/>
-          <w:b/>
-          <w:sz w:val="22"/>
-        </w:rPr>
-        <w:lastRenderedPageBreak/>
-        <w:t>      meta: {},</w:t>
-      </w:r>
-    </w:p>
-    <w:p>
-      <w:pPr>
-        <w:spacing w:line="240" w:lineRule="auto"/>
-        <w:ind w:firstLine="0"/>
-        <w:jc w:val="left"/>
-        <w:rPr>
-          <w:rFonts w:ascii="Courier New" w:hAnsi="Courier New" w:cs="Courier New"/>
-          <w:b/>
-          <w:sz w:val="22"/>
-        </w:rPr>
-      </w:pPr>
-      <w:r>
-        <w:rPr>
-          <w:rFonts w:ascii="Courier New" w:hAnsi="Courier New" w:cs="Courier New"/>
-          <w:b/>
-          <w:sz w:val="22"/>
-        </w:rPr>
-        <w:t>    });</w:t>
-      </w:r>
-    </w:p>
-    <w:p>
-      <w:pPr>
-        <w:spacing w:line="240" w:lineRule="auto"/>
-        <w:ind w:firstLine="0"/>
-        <w:jc w:val="left"/>
-        <w:rPr>
-          <w:rFonts w:ascii="Courier New" w:hAnsi="Courier New" w:cs="Courier New"/>
-          <w:b/>
-          <w:sz w:val="22"/>
-        </w:rPr>
-      </w:pPr>
-      <w:r>
-        <w:rPr>
-          <w:rFonts w:ascii="Courier New" w:hAnsi="Courier New" w:cs="Courier New"/>
-          <w:b/>
-          <w:sz w:val="22"/>
-        </w:rPr>
-        <w:t>  };</w:t>
-      </w:r>
-    </w:p>
-    <w:p>
-      <w:pPr>
-        <w:spacing w:line="240" w:lineRule="auto"/>
-        <w:ind w:firstLine="0"/>
-        <w:jc w:val="left"/>
-        <w:rPr>
-          <w:rFonts w:ascii="Courier New" w:hAnsi="Courier New" w:cs="Courier New"/>
-          <w:b/>
-          <w:sz w:val="22"/>
-        </w:rPr>
-      </w:pPr>
-      <w:r>
-        <w:rPr>
-          <w:rFonts w:ascii="Courier New" w:hAnsi="Courier New" w:cs="Courier New"/>
-          <w:b/>
-          <w:sz w:val="22"/>
-        </w:rPr>
-        <w:t>}</w:t>
-      </w:r>
-    </w:p>
-    <w:p>
-      <w:pPr>
-        <w:spacing w:line="240" w:lineRule="auto"/>
-        <w:ind w:firstLine="0"/>
-        <w:jc w:val="left"/>
-        <w:rPr>
-          <w:rFonts w:ascii="Courier New" w:hAnsi="Courier New" w:cs="Courier New"/>
-          <w:b/>
-          <w:sz w:val="22"/>
-        </w:rPr>
-      </w:pPr>
-      <w:proofErr w:type="gramStart"/>
-      <w:r>
-        <w:rPr>
-          <w:rFonts w:ascii="Courier New" w:hAnsi="Courier New" w:cs="Courier New"/>
-          <w:b/>
-          <w:sz w:val="22"/>
-        </w:rPr>
-        <w:t>module.exports</w:t>
-      </w:r>
-      <w:proofErr w:type="gramEnd"/>
-      <w:r>
-        <w:rPr>
-          <w:rFonts w:ascii="Courier New" w:hAnsi="Courier New" w:cs="Courier New"/>
-          <w:b/>
-          <w:sz w:val="22"/>
-        </w:rPr>
-        <w:t xml:space="preserve"> = requirePlan;</w:t>
-      </w:r>
-    </w:p>
-    <w:p>
-      <w:pPr>
-        <w:rPr>
-          <w:lang w:val="ru-RU"/>
-        </w:rPr>
-      </w:pPr>
-      <w:r>
-        <w:t xml:space="preserve">Middleware повертає функцію-обробник Express, яку приєднують до маршрутів преміум-функціоналу (ініціація онлайн-оплати, аналітика, генерація PDF-меню, управління відгуками). За недостатнього рівня підписки повертається відповідь HTTP 403 з машинозчитуваним кодом помилки PLAN_REQUIRED, який клієнтська частина використовує для відображення вікна пропозиції оновлення тарифу. </w:t>
-      </w:r>
-      <w:r>
-        <w:rPr>
-          <w:lang w:val="ru-RU"/>
-        </w:rPr>
-        <w:t>Такий централізований підхід забезпечує єдину точку контролю тарифних обмежень і дозволяє додавати нові обмеження без модифікації кожного контролера окремо.</w:t>
-      </w:r>
-    </w:p>
-    <w:p>
-      <w:pPr>
-        <w:pStyle w:val="3"/>
-        <w:rPr>
-          <w:lang w:val="ru-RU"/>
-        </w:rPr>
-      </w:pPr>
-      <w:r>
-        <w:rPr>
-          <w:lang w:val="ru-RU"/>
-        </w:rPr>
-        <w:t>4.3.4</w:t>
-      </w:r>
-      <w:r>
-        <w:rPr>
-          <w:lang w:val="ru-RU"/>
-        </w:rPr>
-        <w:t xml:space="preserve"> Офлайн-черга замовлень</w:t>
-      </w:r>
-    </w:p>
-    <w:p>
-      <w:pPr>
-        <w:rPr>
-          <w:lang w:val="ru-RU"/>
-        </w:rPr>
-      </w:pPr>
-      <w:r>
-        <w:rPr>
-          <w:lang w:val="ru-RU"/>
-        </w:rPr>
-        <w:t xml:space="preserve">Для підтримки офлайн-режиму (вимога </w:t>
-      </w:r>
-      <w:r>
-        <w:t>SYS</w:t>
-      </w:r>
-      <w:r>
-        <w:rPr>
-          <w:lang w:val="ru-RU"/>
-        </w:rPr>
-        <w:t>-</w:t>
-      </w:r>
-      <w:r>
-        <w:t>PWA</w:t>
-      </w:r>
-      <w:r>
-        <w:rPr>
-          <w:lang w:val="ru-RU"/>
-        </w:rPr>
-        <w:t xml:space="preserve">-04) реалізовано чергу замовлень у </w:t>
-      </w:r>
-      <w:r>
-        <w:t>localStorage</w:t>
-      </w:r>
-      <w:r>
-        <w:rPr>
-          <w:lang w:val="ru-RU"/>
-        </w:rPr>
-        <w:t xml:space="preserve">. Коли гість підтверджує замовлення без мережі, корисне навантаження запиту зберігається в черзі, а інтерфейс одразу отримує синтетичний плейсхолдер; при відновленні з'єднання </w:t>
-      </w:r>
-      <w:r>
-        <w:t>AppContext</w:t>
-      </w:r>
-      <w:r>
-        <w:rPr>
-          <w:lang w:val="ru-RU"/>
-        </w:rPr>
-        <w:t xml:space="preserve"> послідовно відправляє накопичені замовлення. Черга переживає закриття та повторне відкриття браузера завдяки зберіганню в </w:t>
-      </w:r>
-      <w:r>
-        <w:t>localStorage</w:t>
-      </w:r>
-      <w:r>
-        <w:rPr>
-          <w:lang w:val="ru-RU"/>
-        </w:rPr>
-        <w:t>. Функцію додавання замовлення до черги наведено у лістингу 4.4.</w:t>
-      </w:r>
-    </w:p>
-    <w:p>
-      <w:pPr>
-        <w:spacing w:before="120"/>
-        <w:ind w:firstLine="0"/>
-        <w:jc w:val="left"/>
-        <w:rPr>
-          <w:lang w:val="ru-RU"/>
-        </w:rPr>
-      </w:pPr>
-      <w:r>
-        <w:rPr>
-          <w:lang w:val="ru-RU"/>
-        </w:rPr>
-        <w:t xml:space="preserve">Лістинг 4.4 — Функція </w:t>
-      </w:r>
-      <w:r>
-        <w:t>enqueueOrder</w:t>
-      </w:r>
-      <w:r>
-        <w:rPr>
-          <w:lang w:val="ru-RU"/>
-        </w:rPr>
-        <w:t>: постановка замовлення в офлайн-чергу</w:t>
-      </w:r>
-    </w:p>
-    <w:p>
-      <w:pPr>
-        <w:spacing w:line="240" w:lineRule="auto"/>
-        <w:ind w:firstLine="0"/>
-        <w:jc w:val="left"/>
-        <w:rPr>
-          <w:rFonts w:ascii="Courier New" w:hAnsi="Courier New" w:cs="Courier New"/>
-          <w:b/>
-          <w:sz w:val="22"/>
-        </w:rPr>
-      </w:pPr>
-      <w:r>
-        <w:rPr>
-          <w:rFonts w:ascii="Courier New" w:hAnsi="Courier New" w:cs="Courier New"/>
-          <w:b/>
-          <w:sz w:val="22"/>
-        </w:rPr>
-        <w:t>const KEY = 'pendingOrderQueue';</w:t>
-      </w:r>
-    </w:p>
-    <w:p>
-      <w:pPr>
-        <w:spacing w:line="240" w:lineRule="auto"/>
-        <w:ind w:firstLine="0"/>
-        <w:jc w:val="left"/>
-        <w:rPr>
-          <w:rFonts w:ascii="Courier New" w:hAnsi="Courier New" w:cs="Courier New"/>
-          <w:b/>
-          <w:sz w:val="22"/>
-        </w:rPr>
-      </w:pPr>
-    </w:p>
-    <w:p>
-      <w:pPr>
-        <w:spacing w:line="240" w:lineRule="auto"/>
-        <w:ind w:firstLine="0"/>
-        <w:jc w:val="left"/>
-        <w:rPr>
-          <w:rFonts w:ascii="Courier New" w:hAnsi="Courier New" w:cs="Courier New"/>
-          <w:b/>
-          <w:sz w:val="22"/>
-        </w:rPr>
-      </w:pPr>
-      <w:r>
-        <w:rPr>
-          <w:rFonts w:ascii="Courier New" w:hAnsi="Courier New" w:cs="Courier New"/>
-          <w:b/>
-          <w:sz w:val="22"/>
-        </w:rPr>
-        <w:t xml:space="preserve">export function </w:t>
-      </w:r>
-      <w:proofErr w:type="gramStart"/>
-      <w:r>
-        <w:rPr>
-          <w:rFonts w:ascii="Courier New" w:hAnsi="Courier New" w:cs="Courier New"/>
-          <w:b/>
-          <w:sz w:val="22"/>
-        </w:rPr>
-        <w:t>enqueueOrder(</w:t>
-      </w:r>
-      <w:proofErr w:type="gramEnd"/>
-      <w:r>
-        <w:rPr>
-          <w:rFonts w:ascii="Courier New" w:hAnsi="Courier New" w:cs="Courier New"/>
-          <w:b/>
-          <w:sz w:val="22"/>
-        </w:rPr>
-        <w:t>{ restaurantId, payload }) {</w:t>
-      </w:r>
-    </w:p>
-    <w:p>
-      <w:pPr>
-        <w:spacing w:line="240" w:lineRule="auto"/>
-        <w:ind w:firstLine="0"/>
-        <w:jc w:val="left"/>
-        <w:rPr>
-          <w:rFonts w:ascii="Courier New" w:hAnsi="Courier New" w:cs="Courier New"/>
-          <w:b/>
-          <w:sz w:val="22"/>
-        </w:rPr>
-      </w:pPr>
-      <w:r>
-        <w:rPr>
-          <w:rFonts w:ascii="Courier New" w:hAnsi="Courier New" w:cs="Courier New"/>
-          <w:b/>
-          <w:sz w:val="22"/>
-        </w:rPr>
-        <w:t xml:space="preserve">  const items = </w:t>
-      </w:r>
-      <w:proofErr w:type="gramStart"/>
-      <w:r>
-        <w:rPr>
-          <w:rFonts w:ascii="Courier New" w:hAnsi="Courier New" w:cs="Courier New"/>
-          <w:b/>
-          <w:sz w:val="22"/>
-        </w:rPr>
-        <w:t>readQueue(</w:t>
-      </w:r>
-      <w:proofErr w:type="gramEnd"/>
-      <w:r>
-        <w:rPr>
-          <w:rFonts w:ascii="Courier New" w:hAnsi="Courier New" w:cs="Courier New"/>
-          <w:b/>
-          <w:sz w:val="22"/>
-        </w:rPr>
-        <w:t>);</w:t>
-      </w:r>
-    </w:p>
-    <w:p>
-      <w:pPr>
-        <w:spacing w:line="240" w:lineRule="auto"/>
-        <w:ind w:firstLine="0"/>
-        <w:jc w:val="left"/>
-        <w:rPr>
-          <w:rFonts w:ascii="Courier New" w:hAnsi="Courier New" w:cs="Courier New"/>
-          <w:b/>
-          <w:sz w:val="22"/>
-        </w:rPr>
-      </w:pPr>
-      <w:r>
-        <w:rPr>
-          <w:rFonts w:ascii="Courier New" w:hAnsi="Courier New" w:cs="Courier New"/>
-          <w:b/>
-          <w:sz w:val="22"/>
-        </w:rPr>
-        <w:t>  const entry = {</w:t>
-      </w:r>
-    </w:p>
-    <w:p>
-      <w:pPr>
-        <w:spacing w:line="240" w:lineRule="auto"/>
-        <w:ind w:firstLine="0"/>
-        <w:jc w:val="left"/>
-        <w:rPr>
-          <w:rFonts w:ascii="Courier New" w:hAnsi="Courier New" w:cs="Courier New"/>
-          <w:b/>
-          <w:sz w:val="22"/>
-        </w:rPr>
-      </w:pPr>
-      <w:r>
-        <w:rPr>
-          <w:rFonts w:ascii="Courier New" w:hAnsi="Courier New" w:cs="Courier New"/>
-          <w:b/>
-          <w:sz w:val="22"/>
-        </w:rPr>
-        <w:t xml:space="preserve">    id: </w:t>
-      </w:r>
-      <w:proofErr w:type="gramStart"/>
-      <w:r>
-        <w:rPr>
-          <w:rFonts w:ascii="Courier New" w:hAnsi="Courier New" w:cs="Courier New"/>
-          <w:b/>
-          <w:sz w:val="22"/>
-        </w:rPr>
-        <w:t>uuid(</w:t>
-      </w:r>
-      <w:proofErr w:type="gramEnd"/>
-      <w:r>
-        <w:rPr>
-          <w:rFonts w:ascii="Courier New" w:hAnsi="Courier New" w:cs="Courier New"/>
-          <w:b/>
-          <w:sz w:val="22"/>
-        </w:rPr>
-        <w:t>),</w:t>
-      </w:r>
-    </w:p>
-    <w:p>
-      <w:pPr>
-        <w:spacing w:line="240" w:lineRule="auto"/>
-        <w:ind w:firstLine="0"/>
-        <w:jc w:val="left"/>
-        <w:rPr>
-          <w:rFonts w:ascii="Courier New" w:hAnsi="Courier New" w:cs="Courier New"/>
-          <w:b/>
-          <w:sz w:val="22"/>
-        </w:rPr>
-      </w:pPr>
-      <w:r>
-        <w:rPr>
-          <w:rFonts w:ascii="Courier New" w:hAnsi="Courier New" w:cs="Courier New"/>
-          <w:b/>
-          <w:sz w:val="22"/>
-        </w:rPr>
-        <w:t>    restaurantId,</w:t>
-      </w:r>
-    </w:p>
-    <w:p>
-      <w:pPr>
-        <w:spacing w:line="240" w:lineRule="auto"/>
-        <w:ind w:firstLine="0"/>
-        <w:jc w:val="left"/>
-        <w:rPr>
-          <w:rFonts w:ascii="Courier New" w:hAnsi="Courier New" w:cs="Courier New"/>
-          <w:b/>
-          <w:sz w:val="22"/>
-        </w:rPr>
-      </w:pPr>
-      <w:r>
-        <w:rPr>
-          <w:rFonts w:ascii="Courier New" w:hAnsi="Courier New" w:cs="Courier New"/>
-          <w:b/>
-          <w:sz w:val="22"/>
-        </w:rPr>
-        <w:t>    payload,</w:t>
-      </w:r>
-    </w:p>
-    <w:p>
-      <w:pPr>
-        <w:spacing w:line="240" w:lineRule="auto"/>
-        <w:ind w:firstLine="0"/>
-        <w:jc w:val="left"/>
-        <w:rPr>
-          <w:rFonts w:ascii="Courier New" w:hAnsi="Courier New" w:cs="Courier New"/>
-          <w:b/>
-          <w:sz w:val="22"/>
-        </w:rPr>
-      </w:pPr>
-      <w:r>
-        <w:rPr>
-          <w:rFonts w:ascii="Courier New" w:hAnsi="Courier New" w:cs="Courier New"/>
-          <w:b/>
-          <w:sz w:val="22"/>
-        </w:rPr>
-        <w:t>    queuedAt: new Date(</w:t>
-      </w:r>
-      <w:proofErr w:type="gramStart"/>
-      <w:r>
-        <w:rPr>
-          <w:rFonts w:ascii="Courier New" w:hAnsi="Courier New" w:cs="Courier New"/>
-          <w:b/>
-          <w:sz w:val="22"/>
-        </w:rPr>
-        <w:t>).toISOString</w:t>
-      </w:r>
-      <w:proofErr w:type="gramEnd"/>
-      <w:r>
-        <w:rPr>
-          <w:rFonts w:ascii="Courier New" w:hAnsi="Courier New" w:cs="Courier New"/>
-          <w:b/>
-          <w:sz w:val="22"/>
-        </w:rPr>
-        <w:t>(),</w:t>
-      </w:r>
-    </w:p>
-    <w:p>
-      <w:pPr>
-        <w:spacing w:line="240" w:lineRule="auto"/>
-        <w:ind w:firstLine="0"/>
-        <w:jc w:val="left"/>
-        <w:rPr>
-          <w:rFonts w:ascii="Courier New" w:hAnsi="Courier New" w:cs="Courier New"/>
-          <w:b/>
-          <w:sz w:val="22"/>
-        </w:rPr>
-      </w:pPr>
-      <w:r>
-        <w:rPr>
-          <w:rFonts w:ascii="Courier New" w:hAnsi="Courier New" w:cs="Courier New"/>
-          <w:b/>
-          <w:sz w:val="22"/>
-        </w:rPr>
-        <w:t>  };</w:t>
-      </w:r>
-    </w:p>
-    <w:p>
-      <w:pPr>
-        <w:spacing w:line="240" w:lineRule="auto"/>
-        <w:ind w:firstLine="0"/>
-        <w:jc w:val="left"/>
-        <w:rPr>
-          <w:rFonts w:ascii="Courier New" w:hAnsi="Courier New" w:cs="Courier New"/>
-          <w:b/>
-          <w:sz w:val="22"/>
-        </w:rPr>
-      </w:pPr>
-      <w:r>
-        <w:rPr>
-          <w:rFonts w:ascii="Courier New" w:hAnsi="Courier New" w:cs="Courier New"/>
-          <w:b/>
-          <w:sz w:val="22"/>
-        </w:rPr>
-        <w:t>  </w:t>
-      </w:r>
-      <w:proofErr w:type="gramStart"/>
-      <w:r>
-        <w:rPr>
-          <w:rFonts w:ascii="Courier New" w:hAnsi="Courier New" w:cs="Courier New"/>
-          <w:b/>
-          <w:sz w:val="22"/>
-        </w:rPr>
-        <w:t>items.push</w:t>
-      </w:r>
-      <w:proofErr w:type="gramEnd"/>
-      <w:r>
-        <w:rPr>
-          <w:rFonts w:ascii="Courier New" w:hAnsi="Courier New" w:cs="Courier New"/>
-          <w:b/>
-          <w:sz w:val="22"/>
-        </w:rPr>
-        <w:t>(entry);</w:t>
-      </w:r>
-    </w:p>
-    <w:p>
-      <w:pPr>
-        <w:spacing w:line="240" w:lineRule="auto"/>
-        <w:ind w:firstLine="0"/>
-        <w:jc w:val="left"/>
-        <w:rPr>
-          <w:rFonts w:ascii="Courier New" w:hAnsi="Courier New" w:cs="Courier New"/>
-          <w:b/>
-          <w:sz w:val="22"/>
-        </w:rPr>
-      </w:pPr>
-      <w:r>
-        <w:rPr>
-          <w:rFonts w:ascii="Courier New" w:hAnsi="Courier New" w:cs="Courier New"/>
-          <w:b/>
-          <w:sz w:val="22"/>
-        </w:rPr>
-        <w:t>  writeQueue(items);</w:t>
-      </w:r>
-    </w:p>
-    <w:p>
-      <w:pPr>
-        <w:spacing w:line="240" w:lineRule="auto"/>
-        <w:ind w:firstLine="0"/>
-        <w:jc w:val="left"/>
-        <w:rPr>
-          <w:rFonts w:ascii="Courier New" w:hAnsi="Courier New" w:cs="Courier New"/>
-          <w:b/>
-          <w:sz w:val="22"/>
-          <w:lang w:val="ru-RU"/>
-        </w:rPr>
-      </w:pPr>
-      <w:r>
-        <w:rPr>
-          <w:rFonts w:ascii="Courier New" w:hAnsi="Courier New" w:cs="Courier New"/>
-          <w:b/>
-          <w:sz w:val="22"/>
-        </w:rPr>
-        <w:t>  return</w:t>
-      </w:r>
-      <w:r>
-        <w:rPr>
-          <w:rFonts w:ascii="Courier New" w:hAnsi="Courier New" w:cs="Courier New"/>
-          <w:b/>
-          <w:sz w:val="22"/>
-          <w:lang w:val="ru-RU"/>
-        </w:rPr>
-        <w:t xml:space="preserve"> </w:t>
-      </w:r>
-      <w:r>
-        <w:rPr>
-          <w:rFonts w:ascii="Courier New" w:hAnsi="Courier New" w:cs="Courier New"/>
-          <w:b/>
-          <w:sz w:val="22"/>
-        </w:rPr>
-        <w:t>entry</w:t>
-      </w:r>
-      <w:r>
-        <w:rPr>
-          <w:rFonts w:ascii="Courier New" w:hAnsi="Courier New" w:cs="Courier New"/>
-          <w:b/>
-          <w:sz w:val="22"/>
-          <w:lang w:val="ru-RU"/>
-        </w:rPr>
-        <w:t>;</w:t>
-      </w:r>
-    </w:p>
-    <w:p>
-      <w:pPr>
-        <w:spacing w:line="240" w:lineRule="auto"/>
-        <w:ind w:firstLine="0"/>
-        <w:jc w:val="left"/>
-        <w:rPr>
-          <w:rFonts w:ascii="Courier New" w:hAnsi="Courier New" w:cs="Courier New"/>
-          <w:b/>
-          <w:sz w:val="22"/>
-          <w:lang w:val="ru-RU"/>
-        </w:rPr>
-      </w:pPr>
-      <w:r>
-        <w:rPr>
-          <w:rFonts w:ascii="Courier New" w:hAnsi="Courier New" w:cs="Courier New"/>
-          <w:b/>
-          <w:sz w:val="22"/>
-          <w:lang w:val="ru-RU"/>
-        </w:rPr>
-        <w:t>}</w:t>
-      </w:r>
-    </w:p>
-    <w:p>
-      <w:pPr>
-        <w:rPr>
-          <w:lang w:val="ru-RU"/>
-        </w:rPr>
-      </w:pPr>
-      <w:r>
-        <w:rPr>
-          <w:lang w:val="ru-RU"/>
-        </w:rPr>
-        <w:lastRenderedPageBreak/>
-        <w:t xml:space="preserve">Кожен запис черги містить локально згенерований ідентифікатор (для дедуплікації та відображення в інтерфейсі), ідентифікатор ресторану, корисне навантаження запиту та час постановки в чергу. Послідовна відправка по одному запиту за раз гарантує, що сервер не отримає дублікатів замовлення для одного столика. Функції </w:t>
-      </w:r>
-      <w:r>
-        <w:t>readQueue</w:t>
-      </w:r>
-      <w:r>
-        <w:rPr>
-          <w:lang w:val="ru-RU"/>
-        </w:rPr>
-        <w:t xml:space="preserve"> та </w:t>
-      </w:r>
-      <w:r>
-        <w:t>writeQueue</w:t>
-      </w:r>
-      <w:r>
-        <w:rPr>
-          <w:lang w:val="ru-RU"/>
-        </w:rPr>
-        <w:t xml:space="preserve"> інкапсулюють роботу з </w:t>
-      </w:r>
-      <w:r>
-        <w:t>localStorage</w:t>
-      </w:r>
-      <w:r>
-        <w:rPr>
-          <w:lang w:val="ru-RU"/>
-        </w:rPr>
-        <w:t xml:space="preserve"> із безпечним опрацюванням винятків (вимкнене сховище, перевищення квоти).</w:t>
-      </w:r>
-    </w:p>
-    <w:p>
-      <w:pPr>
-        <w:pStyle w:val="3"/>
-        <w:rPr>
-          <w:lang w:val="ru-RU"/>
-        </w:rPr>
-      </w:pPr>
-      <w:r>
-        <w:rPr>
-          <w:lang w:val="ru-RU"/>
-        </w:rPr>
-        <w:t>4.3.5</w:t>
-      </w:r>
-      <w:r>
-        <w:rPr>
-          <w:lang w:val="ru-RU"/>
-        </w:rPr>
-        <w:t xml:space="preserve"> Система сповіщень персоналу за ролями</w:t>
-      </w:r>
-    </w:p>
-    <w:p>
-      <w:pPr>
-        <w:rPr>
-          <w:lang w:val="ru-RU"/>
-        </w:rPr>
-      </w:pPr>
-      <w:r>
-        <w:rPr>
-          <w:lang w:val="ru-RU"/>
-        </w:rPr>
-        <w:t xml:space="preserve">Сповіщення персоналу в реальному часі реалізовані в контексті </w:t>
-      </w:r>
-      <w:r>
-        <w:t>StaffNotificationsContext</w:t>
-      </w:r>
-      <w:r>
-        <w:rPr>
-          <w:lang w:val="ru-RU"/>
-        </w:rPr>
-        <w:t xml:space="preserve">, який підписується на єдине </w:t>
-      </w:r>
-      <w:r>
-        <w:t>WebSocket</w:t>
-      </w:r>
-      <w:r>
-        <w:rPr>
-          <w:lang w:val="ru-RU"/>
-        </w:rPr>
-        <w:t xml:space="preserve">-з'єднання та фільтрує події залежно від ролі користувача. Відповідність ролей і типів подій задана декларативно у структурі </w:t>
-      </w:r>
-      <w:r>
-        <w:t>ROLE</w:t>
-      </w:r>
-      <w:r>
-        <w:rPr>
-          <w:lang w:val="ru-RU"/>
-        </w:rPr>
-        <w:t>_</w:t>
-      </w:r>
-      <w:r>
-        <w:t>EVENTS</w:t>
-      </w:r>
-      <w:r>
-        <w:rPr>
-          <w:lang w:val="ru-RU"/>
-        </w:rPr>
-        <w:t>, наведеній у лістингу 4.5.</w:t>
-      </w:r>
-    </w:p>
-    <w:p>
-      <w:pPr>
-        <w:spacing w:before="120"/>
-        <w:ind w:firstLine="0"/>
-        <w:jc w:val="left"/>
-        <w:rPr>
-          <w:lang w:val="ru-RU"/>
-        </w:rPr>
-      </w:pPr>
-      <w:r>
-        <w:rPr>
-          <w:lang w:val="ru-RU"/>
-        </w:rPr>
-        <w:t xml:space="preserve">Лістинг 4.5 — Структура </w:t>
-      </w:r>
-      <w:r>
-        <w:t>ROLE</w:t>
-      </w:r>
-      <w:r>
-        <w:rPr>
-          <w:lang w:val="ru-RU"/>
-        </w:rPr>
-        <w:t>_</w:t>
-      </w:r>
-      <w:r>
-        <w:t>EVENTS</w:t>
-      </w:r>
-      <w:r>
-        <w:rPr>
-          <w:lang w:val="ru-RU"/>
-        </w:rPr>
-        <w:t>: фільтрація подій за роллю персоналу</w:t>
-      </w:r>
-    </w:p>
-    <w:p>
-      <w:pPr>
-        <w:spacing w:line="240" w:lineRule="auto"/>
-        <w:ind w:firstLine="0"/>
-        <w:jc w:val="left"/>
-        <w:rPr>
-          <w:rFonts w:ascii="Courier New" w:hAnsi="Courier New" w:cs="Courier New"/>
-          <w:b/>
-          <w:sz w:val="22"/>
-        </w:rPr>
-      </w:pPr>
-      <w:r>
-        <w:rPr>
-          <w:rFonts w:ascii="Courier New" w:hAnsi="Courier New" w:cs="Courier New"/>
-          <w:b/>
-          <w:sz w:val="22"/>
-        </w:rPr>
-        <w:t>const ROLE_EVENTS = {</w:t>
-      </w:r>
-    </w:p>
-    <w:p>
-      <w:pPr>
-        <w:spacing w:line="240" w:lineRule="auto"/>
-        <w:ind w:firstLine="0"/>
-        <w:jc w:val="left"/>
-        <w:rPr>
-          <w:rFonts w:ascii="Courier New" w:hAnsi="Courier New" w:cs="Courier New"/>
-          <w:b/>
-          <w:sz w:val="22"/>
-        </w:rPr>
-      </w:pPr>
-      <w:r>
-        <w:rPr>
-          <w:rFonts w:ascii="Courier New" w:hAnsi="Courier New" w:cs="Courier New"/>
-          <w:b/>
-          <w:sz w:val="22"/>
-        </w:rPr>
-        <w:t xml:space="preserve">  cook:     </w:t>
-      </w:r>
-      <w:proofErr w:type="gramStart"/>
-      <w:r>
-        <w:rPr>
-          <w:rFonts w:ascii="Courier New" w:hAnsi="Courier New" w:cs="Courier New"/>
-          <w:b/>
-          <w:sz w:val="22"/>
-        </w:rPr>
-        <w:t xml:space="preserve">   [</w:t>
-      </w:r>
-      <w:proofErr w:type="gramEnd"/>
-      <w:r>
-        <w:rPr>
-          <w:rFonts w:ascii="Courier New" w:hAnsi="Courier New" w:cs="Courier New"/>
-          <w:b/>
-          <w:sz w:val="22"/>
-        </w:rPr>
-        <w:t>'ORDER_NEW', 'ORDER_ITEMS_ADDED'],</w:t>
-      </w:r>
-    </w:p>
-    <w:p>
-      <w:pPr>
-        <w:spacing w:line="240" w:lineRule="auto"/>
-        <w:ind w:firstLine="0"/>
-        <w:jc w:val="left"/>
-        <w:rPr>
-          <w:rFonts w:ascii="Courier New" w:hAnsi="Courier New" w:cs="Courier New"/>
-          <w:b/>
-          <w:sz w:val="22"/>
-        </w:rPr>
-      </w:pPr>
-      <w:r>
-        <w:rPr>
-          <w:rFonts w:ascii="Courier New" w:hAnsi="Courier New" w:cs="Courier New"/>
-          <w:b/>
-          <w:sz w:val="22"/>
-        </w:rPr>
-        <w:t xml:space="preserve">  waiter:   </w:t>
-      </w:r>
-      <w:proofErr w:type="gramStart"/>
-      <w:r>
-        <w:rPr>
-          <w:rFonts w:ascii="Courier New" w:hAnsi="Courier New" w:cs="Courier New"/>
-          <w:b/>
-          <w:sz w:val="22"/>
-        </w:rPr>
-        <w:t xml:space="preserve">   [</w:t>
-      </w:r>
-      <w:proofErr w:type="gramEnd"/>
-      <w:r>
-        <w:rPr>
-          <w:rFonts w:ascii="Courier New" w:hAnsi="Courier New" w:cs="Courier New"/>
-          <w:b/>
-          <w:sz w:val="22"/>
-        </w:rPr>
-        <w:t>'ORDER_NEW', 'WAITER_CALL', 'WAITER_CALL_CASH'],</w:t>
-      </w:r>
-    </w:p>
-    <w:p>
-      <w:pPr>
-        <w:spacing w:line="240" w:lineRule="auto"/>
-        <w:ind w:firstLine="0"/>
-        <w:jc w:val="left"/>
-        <w:rPr>
-          <w:rFonts w:ascii="Courier New" w:hAnsi="Courier New" w:cs="Courier New"/>
-          <w:b/>
-          <w:sz w:val="22"/>
-        </w:rPr>
-      </w:pPr>
-      <w:r>
-        <w:rPr>
-          <w:rFonts w:ascii="Courier New" w:hAnsi="Courier New" w:cs="Courier New"/>
-          <w:b/>
-          <w:sz w:val="22"/>
-        </w:rPr>
-        <w:t>  waiter_cook: ['ORDER_NEW', 'ORDER_ITEMS_ADDED',</w:t>
-      </w:r>
-    </w:p>
-    <w:p>
-      <w:pPr>
-        <w:spacing w:line="240" w:lineRule="auto"/>
-        <w:ind w:firstLine="0"/>
-        <w:jc w:val="left"/>
-        <w:rPr>
-          <w:rFonts w:ascii="Courier New" w:hAnsi="Courier New" w:cs="Courier New"/>
-          <w:b/>
-          <w:sz w:val="22"/>
-        </w:rPr>
-      </w:pPr>
-      <w:r>
-        <w:rPr>
-          <w:rFonts w:ascii="Courier New" w:hAnsi="Courier New" w:cs="Courier New"/>
-          <w:b/>
-          <w:sz w:val="22"/>
-        </w:rPr>
-        <w:t>                'WAITER_CALL', 'WAITER_CALL_CASH'],</w:t>
-      </w:r>
-    </w:p>
-    <w:p>
-      <w:pPr>
-        <w:spacing w:line="240" w:lineRule="auto"/>
-        <w:ind w:firstLine="0"/>
-        <w:jc w:val="left"/>
-        <w:rPr>
-          <w:rFonts w:ascii="Courier New" w:hAnsi="Courier New" w:cs="Courier New"/>
-          <w:b/>
-          <w:sz w:val="22"/>
-        </w:rPr>
-      </w:pPr>
-      <w:r>
-        <w:rPr>
-          <w:rFonts w:ascii="Courier New" w:hAnsi="Courier New" w:cs="Courier New"/>
-          <w:b/>
-          <w:sz w:val="22"/>
-        </w:rPr>
-        <w:t xml:space="preserve">  admin:    </w:t>
-      </w:r>
-      <w:proofErr w:type="gramStart"/>
-      <w:r>
-        <w:rPr>
-          <w:rFonts w:ascii="Courier New" w:hAnsi="Courier New" w:cs="Courier New"/>
-          <w:b/>
-          <w:sz w:val="22"/>
-        </w:rPr>
-        <w:t xml:space="preserve">   [</w:t>
-      </w:r>
-      <w:proofErr w:type="gramEnd"/>
-      <w:r>
-        <w:rPr>
-          <w:rFonts w:ascii="Courier New" w:hAnsi="Courier New" w:cs="Courier New"/>
-          <w:b/>
-          <w:sz w:val="22"/>
-        </w:rPr>
-        <w:t>'ORDER_NEW', 'ORDER_ITEMS_ADDED', 'WAITER_CALL',</w:t>
-      </w:r>
-    </w:p>
-    <w:p>
-      <w:pPr>
-        <w:spacing w:line="240" w:lineRule="auto"/>
-        <w:ind w:firstLine="0"/>
-        <w:jc w:val="left"/>
-        <w:rPr>
-          <w:rFonts w:ascii="Courier New" w:hAnsi="Courier New" w:cs="Courier New"/>
-          <w:b/>
-          <w:sz w:val="22"/>
-        </w:rPr>
-      </w:pPr>
-      <w:r>
-        <w:rPr>
-          <w:rFonts w:ascii="Courier New" w:hAnsi="Courier New" w:cs="Courier New"/>
-          <w:b/>
-          <w:sz w:val="22"/>
-        </w:rPr>
-        <w:t>                'WAITER_CALL_CASH', 'ORDER_VOID',</w:t>
-      </w:r>
-    </w:p>
-    <w:p>
-      <w:pPr>
-        <w:spacing w:line="240" w:lineRule="auto"/>
-        <w:ind w:firstLine="0"/>
-        <w:jc w:val="left"/>
-        <w:rPr>
-          <w:rFonts w:ascii="Courier New" w:hAnsi="Courier New" w:cs="Courier New"/>
-          <w:b/>
-          <w:sz w:val="22"/>
-        </w:rPr>
-      </w:pPr>
-      <w:r>
-        <w:rPr>
-          <w:rFonts w:ascii="Courier New" w:hAnsi="Courier New" w:cs="Courier New"/>
-          <w:b/>
-          <w:sz w:val="22"/>
-        </w:rPr>
-        <w:t>                'ORDER_CANCELLED', 'PAYMENT_COMPLETED'],</w:t>
-      </w:r>
-    </w:p>
-    <w:p>
-      <w:pPr>
-        <w:spacing w:line="240" w:lineRule="auto"/>
-        <w:ind w:firstLine="0"/>
-        <w:jc w:val="left"/>
-        <w:rPr>
-          <w:rFonts w:ascii="Courier New" w:hAnsi="Courier New" w:cs="Courier New"/>
-          <w:b/>
-          <w:sz w:val="22"/>
-        </w:rPr>
-      </w:pPr>
-      <w:r>
-        <w:rPr>
-          <w:rFonts w:ascii="Courier New" w:hAnsi="Courier New" w:cs="Courier New"/>
-          <w:b/>
-          <w:sz w:val="22"/>
-        </w:rPr>
         <w:t>};</w:t>
       </w:r>
     </w:p>
@@ -38851,7 +37937,7 @@
           <w:lang w:val="ru-RU"/>
         </w:rPr>
       </w:pPr>
-      <w:bookmarkStart w:id="27" w:name="_Toc231125205"/>
+      <w:bookmarkStart w:id="27" w:name="_Toc232715803"/>
       <w:r>
         <w:rPr>
           <w:lang w:val="ru-RU"/>
@@ -38918,21 +38004,7 @@
         <w:rPr>
           <w:lang w:val="ru-RU"/>
         </w:rPr>
-        <w:t xml:space="preserve">Екран меню та кошика наведено </w:t>
-      </w:r>
-      <w:proofErr w:type="gramStart"/>
-      <w:r>
-        <w:rPr>
-          <w:lang w:val="ru-RU"/>
-        </w:rPr>
-        <w:t>на рисунку</w:t>
-      </w:r>
-      <w:proofErr w:type="gramEnd"/>
-      <w:r>
-        <w:rPr>
-          <w:lang w:val="ru-RU"/>
-        </w:rPr>
-        <w:t xml:space="preserve"> 4.1.</w:t>
+        <w:t>Екран меню та кошика наведено на рисунку 4.1.</w:t>
       </w:r>
     </w:p>
     <w:p>
@@ -39106,21 +38178,7 @@
         <w:rPr>
           <w:lang w:val="ru-RU"/>
         </w:rPr>
-        <w:t xml:space="preserve">Екрани оформлення та відстеження замовлення наведено </w:t>
-      </w:r>
-      <w:proofErr w:type="gramStart"/>
-      <w:r>
-        <w:rPr>
-          <w:lang w:val="ru-RU"/>
-        </w:rPr>
-        <w:t>на рисунку</w:t>
-      </w:r>
-      <w:proofErr w:type="gramEnd"/>
-      <w:r>
-        <w:rPr>
-          <w:lang w:val="ru-RU"/>
-        </w:rPr>
-        <w:t xml:space="preserve"> 4.2.</w:t>
+        <w:t>Екрани оформлення та відстеження замовлення наведено на рисунку 4.2.</w:t>
       </w:r>
     </w:p>
     <w:p>
@@ -39470,21 +38528,7 @@
         <w:rPr>
           <w:lang w:val="ru-RU"/>
         </w:rPr>
-        <w:t xml:space="preserve">Інтерфейс офіціанта доступний після авторизації з роллю waiter або waiter_cook. Усі дані оновлюються в реальному часі через WebSocket без періодичного опитування, а компонент WsStatusChip </w:t>
-      </w:r>
-      <w:proofErr w:type="gramStart"/>
-      <w:r>
-        <w:rPr>
-          <w:lang w:val="ru-RU"/>
-        </w:rPr>
-        <w:t>у заголовку</w:t>
-      </w:r>
-      <w:proofErr w:type="gramEnd"/>
-      <w:r>
-        <w:rPr>
-          <w:lang w:val="ru-RU"/>
-        </w:rPr>
-        <w:t xml:space="preserve"> відображає стан з'єднання (Online / Reconnecting / Offline). Toast-сповіщення інформують про нові замовлення, викл</w:t>
+        <w:t>Інтерфейс офіціанта доступний після авторизації з роллю waiter або waiter_cook. Усі дані оновлюються в реальному часі через WebSocket без періодичного опитування, а компонент WsStatusChip у заголовку відображає стан з'єднання (Online / Reconnecting / Offline). Toast-сповіщення інформують про нові замовлення, викл</w:t>
       </w:r>
       <w:r>
         <w:rPr>
@@ -39523,21 +38567,7 @@
         <w:rPr>
           <w:lang w:val="ru-RU"/>
         </w:rPr>
-        <w:t xml:space="preserve">Головний екран офіціанта — карта залу, що відображає всі столики у вигляді сітки з їх номерами, кількістю місць та поточним станом. Кольорове кодування дозволяє швидко оцінити ситуацію: вільний столик, зайнятий, виклик офіціанта чи запит на оплату. У картці кожного зайнятого столика наведено перелік замовлених страв із позначкою статусу приготування (очікує / готується / готово). Карту залу наведено </w:t>
-      </w:r>
-      <w:proofErr w:type="gramStart"/>
-      <w:r>
-        <w:rPr>
-          <w:lang w:val="ru-RU"/>
-        </w:rPr>
-        <w:t>на рисунку</w:t>
-      </w:r>
-      <w:proofErr w:type="gramEnd"/>
-      <w:r>
-        <w:rPr>
-          <w:lang w:val="ru-RU"/>
-        </w:rPr>
-        <w:t xml:space="preserve"> 4.4.</w:t>
+        <w:t>Головний екран офіціанта — карта залу, що відображає всі столики у вигляді сітки з їх номерами, кількістю місць та поточним станом. Кольорове кодування дозволяє швидко оцінити ситуацію: вільний столик, зайнятий, виклик офіціанта чи запит на оплату. У картці кожного зайнятого столика наведено перелік замовлених страв із позначкою статусу приготування (очікує / готується / готово). Карту залу наведено на рисунку 4.4.</w:t>
       </w:r>
     </w:p>
     <w:p>
@@ -39645,35 +38675,7 @@
         <w:rPr>
           <w:lang w:val="ru-RU"/>
         </w:rPr>
-        <w:t xml:space="preserve">Перехід до столика відкриває його активне замовлення, згруповане за подачами, із загальною сумою та статусами страв. Тут офіціант може додати позиції, скасувати замовлення, відредагувати чи видалити окрему страву. При виклику від гостя у верхній частині з'являється банер із типом виклику — обслуговування (call) або готівкова оплата (cash_payment) — та зворотним відліком: без відповіді виклик автоматично скасовується через 60 секунд. Підтвердження готівкової оплати переводить замовлення </w:t>
-      </w:r>
-      <w:proofErr w:type="gramStart"/>
-      <w:r>
-        <w:rPr>
-          <w:lang w:val="ru-RU"/>
-        </w:rPr>
-        <w:t>у статус</w:t>
-      </w:r>
-      <w:proofErr w:type="gramEnd"/>
-      <w:r>
-        <w:rPr>
-          <w:lang w:val="ru-RU"/>
-        </w:rPr>
-        <w:t xml:space="preserve"> completed_cash і надсилає гостю WebSocket-подію PAYMENT_COMPLETED. Сторінка також містить QR-код столика, кнопку відкриття вікна відновлення сесії та історію замовлень за день. Екран деталей столика наведено </w:t>
-      </w:r>
-      <w:proofErr w:type="gramStart"/>
-      <w:r>
-        <w:rPr>
-          <w:lang w:val="ru-RU"/>
-        </w:rPr>
-        <w:t>на рисунку</w:t>
-      </w:r>
-      <w:proofErr w:type="gramEnd"/>
-      <w:r>
-        <w:rPr>
-          <w:lang w:val="ru-RU"/>
-        </w:rPr>
-        <w:t xml:space="preserve"> 4.5.</w:t>
+        <w:t>Перехід до столика відкриває його активне замовлення, згруповане за подачами, із загальною сумою та статусами страв. Тут офіціант може додати позиції, скасувати замовлення, відредагувати чи видалити окрему страву. При виклику від гостя у верхній частині з'являється банер із типом виклику — обслуговування (call) або готівкова оплата (cash_payment) — та зворотним відліком: без відповіді виклик автоматично скасовується через 60 секунд. Підтвердження готівкової оплати переводить замовлення у статус completed_cash і надсилає гостю WebSocket-подію PAYMENT_COMPLETED. Сторінка також містить QR-код столика, кнопку відкриття вікна відновлення сесії та історію замовлень за день. Екран деталей столика наведено на рисунку 4.5.</w:t>
       </w:r>
     </w:p>
     <w:p>
@@ -39781,35 +38783,7 @@
         <w:rPr>
           <w:lang w:val="ru-RU"/>
         </w:rPr>
-        <w:t xml:space="preserve">Окремий розділ «Замовлення» подає всі активні замовлення у вигляді карток, згрупованих за столиками, із сумою, переліком страв та зведеним статусом. Картки з активним викликом виділяються та містять кнопку прийняття виклику, а кнопка скасування дозволяє анулювати замовлення. Відкриття картки переводить </w:t>
-      </w:r>
-      <w:proofErr w:type="gramStart"/>
-      <w:r>
-        <w:rPr>
-          <w:lang w:val="ru-RU"/>
-        </w:rPr>
-        <w:t>до детального перегляду</w:t>
-      </w:r>
-      <w:proofErr w:type="gramEnd"/>
-      <w:r>
-        <w:rPr>
-          <w:lang w:val="ru-RU"/>
-        </w:rPr>
-        <w:t xml:space="preserve"> замовлення з повним складом кожної страви, обраними модифікаторами й можливістю поетапного редагування. Чергу та деталі замовлення наведено </w:t>
-      </w:r>
-      <w:proofErr w:type="gramStart"/>
-      <w:r>
-        <w:rPr>
-          <w:lang w:val="ru-RU"/>
-        </w:rPr>
-        <w:t>на рисунку</w:t>
-      </w:r>
-      <w:proofErr w:type="gramEnd"/>
-      <w:r>
-        <w:rPr>
-          <w:lang w:val="ru-RU"/>
-        </w:rPr>
-        <w:t xml:space="preserve"> 4.6.</w:t>
+        <w:t>Окремий розділ «Замовлення» подає всі активні замовлення у вигляді карток, згрупованих за столиками, із сумою, переліком страв та зведеним статусом. Картки з активним викликом виділяються та містять кнопку прийняття виклику, а кнопка скасування дозволяє анулювати замовлення. Відкриття картки переводить до детального перегляду замовлення з повним складом кожної страви, обраними модифікаторами й можливістю поетапного редагування. Чергу та деталі замовлення наведено на рисунку 4.6.</w:t>
       </w:r>
     </w:p>
     <w:p>
@@ -39938,21 +38912,7 @@
         <w:rPr>
           <w:lang w:val="ru-RU"/>
         </w:rPr>
-        <w:t xml:space="preserve">тувань наведено </w:t>
-      </w:r>
-      <w:proofErr w:type="gramStart"/>
-      <w:r>
-        <w:rPr>
-          <w:lang w:val="ru-RU"/>
-        </w:rPr>
-        <w:t>на рисунку</w:t>
-      </w:r>
-      <w:proofErr w:type="gramEnd"/>
-      <w:r>
-        <w:rPr>
-          <w:lang w:val="ru-RU"/>
-        </w:rPr>
-        <w:t xml:space="preserve"> 4.7.</w:t>
+        <w:t>тувань наведено на рисунку 4.7.</w:t>
       </w:r>
     </w:p>
     <w:p>
@@ -40101,21 +39061,7 @@
           <w:lang w:val="ru-RU"/>
         </w:rPr>
         <w:lastRenderedPageBreak/>
-        <w:t xml:space="preserve">редагування й видалення; перемикач дозволяє швидко прибрати страву з продажу, якщо закінчилися інгредієнти, а кнопки «Додати страву» та «Створити PDF меню» розташовані над списком. Окремий підрозділ «Компоненти» поділений на вкладки «Інгредієнти», «Доповнення» та «Групи компонентів» і слугує спільним довідником, з якого складаються страви: для кожного компонента показано, у яких стравах він використовується, та перемикач доступності, що дозволяє тимчасово вимкнути компонент одразу в усіх пов'язаних позиціях. Екран управління меню та компонентами наведено </w:t>
-      </w:r>
-      <w:proofErr w:type="gramStart"/>
-      <w:r>
-        <w:rPr>
-          <w:lang w:val="ru-RU"/>
-        </w:rPr>
-        <w:t>на рисунку</w:t>
-      </w:r>
-      <w:proofErr w:type="gramEnd"/>
-      <w:r>
-        <w:rPr>
-          <w:lang w:val="ru-RU"/>
-        </w:rPr>
-        <w:t xml:space="preserve"> 4.8.</w:t>
+        <w:t>редагування й видалення; перемикач дозволяє швидко прибрати страву з продажу, якщо закінчилися інгредієнти, а кнопки «Додати страву» та «Створити PDF меню» розташовані над списком. Окремий підрозділ «Компоненти» поділений на вкладки «Інгредієнти», «Доповнення» та «Групи компонентів» і слугує спільним довідником, з якого складаються страви: для кожного компонента показано, у яких стравах він використовується, та перемикач доступності, що дозволяє тимчасово вимкнути компонент одразу в усіх пов'язаних позиціях. Екран управління меню та компонентами наведено на рисунку 4.8.</w:t>
       </w:r>
     </w:p>
     <w:p>
@@ -40274,27 +39220,13 @@
         <w:rPr>
           <w:lang w:val="ru-RU"/>
         </w:rPr>
-        <w:t xml:space="preserve">Сторінка редагування страви має вкладки мов (українська та англійська), завдяки чому назву, опис та інші текстові поля можна заповнити кожною мовою окремо. Окрім основної інформації, тут задаються інгредієнти страви, причому кожен інгредієнт можна відредагувати окремо та позначити прапорцем «Можна прибрати» для тих, що гість має право виключити, а збоку відображається живий попередній перегляд картки страви у вигляді, який бачитиме клієнт. Екран редагування страви наведено </w:t>
-      </w:r>
-      <w:proofErr w:type="gramStart"/>
-      <w:r>
-        <w:rPr>
-          <w:lang w:val="ru-RU"/>
-        </w:rPr>
-        <w:t>на рисун</w:t>
-      </w:r>
-      <w:r>
-        <w:rPr>
-          <w:lang w:val="ru-RU"/>
-        </w:rPr>
-        <w:t>ку</w:t>
-      </w:r>
-      <w:proofErr w:type="gramEnd"/>
-      <w:r>
-        <w:rPr>
-          <w:lang w:val="ru-RU"/>
-        </w:rPr>
-        <w:t xml:space="preserve"> 4.9.</w:t>
+        <w:t>Сторінка редагування страви має вкладки мов (українська та англійська), завдяки чому назву, опис та інші текстові поля можна заповнити кожною мовою окремо. Окрім основної інформації, тут задаються інгредієнти страви, причому кожен інгредієнт можна відредагувати окремо та позначити прапорцем «Можна прибрати» для тих, що гість має право виключити, а збоку відображається живий попередній перегляд картки страви у вигляді, який бачитиме клієнт. Екран редагування страви наведено на рисун</w:t>
+      </w:r>
+      <w:r>
+        <w:rPr>
+          <w:lang w:val="ru-RU"/>
+        </w:rPr>
+        <w:t>ку 4.9.</w:t>
       </w:r>
     </w:p>
     <w:p>
@@ -40397,21 +39329,7 @@
         <w:rPr>
           <w:lang w:val="ru-RU"/>
         </w:rPr>
-        <w:t xml:space="preserve">Кнопка «Створити PDF меню» формує друкований варіант меню ресторану: застосунок збирає актуальні категорії та страви з цінами й засобами бібліотек jsPDF і html2canvas перетворює їх на файл menu.pdf, готовий до друку чи розміщення поза застосунком. Для безкоштовного тарифу функція обмежена й супроводжується вікном пропозиції оновлення плану. Екран генерації PDF-меню наведено </w:t>
-      </w:r>
-      <w:proofErr w:type="gramStart"/>
-      <w:r>
-        <w:rPr>
-          <w:lang w:val="ru-RU"/>
-        </w:rPr>
-        <w:t>на рисунку</w:t>
-      </w:r>
-      <w:proofErr w:type="gramEnd"/>
-      <w:r>
-        <w:rPr>
-          <w:lang w:val="ru-RU"/>
-        </w:rPr>
-        <w:t xml:space="preserve"> 4.10.</w:t>
+        <w:t>Кнопка «Створити PDF меню» формує друкований варіант меню ресторану: застосунок збирає актуальні категорії та страви з цінами й засобами бібліотек jsPDF і html2canvas перетворює їх на файл menu.pdf, готовий до друку чи розміщення поза застосунком. Для безкоштовного тарифу функція обмежена й супроводжується вікном пропозиції оновлення плану. Екран генерації PDF-меню наведено на рисунку 4.10.</w:t>
       </w:r>
     </w:p>
     <w:p>
@@ -40585,21 +39503,7 @@
           <w:lang w:val="ru-RU"/>
         </w:rPr>
         <w:lastRenderedPageBreak/>
-        <w:t xml:space="preserve">змінюється безпосередньо у випадному списку (офіціант, кухар, офіціант і кухар), а кнопки «Деактивувати» та «Скинути пароль» дозволяють тимчасово відключити обліковий запис або надіслати працівникові посилання для встановлення нового пароля; запис власника позначений окремою міткою й захищений від зміни ролі та деактивації. Кнопка «Додати співробітника» створює новий обліковий запис, проте на безкоштовному плані вона блокується після досягнення межі у три акаунти й натомість відкриває вікно пропозиції оновлення. Екран управління персоналом наведено </w:t>
-      </w:r>
-      <w:proofErr w:type="gramStart"/>
-      <w:r>
-        <w:rPr>
-          <w:lang w:val="ru-RU"/>
-        </w:rPr>
-        <w:t>на рисунку</w:t>
-      </w:r>
-      <w:proofErr w:type="gramEnd"/>
-      <w:r>
-        <w:rPr>
-          <w:lang w:val="ru-RU"/>
-        </w:rPr>
-        <w:t xml:space="preserve"> 4.11.</w:t>
+        <w:t>змінюється безпосередньо у випадному списку (офіціант, кухар, офіціант і кухар), а кнопки «Деактивувати» та «Скинути пароль» дозволяють тимчасово відключити обліковий запис або надіслати працівникові посилання для встановлення нового пароля; запис власника позначений окремою міткою й захищений від зміни ролі та деактивації. Кнопка «Додати співробітника» створює новий обліковий запис, проте на безкоштовному плані вона блокується після досягнення межі у три акаунти й натомість відкриває вікно пропозиції оновлення. Екран управління персоналом наведено на рисунку 4.11.</w:t>
       </w:r>
     </w:p>
     <w:p>
@@ -40714,21 +39618,7 @@
         <w:rPr>
           <w:lang w:val="ru-RU"/>
         </w:rPr>
-        <w:t xml:space="preserve">та відгуків наведено </w:t>
-      </w:r>
-      <w:proofErr w:type="gramStart"/>
-      <w:r>
-        <w:rPr>
-          <w:lang w:val="ru-RU"/>
-        </w:rPr>
-        <w:t>на рисунку</w:t>
-      </w:r>
-      <w:proofErr w:type="gramEnd"/>
-      <w:r>
-        <w:rPr>
-          <w:lang w:val="ru-RU"/>
-        </w:rPr>
-        <w:t xml:space="preserve"> 4.12</w:t>
+        <w:t>та відгуків наведено на рисунку 4.12</w:t>
       </w:r>
       <w:r>
         <w:rPr>
@@ -40897,21 +39787,7 @@
         <w:rPr>
           <w:lang w:val="ru-RU"/>
         </w:rPr>
-        <w:t xml:space="preserve">орану наведено </w:t>
-      </w:r>
-      <w:proofErr w:type="gramStart"/>
-      <w:r>
-        <w:rPr>
-          <w:lang w:val="ru-RU"/>
-        </w:rPr>
-        <w:t>на рисунку</w:t>
-      </w:r>
-      <w:proofErr w:type="gramEnd"/>
-      <w:r>
-        <w:rPr>
-          <w:lang w:val="ru-RU"/>
-        </w:rPr>
-        <w:t xml:space="preserve"> 4.1</w:t>
+        <w:t>орану наведено на рисунку 4.1</w:t>
       </w:r>
       <w:r>
         <w:rPr>
@@ -41033,16 +39909,8 @@
         <w:rPr>
           <w:lang w:val="ru-RU"/>
         </w:rPr>
-        <w:t xml:space="preserve">Кожен працівник незалежно від ролі має особисту сторінку профілю, побудовану за єдиним зразком. Вона містить особисті дані (ім'я та посаду) з можливістю редагування, налаштування системи — мову інтерфейсу, тему оформлення (світла чи темна) та перемикач звукових сповіщень, блок інтеграцій для підключення облікового запису Google, а також інструменти безпеки: зміну пошти з підтвердженням за посиланням і скидання пароля. У нижньому куті відображається індикатор стану з'єднання в реальному часі, що підтверджує активність WebSocket-підключення. Екран профілю користувача наведено </w:t>
-      </w:r>
-      <w:proofErr w:type="gramStart"/>
-      <w:r>
-        <w:rPr>
-          <w:lang w:val="ru-RU"/>
-        </w:rPr>
-        <w:t>на рисунку</w:t>
-      </w:r>
-      <w:proofErr w:type="gramEnd"/>
+        <w:t>Кожен працівник незалежно від ролі має особисту сторінку профілю, побудовану за єдиним зразком. Вона містить особисті дані (ім'я та посаду) з можливістю редагування, налаштування системи — мову інтерфейсу, тему оформлення (світла чи темна) та перемикач звукових сповіщень, блок інтеграцій для підключення облікового запису Google, а також інструменти безпеки: зміну пошти з підтвердженням за посиланням і скидання пароля. У нижньому куті відображається індикатор стану з'єднання в реальному часі, що підтверджує активність WebSocket-підключення. Екран профілю користувача наведено на рисунку</w:t>
+      </w:r>
       <w:r>
         <w:rPr>
           <w:lang w:val="ru-RU"/>
@@ -41140,7 +40008,7 @@
           <w:lang w:val="ru-RU"/>
         </w:rPr>
       </w:pPr>
-      <w:bookmarkStart w:id="28" w:name="_Toc231125206"/>
+      <w:bookmarkStart w:id="28" w:name="_Toc232715804"/>
       <w:r>
         <w:rPr>
           <w:lang w:val="ru-RU"/>
@@ -41157,7 +40025,7 @@
           <w:lang w:val="ru-RU"/>
         </w:rPr>
       </w:pPr>
-      <w:bookmarkStart w:id="29" w:name="_Toc231125207"/>
+      <w:bookmarkStart w:id="29" w:name="_Toc232715805"/>
       <w:r>
         <w:rPr>
           <w:lang w:val="ru-RU"/>
@@ -41211,7 +40079,7 @@
           <w:lang w:val="ru-RU"/>
         </w:rPr>
       </w:pPr>
-      <w:bookmarkStart w:id="30" w:name="_Toc231125208"/>
+      <w:bookmarkStart w:id="30" w:name="_Toc232715806"/>
       <w:r>
         <w:rPr>
           <w:lang w:val="ru-RU"/>
@@ -41262,21 +40130,7 @@
         <w:rPr>
           <w:lang w:val="ru-RU"/>
         </w:rPr>
-        <w:t xml:space="preserve">Для інтеграційних тестів застосовується бібліотека mongodb-memory-server, яка піднімає ізольований екземпляр MongoDB у пам’яті на час прогону. Такий підхід забезпечує повну ізоляцію від робочої бази, детермінованість результатів і високу швидкість виконання, оскільки після завершення тестів дані видаляються разом із зупинкою тимчасового екземпляра. Перед кожним тестом база наповнюється контрольованим набором даних, що відтворює передумови (Given) критерію приймання. Перевірка відповідей охоплює HTTP-статус-код та структуру тіла (поля data, meta, </w:t>
-      </w:r>
-      <w:proofErr w:type="gramStart"/>
-      <w:r>
-        <w:rPr>
-          <w:lang w:val="ru-RU"/>
-        </w:rPr>
-        <w:t>error.code</w:t>
-      </w:r>
-      <w:proofErr w:type="gramEnd"/>
-      <w:r>
-        <w:rPr>
-          <w:lang w:val="ru-RU"/>
-        </w:rPr>
-        <w:t>), завдяки чому критерії, що оперують конкретними кодами, перевіряються безпосередньо — зокрема повернення HTTP 403 при недостатньому рівні доступу, HTTP 400 при некоректному переході статусу та HTTP 405 при спр</w:t>
+        <w:t>Для інтеграційних тестів застосовується бібліотека mongodb-memory-server, яка піднімає ізольований екземпляр MongoDB у пам’яті на час прогону. Такий підхід забезпечує повну ізоляцію від робочої бази, детермінованість результатів і високу швидкість виконання, оскільки після завершення тестів дані видаляються разом із зупинкою тимчасового екземпляра. Перед кожним тестом база наповнюється контрольованим набором даних, що відтворює передумови (Given) критерію приймання. Перевірка відповідей охоплює HTTP-статус-код та структуру тіла (поля data, meta, error.code), завдяки чому критерії, що оперують конкретними кодами, перевіряються безпосередньо — зокрема повернення HTTP 403 при недостатньому рівні доступу, HTTP 400 при некоректному переході статусу та HTTP 405 при спр</w:t>
       </w:r>
       <w:r>
         <w:rPr>
@@ -41311,7 +40165,7 @@
           <w:lang w:val="ru-RU"/>
         </w:rPr>
       </w:pPr>
-      <w:bookmarkStart w:id="31" w:name="_Toc231125209"/>
+      <w:bookmarkStart w:id="31" w:name="_Toc232715807"/>
       <w:r>
         <w:rPr>
           <w:lang w:val="ru-RU"/>
@@ -41330,21 +40184,7 @@
         <w:rPr>
           <w:lang w:val="ru-RU"/>
         </w:rPr>
-        <w:t xml:space="preserve">Для відтворюваного тестування реалізовано скрипт наповнення бази даних db-seed.js (версія 6), що запускається командою npm run </w:t>
-      </w:r>
-      <w:proofErr w:type="gramStart"/>
-      <w:r>
-        <w:rPr>
-          <w:lang w:val="ru-RU"/>
-        </w:rPr>
-        <w:t>db:seed</w:t>
-      </w:r>
-      <w:proofErr w:type="gramEnd"/>
-      <w:r>
-        <w:rPr>
-          <w:lang w:val="ru-RU"/>
-        </w:rPr>
-        <w:t xml:space="preserve">. Скрипт створює два ресторани з різними тарифами — безкоштовний (публічний ідентифікатор BR5CH3OK) та преміум (публічний ідентифікатор PR3MIUM1), — що дозволяє перевіряти тарифно-залежну поведінку системи. Для безкоштовного ресторану </w:t>
+        <w:t xml:space="preserve">Для відтворюваного тестування реалізовано скрипт наповнення бази даних db-seed.js (версія 6), що запускається командою npm run db:seed. Скрипт створює два ресторани з різними тарифами — безкоштовний (публічний ідентифікатор BR5CH3OK) та преміум (публічний ідентифікатор PR3MIUM1), — що дозволяє перевіряти тарифно-залежну поведінку системи. Для безкоштовного ресторану </w:t>
       </w:r>
       <w:r>
         <w:rPr>
@@ -41380,7 +40220,7 @@
           <w:lang w:val="ru-RU"/>
         </w:rPr>
       </w:pPr>
-      <w:bookmarkStart w:id="32" w:name="_Toc231125210"/>
+      <w:bookmarkStart w:id="32" w:name="_Toc232715808"/>
       <w:r>
         <w:rPr>
           <w:lang w:val="ru-RU"/>
@@ -42707,7 +41547,7 @@
       <w:pPr>
         <w:pStyle w:val="2"/>
       </w:pPr>
-      <w:bookmarkStart w:id="33" w:name="_Toc231125211"/>
+      <w:bookmarkStart w:id="33" w:name="_Toc232715809"/>
       <w:r>
         <w:t xml:space="preserve">5.5 </w:t>
       </w:r>
@@ -44217,7 +43057,7 @@
           <w:lang w:val="ru-RU"/>
         </w:rPr>
       </w:pPr>
-      <w:bookmarkStart w:id="34" w:name="_Toc231125212"/>
+      <w:bookmarkStart w:id="34" w:name="_Toc232715810"/>
       <w:r>
         <w:rPr>
           <w:lang w:val="ru-RU"/>
@@ -44297,7 +43137,7 @@
           <w:lang w:val="ru-RU"/>
         </w:rPr>
       </w:pPr>
-      <w:bookmarkStart w:id="35" w:name="_Toc231125213"/>
+      <w:bookmarkStart w:id="35" w:name="_Toc232715811"/>
       <w:r>
         <w:rPr>
           <w:lang w:val="ru-RU"/>
@@ -44314,7 +43154,7 @@
           <w:lang w:val="ru-RU"/>
         </w:rPr>
       </w:pPr>
-      <w:bookmarkStart w:id="36" w:name="_Toc231125214"/>
+      <w:bookmarkStart w:id="36" w:name="_Toc232715812"/>
       <w:r>
         <w:rPr>
           <w:lang w:val="ru-RU"/>
@@ -44518,7 +43358,7 @@
           <w:lang w:val="ru-RU"/>
         </w:rPr>
       </w:pPr>
-      <w:bookmarkStart w:id="37" w:name="_Toc231125215"/>
+      <w:bookmarkStart w:id="37" w:name="_Toc232715813"/>
       <w:r>
         <w:rPr>
           <w:lang w:val="ru-RU"/>
@@ -44846,7 +43686,7 @@
           <w:lang w:val="ru-RU"/>
         </w:rPr>
       </w:pPr>
-      <w:bookmarkStart w:id="38" w:name="_Toc231125216"/>
+      <w:bookmarkStart w:id="38" w:name="_Toc232715814"/>
       <w:r>
         <w:rPr>
           <w:lang w:val="ru-RU"/>
@@ -44937,21 +43777,7 @@
         <w:rPr>
           <w:lang w:val="ru-RU"/>
         </w:rPr>
-        <w:t xml:space="preserve">. Отримані артефакти розгортаються </w:t>
-      </w:r>
-      <w:proofErr w:type="gramStart"/>
-      <w:r>
-        <w:rPr>
-          <w:lang w:val="ru-RU"/>
-        </w:rPr>
-        <w:t>на статичному хостингу</w:t>
-      </w:r>
-      <w:proofErr w:type="gramEnd"/>
-      <w:r>
-        <w:rPr>
-          <w:lang w:val="ru-RU"/>
-        </w:rPr>
-        <w:t xml:space="preserve"> або </w:t>
+        <w:t xml:space="preserve">. Отримані артефакти розгортаються на статичному хостингу або </w:t>
       </w:r>
       <w:r>
         <w:t>CDN</w:t>
@@ -45052,7 +43878,7 @@
           <w:lang w:val="ru-RU"/>
         </w:rPr>
       </w:pPr>
-      <w:bookmarkStart w:id="39" w:name="_Toc231125217"/>
+      <w:bookmarkStart w:id="39" w:name="_Toc232715815"/>
       <w:r>
         <w:rPr>
           <w:lang w:val="ru-RU"/>
@@ -45098,21 +43924,7 @@
         <w:rPr>
           <w:lang w:val="ru-RU"/>
         </w:rPr>
-        <w:t xml:space="preserve">-сервіс) і використовується системою оркестрації </w:t>
-      </w:r>
-      <w:proofErr w:type="gramStart"/>
-      <w:r>
-        <w:rPr>
-          <w:lang w:val="ru-RU"/>
-        </w:rPr>
-        <w:t>для контролю</w:t>
-      </w:r>
-      <w:proofErr w:type="gramEnd"/>
-      <w:r>
-        <w:rPr>
-          <w:lang w:val="ru-RU"/>
-        </w:rPr>
-        <w:t xml:space="preserve"> працездатності застосунку. Структуроване логування реалізоване на основі бібліотеки </w:t>
+        <w:t xml:space="preserve">-сервіс) і використовується системою оркестрації для контролю працездатності застосунку. Структуроване логування реалізоване на основі бібліотеки </w:t>
       </w:r>
       <w:r>
         <w:t>winston</w:t>
@@ -45217,7 +44029,7 @@
           <w:lang w:val="ru-RU"/>
         </w:rPr>
       </w:pPr>
-      <w:bookmarkStart w:id="40" w:name="_Toc231125218"/>
+      <w:bookmarkStart w:id="40" w:name="_Toc232715816"/>
       <w:r>
         <w:rPr>
           <w:lang w:val="ru-RU"/>
@@ -45255,42 +44067,20 @@
         <w:rPr>
           <w:lang w:val="ru-RU"/>
         </w:rPr>
-        <w:t xml:space="preserve">-коду </w:t>
-      </w:r>
-      <w:proofErr w:type="gramStart"/>
-      <w:r>
-        <w:rPr>
-          <w:lang w:val="ru-RU"/>
-        </w:rPr>
-        <w:t>на столику</w:t>
-      </w:r>
-      <w:proofErr w:type="gramEnd"/>
-      <w:r>
-        <w:rPr>
-          <w:lang w:val="ru-RU"/>
-        </w:rPr>
-        <w:t xml:space="preserve"> до завершення оплати та залишення відгуку, замінюючи традиційну модель «гість — офіціант — кухня — офіціант — гість».</w:t>
-      </w:r>
-    </w:p>
-    <w:p>
-      <w:pPr>
-        <w:rPr>
-          <w:lang w:val="ru-RU"/>
-        </w:rPr>
-      </w:pPr>
-      <w:proofErr w:type="gramStart"/>
-      <w:r>
-        <w:rPr>
-          <w:lang w:val="ru-RU"/>
-        </w:rPr>
-        <w:t>У межах</w:t>
-      </w:r>
-      <w:proofErr w:type="gramEnd"/>
-      <w:r>
-        <w:rPr>
-          <w:lang w:val="ru-RU"/>
-        </w:rPr>
-        <w:t xml:space="preserve"> роботи вирішено такі завдання:</w:t>
+        <w:t>-коду на столику до завершення оплати та залишення відгуку, замінюючи традиційну модель «гість — офіціант — кухня — офіціант — гість».</w:t>
+      </w:r>
+    </w:p>
+    <w:p>
+      <w:pPr>
+        <w:rPr>
+          <w:lang w:val="ru-RU"/>
+        </w:rPr>
+      </w:pPr>
+      <w:r>
+        <w:rPr>
+          <w:lang w:val="ru-RU"/>
+        </w:rPr>
+        <w:t>У межах роботи вирішено такі завдання:</w:t>
       </w:r>
     </w:p>
     <w:p>
@@ -45842,21 +44632,7 @@
         <w:rPr>
           <w:lang w:val="ru-RU"/>
         </w:rPr>
-        <w:t xml:space="preserve">) та розробка нативних мобільних застосунків </w:t>
-      </w:r>
-      <w:proofErr w:type="gramStart"/>
-      <w:r>
-        <w:rPr>
-          <w:lang w:val="ru-RU"/>
-        </w:rPr>
-        <w:t>для персоналу</w:t>
-      </w:r>
-      <w:proofErr w:type="gramEnd"/>
-      <w:r>
-        <w:rPr>
-          <w:lang w:val="ru-RU"/>
-        </w:rPr>
-        <w:t xml:space="preserve"> з </w:t>
+        <w:t xml:space="preserve">) та розробка нативних мобільних застосунків для персоналу з </w:t>
       </w:r>
       <w:r>
         <w:t>push</w:t>
@@ -45884,7 +44660,7 @@
           <w:lang w:val="ru-RU"/>
         </w:rPr>
       </w:pPr>
-      <w:bookmarkStart w:id="41" w:name="_Toc231125219"/>
+      <w:bookmarkStart w:id="41" w:name="_Toc232715817"/>
       <w:r>
         <w:rPr>
           <w:lang w:val="ru-RU"/>
@@ -46290,23 +45066,7 @@
         <w:t xml:space="preserve"> </w:t>
       </w:r>
       <w:r>
-        <w:t xml:space="preserve">Banks A., Porcello E. Learning </w:t>
-      </w:r>
-      <w:proofErr w:type="gramStart"/>
-      <w:r>
-        <w:t>React :</w:t>
-      </w:r>
-      <w:proofErr w:type="gramEnd"/>
-      <w:r>
-        <w:t xml:space="preserve"> Functional Web Development with React and Redux. </w:t>
-      </w:r>
-      <w:proofErr w:type="gramStart"/>
-      <w:r>
-        <w:t>Sebastopol :</w:t>
-      </w:r>
-      <w:proofErr w:type="gramEnd"/>
-      <w:r>
-        <w:t xml:space="preserve"> O'Reilly Media, 2017. 35</w:t>
+        <w:t>Banks A., Porcello E. Learning React : Functional Web Development with React and Redux. Sebastopol : O'Reilly Media, 2017. 35</w:t>
       </w:r>
       <w:r>
         <w:t>0 p</w:t>
@@ -46329,15 +45089,7 @@
         <w:t xml:space="preserve">. </w:t>
       </w:r>
       <w:r>
-        <w:t xml:space="preserve">Banker K., Bakkum P., Verch S., Garrett D., Hawkins T. MongoDB in Action. 2nd ed. Shelter </w:t>
-      </w:r>
-      <w:proofErr w:type="gramStart"/>
-      <w:r>
-        <w:t>Island :</w:t>
-      </w:r>
-      <w:proofErr w:type="gramEnd"/>
-      <w:r>
-        <w:t xml:space="preserve"> Manning Publications, 2016. 480</w:t>
+        <w:t>Banker K., Bakkum P., Verch S., Garrett D., Hawkins T. MongoDB in Action. 2nd ed. Shelter Island : Manning Publications, 2016. 480</w:t>
       </w:r>
       <w:r>
         <w:rPr>
@@ -46349,8 +45101,175 @@
         <w:t>p.</w:t>
       </w:r>
     </w:p>
+    <w:p>
+      <w:pPr>
+        <w:ind w:left="709" w:hanging="709"/>
+        <w:rPr>
+          <w:lang w:val="uk-UA"/>
+        </w:rPr>
+      </w:pPr>
+      <w:r>
+        <w:rPr>
+          <w:lang w:val="uk-UA"/>
+        </w:rPr>
+        <w:t xml:space="preserve">11. </w:t>
+      </w:r>
+    </w:p>
+    <w:p>
+      <w:pPr>
+        <w:spacing w:after="160" w:line="259" w:lineRule="auto"/>
+        <w:ind w:firstLine="0"/>
+        <w:jc w:val="left"/>
+        <w:rPr>
+          <w:lang w:val="uk-UA"/>
+        </w:rPr>
+      </w:pPr>
+      <w:r>
+        <w:rPr>
+          <w:lang w:val="uk-UA"/>
+        </w:rPr>
+        <w:br w:type="page"/>
+      </w:r>
+    </w:p>
+    <w:p>
+      <w:pPr>
+        <w:pStyle w:val="1"/>
+        <w:rPr>
+          <w:lang w:val="ru-RU"/>
+        </w:rPr>
+      </w:pPr>
+      <w:bookmarkStart w:id="42" w:name="_Toc232715818"/>
+      <w:r>
+        <w:rPr>
+          <w:lang w:val="ru-RU"/>
+        </w:rPr>
+        <w:lastRenderedPageBreak/>
+        <w:t>ДОДАТОК А</w:t>
+      </w:r>
+      <w:bookmarkEnd w:id="42"/>
+    </w:p>
+    <w:p>
+      <w:pPr>
+        <w:ind w:firstLine="0"/>
+        <w:jc w:val="center"/>
+        <w:rPr>
+          <w:lang w:val="ru-RU"/>
+        </w:rPr>
+      </w:pPr>
+      <w:r>
+        <w:rPr>
+          <w:lang w:val="ru-RU"/>
+        </w:rPr>
+        <w:t>Звіт результатів перевірки на унікальність тексту в базі ХНУРЕ</w:t>
+      </w:r>
+    </w:p>
+    <w:p>
+      <w:pPr>
+        <w:ind w:firstLine="0"/>
+        <w:jc w:val="center"/>
+        <w:rPr>
+          <w:lang w:val="ru-RU"/>
+        </w:rPr>
+      </w:pPr>
+      <w:r>
+        <w:rPr>
+          <w:lang w:val="ru-RU"/>
+        </w:rPr>
+        <w:drawing>
+          <wp:inline distT="0" distB="0" distL="0" distR="0" wp14:anchorId="5AFE3139" wp14:editId="4C801700">
+            <wp:extent cx="5354726" cy="7483102"/>
+            <wp:effectExtent l="0" t="0" r="0" b="3810"/>
+            <wp:docPr id="34" name="Рисунок 34"/>
+            <wp:cNvGraphicFramePr>
+              <a:graphicFrameLocks xmlns:a="http://schemas.openxmlformats.org/drawingml/2006/main" noChangeAspect="1"/>
+            </wp:cNvGraphicFramePr>
+            <a:graphic xmlns:a="http://schemas.openxmlformats.org/drawingml/2006/main">
+              <a:graphicData uri="http://schemas.openxmlformats.org/drawingml/2006/picture">
+                <pic:pic xmlns:pic="http://schemas.openxmlformats.org/drawingml/2006/picture">
+                  <pic:nvPicPr>
+                    <pic:cNvPr id="1" name=""/>
+                    <pic:cNvPicPr/>
+                  </pic:nvPicPr>
+                  <pic:blipFill>
+                    <a:blip r:embed="rId40"/>
+                    <a:stretch>
+                      <a:fillRect/>
+                    </a:stretch>
+                  </pic:blipFill>
+                  <pic:spPr>
+                    <a:xfrm>
+                      <a:off x="0" y="0"/>
+                      <a:ext cx="5379179" cy="7517274"/>
+                    </a:xfrm>
+                    <a:prstGeom prst="rect">
+                      <a:avLst/>
+                    </a:prstGeom>
+                  </pic:spPr>
+                </pic:pic>
+              </a:graphicData>
+            </a:graphic>
+          </wp:inline>
+        </w:drawing>
+      </w:r>
+    </w:p>
+    <w:p>
+      <w:pPr>
+        <w:spacing w:after="160" w:line="259" w:lineRule="auto"/>
+        <w:ind w:firstLine="0"/>
+        <w:jc w:val="left"/>
+        <w:rPr>
+          <w:lang w:val="uk-UA"/>
+        </w:rPr>
+      </w:pPr>
+      <w:r>
+        <w:rPr>
+          <w:lang w:val="uk-UA"/>
+        </w:rPr>
+        <w:br w:type="page"/>
+      </w:r>
+    </w:p>
+    <w:p>
+      <w:pPr>
+        <w:pStyle w:val="1"/>
+        <w:rPr>
+          <w:lang w:val="ru-RU"/>
+        </w:rPr>
+      </w:pPr>
+      <w:bookmarkStart w:id="43" w:name="_Toc232715819"/>
+      <w:r>
+        <w:rPr>
+          <w:lang w:val="ru-RU"/>
+        </w:rPr>
+        <w:lastRenderedPageBreak/>
+        <w:t>ДОДАТОК Б</w:t>
+      </w:r>
+      <w:bookmarkEnd w:id="43"/>
+    </w:p>
+    <w:p>
+      <w:pPr>
+        <w:ind w:left="709" w:hanging="709"/>
+        <w:jc w:val="center"/>
+        <w:rPr>
+          <w:lang w:val="uk-UA"/>
+        </w:rPr>
+      </w:pPr>
+      <w:r>
+        <w:rPr>
+          <w:lang w:val="uk-UA"/>
+        </w:rPr>
+        <w:t>Слайди презентації</w:t>
+      </w:r>
+    </w:p>
+    <w:p>
+      <w:pPr>
+        <w:ind w:left="709" w:hanging="709"/>
+        <w:rPr>
+          <w:lang w:val="uk-UA"/>
+        </w:rPr>
+      </w:pPr>
+    </w:p>
     <w:sectPr>
-      <w:headerReference w:type="default" r:id="rId40"/>
+      <w:headerReference w:type="default" r:id="rId41"/>
       <w:pgSz w:w="12240" w:h="15840"/>
       <w:pgMar w:top="1134" w:right="567" w:bottom="1134" w:left="1701" w:header="708" w:footer="708" w:gutter="0"/>
       <w:cols w:space="708"/>
@@ -46431,7 +45350,7 @@
       <w:rPr>
         <w:noProof/>
       </w:rPr>
-      <w:t>102</w:t>
+      <w:t>61</w:t>
     </w:r>
     <w:r>
       <w:fldChar w:fldCharType="end"/>
